--- a/docs/02_CSS_기초.docx
+++ b/docs/02_CSS_기초.docx
@@ -4,9 +4,11 @@
   <w:body>
     <w:p>
       <w:pPr>
-        <w:spacing w:before="600" w:after="0"/>
+        <w:spacing w:before="600"/>
         <w:jc w:val="center"/>
       </w:pPr>
+      <w:bookmarkStart w:id="0" w:name="_GoBack"/>
+      <w:bookmarkEnd w:id="0"/>
       <w:r>
         <w:rPr>
           <w:b/>
@@ -15,12 +17,12 @@
           <w:sz w:val="44"/>
           <w:szCs w:val="44"/>
         </w:rPr>
-        <w:t xml:space="preserve">CSS 기초</w:t>
-      </w:r>
-    </w:p>
-    <w:p>
-      <w:pPr>
-        <w:spacing w:before="80" w:after="0"/>
+        <w:t>CSS 기초</w:t>
+      </w:r>
+    </w:p>
+    <w:p>
+      <w:pPr>
+        <w:spacing w:before="80"/>
         <w:jc w:val="center"/>
       </w:pPr>
       <w:r>
@@ -31,35 +33,31 @@
           <w:sz w:val="26"/>
           <w:szCs w:val="26"/>
         </w:rPr>
-        <w:t xml:space="preserve">뼈대에 옷을 입히고 배치하는 법</w:t>
-      </w:r>
-    </w:p>
-    <w:p>
-      <w:pPr>
-        <w:spacing w:before="60" w:after="0"/>
+        <w:t>뼈대에 옷을 입히고 배치하는 법</w:t>
+      </w:r>
+    </w:p>
+    <w:p>
+      <w:pPr>
+        <w:spacing w:before="60"/>
         <w:jc w:val="center"/>
       </w:pPr>
       <w:r>
         <w:rPr>
           <w:color w:val="666666"/>
-          <w:sz w:val="20"/>
-          <w:szCs w:val="20"/>
-        </w:rPr>
-        <w:t xml:space="preserve">「처음 시작하는 프론트엔드」 부속 자료 · 2권</w:t>
-      </w:r>
-    </w:p>
-    <w:p>
-      <w:pPr>
-        <w:spacing w:before="60" w:after="0"/>
+        </w:rPr>
+        <w:t>「처음 시작하는 프론트엔드」 부속 자료 · 2권</w:t>
+      </w:r>
+    </w:p>
+    <w:p>
+      <w:pPr>
+        <w:spacing w:before="60"/>
         <w:jc w:val="center"/>
       </w:pPr>
       <w:r>
         <w:rPr>
           <w:color w:val="666666"/>
-          <w:sz w:val="20"/>
-          <w:szCs w:val="20"/>
-        </w:rPr>
-        <w:t xml:space="preserve">예상 학습 시간 60분 · 실습 1-1 이전에 읽으세요</w:t>
+        </w:rPr>
+        <w:t>예상 학습 시간 60분 · 실습 1-1 이전에 읽으세요</w:t>
       </w:r>
     </w:p>
     <w:p>
@@ -70,6 +68,7 @@
     <w:p>
       <w:pPr>
         <w:pStyle w:val="1"/>
+        <w:pageBreakBefore/>
         <w:shd w:val="clear" w:color="auto" w:fill="1F3864"/>
         <w:spacing w:before="200" w:after="200"/>
         <w:ind w:left="150" w:right="150"/>
@@ -82,7 +81,8 @@
           <w:sz w:val="28"/>
           <w:szCs w:val="28"/>
         </w:rPr>
-        <w:t xml:space="preserve">이 문서를 읽는 법</w:t>
+        <w:lastRenderedPageBreak/>
+        <w:t>이 문서를 읽는 법</w:t>
       </w:r>
     </w:p>
     <w:p>
@@ -90,7 +90,7 @@
         <w:spacing w:after="80"/>
       </w:pPr>
       <w:r>
-        <w:t xml:space="preserve">CSS 는 속성 이름이 수백 개라 처음에는 막막합니다. 하지만 실제로 화면 하나를 만드는 데 쓰이는 것은 30개 남짓입니다. 이 문서는 그 30개와, 그것들을 이해하는 데 필요한 개념만 다룹니다.</w:t>
+        <w:t>CSS 는 속성 이름이 수백 개라 처음에는 막막합니다. 하지만 실제로 화면 하나를 만드는 데 쓰이는 것은 30개 남짓입니다. 이 문서는 그 30개와, 그것들을 이해하는 데 필요한 개념만 다룹니다.</w:t>
       </w:r>
     </w:p>
     <w:p>
@@ -98,7 +98,7 @@
         <w:spacing w:after="80"/>
       </w:pPr>
       <w:r>
-        <w:t xml:space="preserve">특히 3장(박스 모델), 4장(display), 5장(Flexbox), 6장(Grid) 네 개는 반드시 읽고 넘어가세요. 본 교재의 CSS는 거의 전부 이 네 장 위에 서 있습니다.</w:t>
+        <w:t>특히 3장(박스 모델), 4장(display), 5장(Flexbox), 6장(Grid) 네 개는 반드시 읽고 넘어가세요. 본 교재의 CSS는 거의 전부 이 네 장 위에 서 있습니다.</w:t>
       </w:r>
     </w:p>
     <w:p>
@@ -114,7 +114,7 @@
           <w:sz w:val="21"/>
           <w:szCs w:val="21"/>
         </w:rPr>
-        <w:t xml:space="preserve">이 교재의 어디에서 쓰이나</w:t>
+        <w:t>이 교재의 어디에서 쓰이나</w:t>
       </w:r>
     </w:p>
     <w:tbl>
@@ -166,7 +166,7 @@
                 <w:sz w:val="18"/>
                 <w:szCs w:val="18"/>
               </w:rPr>
-              <w:t xml:space="preserve">이 문서의 장</w:t>
+              <w:t>이 문서의 장</w:t>
             </w:r>
           </w:p>
         </w:tc>
@@ -193,7 +193,7 @@
                 <w:sz w:val="18"/>
                 <w:szCs w:val="18"/>
               </w:rPr>
-              <w:t xml:space="preserve">본 교재에서 쓰이는 곳</w:t>
+              <w:t>본 교재에서 쓰이는 곳</w:t>
             </w:r>
           </w:p>
         </w:tc>
@@ -222,7 +222,7 @@
                 <w:sz w:val="18"/>
                 <w:szCs w:val="18"/>
               </w:rPr>
-              <w:t xml:space="preserve">1장  CSS 를 붙이는 세 가지 방법</w:t>
+              <w:t>1장  CSS 를 붙이는 세 가지 방법</w:t>
             </w:r>
           </w:p>
         </w:tc>
@@ -246,7 +246,7 @@
                 <w:sz w:val="18"/>
                 <w:szCs w:val="18"/>
               </w:rPr>
-              <w:t xml:space="preserve">실습 1-1, 3-2(내부), 3-3(외부로 분리)</w:t>
+              <w:t>실습 1-1, 3-2(내부), 3-3(외부로 분리)</w:t>
             </w:r>
           </w:p>
         </w:tc>
@@ -275,7 +275,7 @@
                 <w:sz w:val="18"/>
                 <w:szCs w:val="18"/>
               </w:rPr>
-              <w:t xml:space="preserve">2장  선택자와 우선순위</w:t>
+              <w:t>2장  선택자와 우선순위</w:t>
             </w:r>
           </w:p>
         </w:tc>
@@ -299,7 +299,7 @@
                 <w:sz w:val="18"/>
                 <w:szCs w:val="18"/>
               </w:rPr>
-              <w:t xml:space="preserve">전 구간. "CSS 가 안 먹혀요"의 대부분이 여기</w:t>
+              <w:t>전 구간. "CSS 가 안 먹혀요"의 대부분이 여기</w:t>
             </w:r>
           </w:p>
         </w:tc>
@@ -328,7 +328,7 @@
                 <w:sz w:val="18"/>
                 <w:szCs w:val="18"/>
               </w:rPr>
-              <w:t xml:space="preserve">3장  박스 모델</w:t>
+              <w:t>3장  박스 모델</w:t>
             </w:r>
           </w:p>
         </w:tc>
@@ -352,7 +352,7 @@
                 <w:sz w:val="18"/>
                 <w:szCs w:val="18"/>
               </w:rPr>
-              <w:t xml:space="preserve">실습 1-1(box-sizing), 1-4(padding·shadow)</w:t>
+              <w:t>실습 1-1(box-sizing), 1-4(padding·shadow)</w:t>
             </w:r>
           </w:p>
         </w:tc>
@@ -381,7 +381,7 @@
                 <w:sz w:val="18"/>
                 <w:szCs w:val="18"/>
               </w:rPr>
-              <w:t xml:space="preserve">4장  display</w:t>
+              <w:t>4장  display</w:t>
             </w:r>
           </w:p>
         </w:tc>
@@ -405,7 +405,7 @@
                 <w:sz w:val="18"/>
                 <w:szCs w:val="18"/>
               </w:rPr>
-              <w:t xml:space="preserve">실습 1-2 이후 모든 배치의 출발점</w:t>
+              <w:t>실습 1-2 이후 모든 배치의 출발점</w:t>
             </w:r>
           </w:p>
         </w:tc>
@@ -434,7 +434,7 @@
                 <w:sz w:val="18"/>
                 <w:szCs w:val="18"/>
               </w:rPr>
-              <w:t xml:space="preserve">5장  Flexbox</w:t>
+              <w:t>5장  Flexbox</w:t>
             </w:r>
           </w:p>
         </w:tc>
@@ -458,7 +458,7 @@
                 <w:sz w:val="18"/>
                 <w:szCs w:val="18"/>
               </w:rPr>
-              <w:t xml:space="preserve">실습 1-2, 1-3, 2-2, 2-5, 3-3</w:t>
+              <w:t>실습 1-2, 1-3, 2-2, 2-5, 3-3</w:t>
             </w:r>
           </w:p>
         </w:tc>
@@ -487,7 +487,7 @@
                 <w:sz w:val="18"/>
                 <w:szCs w:val="18"/>
               </w:rPr>
-              <w:t xml:space="preserve">6장  CSS Grid</w:t>
+              <w:t>6장  CSS Grid</w:t>
             </w:r>
           </w:p>
         </w:tc>
@@ -511,7 +511,7 @@
                 <w:sz w:val="18"/>
                 <w:szCs w:val="18"/>
               </w:rPr>
-              <w:t xml:space="preserve">실습 1-5, 2-3, 3-3</w:t>
+              <w:t>실습 1-5, 2-3, 3-3</w:t>
             </w:r>
           </w:p>
         </w:tc>
@@ -540,7 +540,7 @@
                 <w:sz w:val="18"/>
                 <w:szCs w:val="18"/>
               </w:rPr>
-              <w:t xml:space="preserve">7장  단위와 색</w:t>
+              <w:t>7장  단위와 색</w:t>
             </w:r>
           </w:p>
         </w:tc>
@@ -564,7 +564,7 @@
                 <w:sz w:val="18"/>
                 <w:szCs w:val="18"/>
               </w:rPr>
-              <w:t xml:space="preserve">실습 1-3(vh), 1-5(fr), 2-3(max-width)</w:t>
+              <w:t>실습 1-3(vh), 1-5(fr), 2-3(max-width)</w:t>
             </w:r>
           </w:p>
         </w:tc>
@@ -593,7 +593,7 @@
                 <w:sz w:val="18"/>
                 <w:szCs w:val="18"/>
               </w:rPr>
-              <w:t xml:space="preserve">8장  글꼴과 텍스트</w:t>
+              <w:t>8장  글꼴과 텍스트</w:t>
             </w:r>
           </w:p>
         </w:tc>
@@ -617,7 +617,7 @@
                 <w:sz w:val="18"/>
                 <w:szCs w:val="18"/>
               </w:rPr>
-              <w:t xml:space="preserve">실습 2-6(시각적 위계)</w:t>
+              <w:t>실습 2-6(시각적 위계)</w:t>
             </w:r>
           </w:p>
         </w:tc>
@@ -646,7 +646,7 @@
                 <w:sz w:val="18"/>
                 <w:szCs w:val="18"/>
               </w:rPr>
-              <w:t xml:space="preserve">9장  배경·테두리·그림자</w:t>
+              <w:t>9장  배경·테두리·그림자</w:t>
             </w:r>
           </w:p>
         </w:tc>
@@ -670,7 +670,7 @@
                 <w:sz w:val="18"/>
                 <w:szCs w:val="18"/>
               </w:rPr>
-              <w:t xml:space="preserve">실습 1-4, 2-4, 2-7</w:t>
+              <w:t>실습 1-4, 2-4, 2-7</w:t>
             </w:r>
           </w:p>
         </w:tc>
@@ -699,7 +699,7 @@
                 <w:sz w:val="18"/>
                 <w:szCs w:val="18"/>
               </w:rPr>
-              <w:t xml:space="preserve">10장 position</w:t>
+              <w:t>10장 position</w:t>
             </w:r>
           </w:p>
         </w:tc>
@@ -723,7 +723,7 @@
                 <w:sz w:val="18"/>
                 <w:szCs w:val="18"/>
               </w:rPr>
-              <w:t xml:space="preserve">본 교재에는 없지만 실무에서 반드시 만납니다</w:t>
+              <w:t>본 교재에는 없지만 실무에서 반드시 만납니다</w:t>
             </w:r>
           </w:p>
         </w:tc>
@@ -752,7 +752,7 @@
                 <w:sz w:val="18"/>
                 <w:szCs w:val="18"/>
               </w:rPr>
-              <w:t xml:space="preserve">11장 transition 과 hover</w:t>
+              <w:t>11장 transition 과 hover</w:t>
             </w:r>
           </w:p>
         </w:tc>
@@ -776,7 +776,7 @@
                 <w:sz w:val="18"/>
                 <w:szCs w:val="18"/>
               </w:rPr>
-              <w:t xml:space="preserve">실습 1-6, 2-7</w:t>
+              <w:t>실습 1-6, 2-7</w:t>
             </w:r>
           </w:p>
         </w:tc>
@@ -805,7 +805,7 @@
                 <w:sz w:val="18"/>
                 <w:szCs w:val="18"/>
               </w:rPr>
-              <w:t xml:space="preserve">12장 반응형과 미디어 쿼리</w:t>
+              <w:t>12장 반응형과 미디어 쿼리</w:t>
             </w:r>
           </w:p>
         </w:tc>
@@ -829,7 +829,7 @@
                 <w:sz w:val="18"/>
                 <w:szCs w:val="18"/>
               </w:rPr>
-              <w:t xml:space="preserve">실습 3-3(auto-fit)</w:t>
+              <w:t>실습 3-3(auto-fit)</w:t>
             </w:r>
           </w:p>
         </w:tc>
@@ -843,6 +843,7 @@
     <w:p>
       <w:pPr>
         <w:pStyle w:val="1"/>
+        <w:pageBreakBefore/>
         <w:shd w:val="clear" w:color="auto" w:fill="1F3864"/>
         <w:spacing w:before="200" w:after="200"/>
         <w:ind w:left="150" w:right="150"/>
@@ -855,7 +856,8 @@
           <w:sz w:val="28"/>
           <w:szCs w:val="28"/>
         </w:rPr>
-        <w:t xml:space="preserve">1장.  CSS 를 붙이는 세 가지 방법</w:t>
+        <w:lastRenderedPageBreak/>
+        <w:t>1장.  CSS 를 붙이는 세 가지 방법</w:t>
       </w:r>
     </w:p>
     <w:p>
@@ -880,7 +882,7 @@
           <w:bCs/>
           <w:color w:val="1F3864"/>
         </w:rPr>
-        <w:t xml:space="preserve">세 가지 방식</w:t>
+        <w:t>세 가지 방식</w:t>
       </w:r>
     </w:p>
     <w:p>
@@ -889,7 +891,7 @@
           <w:left w:val="single" w:sz="12" w:space="6" w:color="B7C3D4"/>
         </w:pBdr>
         <w:shd w:val="clear" w:color="auto" w:fill="F2F4F7"/>
-        <w:spacing w:before="120" w:after="0" w:line="250" w:lineRule="auto"/>
+        <w:spacing w:before="120" w:line="250" w:lineRule="auto"/>
         <w:ind w:left="180" w:right="180"/>
       </w:pPr>
       <w:r>
@@ -898,7 +900,7 @@
           <w:sz w:val="17"/>
           <w:szCs w:val="17"/>
         </w:rPr>
-        <w:t xml:space="preserve">&lt;!-- ① 인라인(inline) : 태그에 직접 --&gt;</w:t>
+        <w:t>&lt;!-- ① 인라인(inline) : 태그에 직접 --&gt;</w:t>
       </w:r>
     </w:p>
     <w:p>
@@ -907,7 +909,7 @@
           <w:left w:val="single" w:sz="12" w:space="6" w:color="B7C3D4"/>
         </w:pBdr>
         <w:shd w:val="clear" w:color="auto" w:fill="F2F4F7"/>
-        <w:spacing w:before="0" w:after="0" w:line="250" w:lineRule="auto"/>
+        <w:spacing w:line="250" w:lineRule="auto"/>
         <w:ind w:left="180" w:right="180"/>
       </w:pPr>
       <w:r>
@@ -916,7 +918,7 @@
           <w:sz w:val="17"/>
           <w:szCs w:val="17"/>
         </w:rPr>
-        <w:t xml:space="preserve">&lt;p style="color: red;"&gt;빨간 글씨&lt;/p&gt;</w:t>
+        <w:t>&lt;p style="color: red;"&gt;빨간 글씨&lt;/p&gt;</w:t>
       </w:r>
     </w:p>
     <w:p>
@@ -925,7 +927,17 @@
           <w:left w:val="single" w:sz="12" w:space="6" w:color="B7C3D4"/>
         </w:pBdr>
         <w:shd w:val="clear" w:color="auto" w:fill="F2F4F7"/>
-        <w:spacing w:before="0" w:after="0" w:line="250" w:lineRule="auto"/>
+        <w:spacing w:line="250" w:lineRule="auto"/>
+        <w:ind w:left="180" w:right="180"/>
+      </w:pPr>
+    </w:p>
+    <w:p>
+      <w:pPr>
+        <w:pBdr>
+          <w:left w:val="single" w:sz="12" w:space="6" w:color="B7C3D4"/>
+        </w:pBdr>
+        <w:shd w:val="clear" w:color="auto" w:fill="F2F4F7"/>
+        <w:spacing w:line="250" w:lineRule="auto"/>
         <w:ind w:left="180" w:right="180"/>
       </w:pPr>
       <w:r>
@@ -934,7 +946,7 @@
           <w:sz w:val="17"/>
           <w:szCs w:val="17"/>
         </w:rPr>
-        <w:t xml:space="preserve"/>
+        <w:t>&lt;!-- ② 내부(internal) : head 안의 style 태그 --&gt;</w:t>
       </w:r>
     </w:p>
     <w:p>
@@ -943,7 +955,7 @@
           <w:left w:val="single" w:sz="12" w:space="6" w:color="B7C3D4"/>
         </w:pBdr>
         <w:shd w:val="clear" w:color="auto" w:fill="F2F4F7"/>
-        <w:spacing w:before="0" w:after="0" w:line="250" w:lineRule="auto"/>
+        <w:spacing w:line="250" w:lineRule="auto"/>
         <w:ind w:left="180" w:right="180"/>
       </w:pPr>
       <w:r>
@@ -952,7 +964,7 @@
           <w:sz w:val="17"/>
           <w:szCs w:val="17"/>
         </w:rPr>
-        <w:t xml:space="preserve">&lt;!-- ② 내부(internal) : head 안의 style 태그 --&gt;</w:t>
+        <w:t>&lt;head&gt;</w:t>
       </w:r>
     </w:p>
     <w:p>
@@ -961,7 +973,7 @@
           <w:left w:val="single" w:sz="12" w:space="6" w:color="B7C3D4"/>
         </w:pBdr>
         <w:shd w:val="clear" w:color="auto" w:fill="F2F4F7"/>
-        <w:spacing w:before="0" w:after="0" w:line="250" w:lineRule="auto"/>
+        <w:spacing w:line="250" w:lineRule="auto"/>
         <w:ind w:left="180" w:right="180"/>
       </w:pPr>
       <w:r>
@@ -970,7 +982,7 @@
           <w:sz w:val="17"/>
           <w:szCs w:val="17"/>
         </w:rPr>
-        <w:t xml:space="preserve">&lt;head&gt;</w:t>
+        <w:t xml:space="preserve">    &lt;style&gt;</w:t>
       </w:r>
     </w:p>
     <w:p>
@@ -979,7 +991,7 @@
           <w:left w:val="single" w:sz="12" w:space="6" w:color="B7C3D4"/>
         </w:pBdr>
         <w:shd w:val="clear" w:color="auto" w:fill="F2F4F7"/>
-        <w:spacing w:before="0" w:after="0" w:line="250" w:lineRule="auto"/>
+        <w:spacing w:line="250" w:lineRule="auto"/>
         <w:ind w:left="180" w:right="180"/>
       </w:pPr>
       <w:r>
@@ -988,7 +1000,7 @@
           <w:sz w:val="17"/>
           <w:szCs w:val="17"/>
         </w:rPr>
-        <w:t xml:space="preserve">    &lt;style&gt;</w:t>
+        <w:t xml:space="preserve">        p { color: red; }</w:t>
       </w:r>
     </w:p>
     <w:p>
@@ -997,7 +1009,7 @@
           <w:left w:val="single" w:sz="12" w:space="6" w:color="B7C3D4"/>
         </w:pBdr>
         <w:shd w:val="clear" w:color="auto" w:fill="F2F4F7"/>
-        <w:spacing w:before="0" w:after="0" w:line="250" w:lineRule="auto"/>
+        <w:spacing w:line="250" w:lineRule="auto"/>
         <w:ind w:left="180" w:right="180"/>
       </w:pPr>
       <w:r>
@@ -1006,7 +1018,7 @@
           <w:sz w:val="17"/>
           <w:szCs w:val="17"/>
         </w:rPr>
-        <w:t xml:space="preserve">        p { color: red; }</w:t>
+        <w:t xml:space="preserve">    &lt;/style&gt;</w:t>
       </w:r>
     </w:p>
     <w:p>
@@ -1015,7 +1027,7 @@
           <w:left w:val="single" w:sz="12" w:space="6" w:color="B7C3D4"/>
         </w:pBdr>
         <w:shd w:val="clear" w:color="auto" w:fill="F2F4F7"/>
-        <w:spacing w:before="0" w:after="0" w:line="250" w:lineRule="auto"/>
+        <w:spacing w:line="250" w:lineRule="auto"/>
         <w:ind w:left="180" w:right="180"/>
       </w:pPr>
       <w:r>
@@ -1024,7 +1036,7 @@
           <w:sz w:val="17"/>
           <w:szCs w:val="17"/>
         </w:rPr>
-        <w:t xml:space="preserve">    &lt;/style&gt;</w:t>
+        <w:t>&lt;/head&gt;</w:t>
       </w:r>
     </w:p>
     <w:p>
@@ -1033,7 +1045,17 @@
           <w:left w:val="single" w:sz="12" w:space="6" w:color="B7C3D4"/>
         </w:pBdr>
         <w:shd w:val="clear" w:color="auto" w:fill="F2F4F7"/>
-        <w:spacing w:before="0" w:after="0" w:line="250" w:lineRule="auto"/>
+        <w:spacing w:line="250" w:lineRule="auto"/>
+        <w:ind w:left="180" w:right="180"/>
+      </w:pPr>
+    </w:p>
+    <w:p>
+      <w:pPr>
+        <w:pBdr>
+          <w:left w:val="single" w:sz="12" w:space="6" w:color="B7C3D4"/>
+        </w:pBdr>
+        <w:shd w:val="clear" w:color="auto" w:fill="F2F4F7"/>
+        <w:spacing w:line="250" w:lineRule="auto"/>
         <w:ind w:left="180" w:right="180"/>
       </w:pPr>
       <w:r>
@@ -1042,7 +1064,7 @@
           <w:sz w:val="17"/>
           <w:szCs w:val="17"/>
         </w:rPr>
-        <w:t xml:space="preserve">&lt;/head&gt;</w:t>
+        <w:t>&lt;!-- ③ 외부(external) : 별도 .css 파일 --&gt;</w:t>
       </w:r>
     </w:p>
     <w:p>
@@ -1051,7 +1073,7 @@
           <w:left w:val="single" w:sz="12" w:space="6" w:color="B7C3D4"/>
         </w:pBdr>
         <w:shd w:val="clear" w:color="auto" w:fill="F2F4F7"/>
-        <w:spacing w:before="0" w:after="0" w:line="250" w:lineRule="auto"/>
+        <w:spacing w:line="250" w:lineRule="auto"/>
         <w:ind w:left="180" w:right="180"/>
       </w:pPr>
       <w:r>
@@ -1060,7 +1082,7 @@
           <w:sz w:val="17"/>
           <w:szCs w:val="17"/>
         </w:rPr>
-        <w:t xml:space="preserve"/>
+        <w:t>&lt;head&gt;</w:t>
       </w:r>
     </w:p>
     <w:p>
@@ -1069,7 +1091,7 @@
           <w:left w:val="single" w:sz="12" w:space="6" w:color="B7C3D4"/>
         </w:pBdr>
         <w:shd w:val="clear" w:color="auto" w:fill="F2F4F7"/>
-        <w:spacing w:before="0" w:after="0" w:line="250" w:lineRule="auto"/>
+        <w:spacing w:line="250" w:lineRule="auto"/>
         <w:ind w:left="180" w:right="180"/>
       </w:pPr>
       <w:r>
@@ -1078,7 +1100,7 @@
           <w:sz w:val="17"/>
           <w:szCs w:val="17"/>
         </w:rPr>
-        <w:t xml:space="preserve">&lt;!-- ③ 외부(external) : 별도 .css 파일 --&gt;</w:t>
+        <w:t xml:space="preserve">    &lt;link rel="stylesheet" href="css/style.css" /&gt;</w:t>
       </w:r>
     </w:p>
     <w:p>
@@ -1087,7 +1109,7 @@
           <w:left w:val="single" w:sz="12" w:space="6" w:color="B7C3D4"/>
         </w:pBdr>
         <w:shd w:val="clear" w:color="auto" w:fill="F2F4F7"/>
-        <w:spacing w:before="0" w:after="0" w:line="250" w:lineRule="auto"/>
+        <w:spacing w:after="120" w:line="250" w:lineRule="auto"/>
         <w:ind w:left="180" w:right="180"/>
       </w:pPr>
       <w:r>
@@ -1096,43 +1118,7 @@
           <w:sz w:val="17"/>
           <w:szCs w:val="17"/>
         </w:rPr>
-        <w:t xml:space="preserve">&lt;head&gt;</w:t>
-      </w:r>
-    </w:p>
-    <w:p>
-      <w:pPr>
-        <w:pBdr>
-          <w:left w:val="single" w:sz="12" w:space="6" w:color="B7C3D4"/>
-        </w:pBdr>
-        <w:shd w:val="clear" w:color="auto" w:fill="F2F4F7"/>
-        <w:spacing w:before="0" w:after="0" w:line="250" w:lineRule="auto"/>
-        <w:ind w:left="180" w:right="180"/>
-      </w:pPr>
-      <w:r>
-        <w:rPr>
-          <w:rFonts w:ascii="Consolas" w:eastAsia="Consolas" w:hAnsi="Consolas" w:cs="Consolas"/>
-          <w:sz w:val="17"/>
-          <w:szCs w:val="17"/>
-        </w:rPr>
-        <w:t xml:space="preserve">    &lt;link rel="stylesheet" href="css/style.css" /&gt;</w:t>
-      </w:r>
-    </w:p>
-    <w:p>
-      <w:pPr>
-        <w:pBdr>
-          <w:left w:val="single" w:sz="12" w:space="6" w:color="B7C3D4"/>
-        </w:pBdr>
-        <w:shd w:val="clear" w:color="auto" w:fill="F2F4F7"/>
-        <w:spacing w:before="0" w:after="120" w:line="250" w:lineRule="auto"/>
-        <w:ind w:left="180" w:right="180"/>
-      </w:pPr>
-      <w:r>
-        <w:rPr>
-          <w:rFonts w:ascii="Consolas" w:eastAsia="Consolas" w:hAnsi="Consolas" w:cs="Consolas"/>
-          <w:sz w:val="17"/>
-          <w:szCs w:val="17"/>
-        </w:rPr>
-        <w:t xml:space="preserve">&lt;/head&gt;</w:t>
+        <w:t>&lt;/head&gt;</w:t>
       </w:r>
     </w:p>
     <w:tbl>
@@ -1186,7 +1172,7 @@
                 <w:sz w:val="18"/>
                 <w:szCs w:val="18"/>
               </w:rPr>
-              <w:t xml:space="preserve">방식</w:t>
+              <w:t>방식</w:t>
             </w:r>
           </w:p>
         </w:tc>
@@ -1213,7 +1199,7 @@
                 <w:sz w:val="18"/>
                 <w:szCs w:val="18"/>
               </w:rPr>
-              <w:t xml:space="preserve">장점</w:t>
+              <w:t>장점</w:t>
             </w:r>
           </w:p>
         </w:tc>
@@ -1240,7 +1226,7 @@
                 <w:sz w:val="18"/>
                 <w:szCs w:val="18"/>
               </w:rPr>
-              <w:t xml:space="preserve">단점</w:t>
+              <w:t>단점</w:t>
             </w:r>
           </w:p>
         </w:tc>
@@ -1267,7 +1253,7 @@
                 <w:sz w:val="18"/>
                 <w:szCs w:val="18"/>
               </w:rPr>
-              <w:t xml:space="preserve">쓸 때</w:t>
+              <w:t>쓸 때</w:t>
             </w:r>
           </w:p>
         </w:tc>
@@ -1296,7 +1282,7 @@
                 <w:sz w:val="18"/>
                 <w:szCs w:val="18"/>
               </w:rPr>
-              <w:t xml:space="preserve">인라인</w:t>
+              <w:t>인라인</w:t>
             </w:r>
           </w:p>
         </w:tc>
@@ -1320,7 +1306,7 @@
                 <w:sz w:val="18"/>
                 <w:szCs w:val="18"/>
               </w:rPr>
-              <w:t xml:space="preserve">그 요소에만 확실히 적용</w:t>
+              <w:t>그 요소에만 확실히 적용</w:t>
             </w:r>
           </w:p>
         </w:tc>
@@ -1344,7 +1330,7 @@
                 <w:sz w:val="18"/>
                 <w:szCs w:val="18"/>
               </w:rPr>
-              <w:t xml:space="preserve">재사용 불가, 우선순위가 너무 높아 나중에 못 고침</w:t>
+              <w:t>재사용 불가, 우선순위가 너무 높아 나중에 못 고침</w:t>
             </w:r>
           </w:p>
         </w:tc>
@@ -1368,7 +1354,7 @@
                 <w:sz w:val="18"/>
                 <w:szCs w:val="18"/>
               </w:rPr>
-              <w:t xml:space="preserve">JavaScript 로 값을 바꿀 때만</w:t>
+              <w:t>JavaScript 로 값을 바꿀 때만</w:t>
             </w:r>
           </w:p>
         </w:tc>
@@ -1397,7 +1383,7 @@
                 <w:sz w:val="18"/>
                 <w:szCs w:val="18"/>
               </w:rPr>
-              <w:t xml:space="preserve">내부</w:t>
+              <w:t>내부</w:t>
             </w:r>
           </w:p>
         </w:tc>
@@ -1421,7 +1407,7 @@
                 <w:sz w:val="18"/>
                 <w:szCs w:val="18"/>
               </w:rPr>
-              <w:t xml:space="preserve">파일 하나로 관리, 실습에 편함</w:t>
+              <w:t>파일 하나로 관리, 실습에 편함</w:t>
             </w:r>
           </w:p>
         </w:tc>
@@ -1445,7 +1431,7 @@
                 <w:sz w:val="18"/>
                 <w:szCs w:val="18"/>
               </w:rPr>
-              <w:t xml:space="preserve">HTML 이 길어지고 다른 페이지와 공유 불가</w:t>
+              <w:t>HTML 이 길어지고 다른 페이지와 공유 불가</w:t>
             </w:r>
           </w:p>
         </w:tc>
@@ -1469,7 +1455,7 @@
                 <w:sz w:val="18"/>
                 <w:szCs w:val="18"/>
               </w:rPr>
-              <w:t xml:space="preserve">짧은 실습, 단일 페이지</w:t>
+              <w:t>짧은 실습, 단일 페이지</w:t>
             </w:r>
           </w:p>
         </w:tc>
@@ -1498,7 +1484,7 @@
                 <w:sz w:val="18"/>
                 <w:szCs w:val="18"/>
               </w:rPr>
-              <w:t xml:space="preserve">외부</w:t>
+              <w:t>외부</w:t>
             </w:r>
           </w:p>
         </w:tc>
@@ -1522,7 +1508,7 @@
                 <w:sz w:val="18"/>
                 <w:szCs w:val="18"/>
               </w:rPr>
-              <w:t xml:space="preserve">여러 페이지가 공유, 역할 분리가 명확</w:t>
+              <w:t>여러 페이지가 공유, 역할 분리가 명확</w:t>
             </w:r>
           </w:p>
         </w:tc>
@@ -1546,7 +1532,7 @@
                 <w:sz w:val="18"/>
                 <w:szCs w:val="18"/>
               </w:rPr>
-              <w:t xml:space="preserve">파일이 늘어남</w:t>
+              <w:t>파일이 늘어남</w:t>
             </w:r>
           </w:p>
         </w:tc>
@@ -1570,7 +1556,7 @@
                 <w:sz w:val="18"/>
                 <w:szCs w:val="18"/>
               </w:rPr>
-              <w:t xml:space="preserve">거의 모든 실무 상황</w:t>
+              <w:t>거의 모든 실무 상황</w:t>
             </w:r>
           </w:p>
         </w:tc>
@@ -1606,12 +1592,13 @@
           <w:sz w:val="19"/>
           <w:szCs w:val="19"/>
         </w:rPr>
-        <w:t xml:space="preserve">본 교재 3부는 실습 3-2에서 내부 스타일로 시작해 실습 3-3에서 외부 파일로 옮깁니다. 같은 화면을 두 방식으로 만들어 보면서 왜 실무가 외부 방식을 쓰는지 몸으로 익히게 하려는 구성입니다.</w:t>
+        <w:t>본 교재 3부는 실습 3-2에서 내부 스타일로 시작해 실습 3-3에서 외부 파일로 옮깁니다. 같은 화면을 두 방식으로 만들어 보면서 왜 실무가 외부 방식을 쓰는지 몸으로 익히게 하려는 구성입니다.</w:t>
       </w:r>
     </w:p>
     <w:p>
       <w:pPr>
         <w:pStyle w:val="2"/>
+        <w:pageBreakBefore/>
         <w:pBdr>
           <w:bottom w:val="single" w:sz="12" w:space="6" w:color="2E5496"/>
         </w:pBdr>
@@ -1623,6 +1610,7 @@
           <w:bCs/>
           <w:color w:val="C0504D"/>
         </w:rPr>
+        <w:lastRenderedPageBreak/>
         <w:t xml:space="preserve">1-2 </w:t>
       </w:r>
       <w:r>
@@ -1631,7 +1619,7 @@
           <w:bCs/>
           <w:color w:val="1F3864"/>
         </w:rPr>
-        <w:t xml:space="preserve">CSS 규칙의 생김새</w:t>
+        <w:t>CSS 규칙의 생김새</w:t>
       </w:r>
     </w:p>
     <w:p>
@@ -1640,7 +1628,7 @@
           <w:left w:val="single" w:sz="12" w:space="6" w:color="B7C3D4"/>
         </w:pBdr>
         <w:shd w:val="clear" w:color="auto" w:fill="F2F4F7"/>
-        <w:spacing w:before="120" w:after="0" w:line="250" w:lineRule="auto"/>
+        <w:spacing w:before="120" w:line="250" w:lineRule="auto"/>
         <w:ind w:left="180" w:right="180"/>
       </w:pPr>
       <w:r>
@@ -1649,7 +1637,7 @@
           <w:sz w:val="17"/>
           <w:szCs w:val="17"/>
         </w:rPr>
-        <w:t xml:space="preserve">선택자 {</w:t>
+        <w:t>선택자 {</w:t>
       </w:r>
     </w:p>
     <w:p>
@@ -1658,7 +1646,7 @@
           <w:left w:val="single" w:sz="12" w:space="6" w:color="B7C3D4"/>
         </w:pBdr>
         <w:shd w:val="clear" w:color="auto" w:fill="F2F4F7"/>
-        <w:spacing w:before="0" w:after="0" w:line="250" w:lineRule="auto"/>
+        <w:spacing w:line="250" w:lineRule="auto"/>
         <w:ind w:left="180" w:right="180"/>
       </w:pPr>
       <w:r>
@@ -1676,7 +1664,7 @@
           <w:left w:val="single" w:sz="12" w:space="6" w:color="B7C3D4"/>
         </w:pBdr>
         <w:shd w:val="clear" w:color="auto" w:fill="F2F4F7"/>
-        <w:spacing w:before="0" w:after="0" w:line="250" w:lineRule="auto"/>
+        <w:spacing w:line="250" w:lineRule="auto"/>
         <w:ind w:left="180" w:right="180"/>
       </w:pPr>
       <w:r>
@@ -1694,7 +1682,7 @@
           <w:left w:val="single" w:sz="12" w:space="6" w:color="B7C3D4"/>
         </w:pBdr>
         <w:shd w:val="clear" w:color="auto" w:fill="F2F4F7"/>
-        <w:spacing w:before="0" w:after="0" w:line="250" w:lineRule="auto"/>
+        <w:spacing w:line="250" w:lineRule="auto"/>
         <w:ind w:left="180" w:right="180"/>
       </w:pPr>
       <w:r>
@@ -1703,7 +1691,7 @@
           <w:sz w:val="17"/>
           <w:szCs w:val="17"/>
         </w:rPr>
-        <w:t xml:space="preserve">}</w:t>
+        <w:t>}</w:t>
       </w:r>
     </w:p>
     <w:p>
@@ -1712,7 +1700,17 @@
           <w:left w:val="single" w:sz="12" w:space="6" w:color="B7C3D4"/>
         </w:pBdr>
         <w:shd w:val="clear" w:color="auto" w:fill="F2F4F7"/>
-        <w:spacing w:before="0" w:after="0" w:line="250" w:lineRule="auto"/>
+        <w:spacing w:line="250" w:lineRule="auto"/>
+        <w:ind w:left="180" w:right="180"/>
+      </w:pPr>
+    </w:p>
+    <w:p>
+      <w:pPr>
+        <w:pBdr>
+          <w:left w:val="single" w:sz="12" w:space="6" w:color="B7C3D4"/>
+        </w:pBdr>
+        <w:shd w:val="clear" w:color="auto" w:fill="F2F4F7"/>
+        <w:spacing w:line="250" w:lineRule="auto"/>
         <w:ind w:left="180" w:right="180"/>
       </w:pPr>
       <w:r>
@@ -1721,7 +1719,7 @@
           <w:sz w:val="17"/>
           <w:szCs w:val="17"/>
         </w:rPr>
-        <w:t xml:space="preserve"/>
+        <w:t>.header {</w:t>
       </w:r>
     </w:p>
     <w:p>
@@ -1730,7 +1728,7 @@
           <w:left w:val="single" w:sz="12" w:space="6" w:color="B7C3D4"/>
         </w:pBdr>
         <w:shd w:val="clear" w:color="auto" w:fill="F2F4F7"/>
-        <w:spacing w:before="0" w:after="0" w:line="250" w:lineRule="auto"/>
+        <w:spacing w:line="250" w:lineRule="auto"/>
         <w:ind w:left="180" w:right="180"/>
       </w:pPr>
       <w:r>
@@ -1739,7 +1737,7 @@
           <w:sz w:val="17"/>
           <w:szCs w:val="17"/>
         </w:rPr>
-        <w:t xml:space="preserve">.header {</w:t>
+        <w:t xml:space="preserve">    display: flex;</w:t>
       </w:r>
     </w:p>
     <w:p>
@@ -1748,7 +1746,7 @@
           <w:left w:val="single" w:sz="12" w:space="6" w:color="B7C3D4"/>
         </w:pBdr>
         <w:shd w:val="clear" w:color="auto" w:fill="F2F4F7"/>
-        <w:spacing w:before="0" w:after="0" w:line="250" w:lineRule="auto"/>
+        <w:spacing w:line="250" w:lineRule="auto"/>
         <w:ind w:left="180" w:right="180"/>
       </w:pPr>
       <w:r>
@@ -1757,7 +1755,7 @@
           <w:sz w:val="17"/>
           <w:szCs w:val="17"/>
         </w:rPr>
-        <w:t xml:space="preserve">    display: flex;</w:t>
+        <w:t xml:space="preserve">    background-color: #333;</w:t>
       </w:r>
     </w:p>
     <w:p>
@@ -1766,7 +1764,7 @@
           <w:left w:val="single" w:sz="12" w:space="6" w:color="B7C3D4"/>
         </w:pBdr>
         <w:shd w:val="clear" w:color="auto" w:fill="F2F4F7"/>
-        <w:spacing w:before="0" w:after="0" w:line="250" w:lineRule="auto"/>
+        <w:spacing w:after="120" w:line="250" w:lineRule="auto"/>
         <w:ind w:left="180" w:right="180"/>
       </w:pPr>
       <w:r>
@@ -1775,25 +1773,7 @@
           <w:sz w:val="17"/>
           <w:szCs w:val="17"/>
         </w:rPr>
-        <w:t xml:space="preserve">    background-color: #333;</w:t>
-      </w:r>
-    </w:p>
-    <w:p>
-      <w:pPr>
-        <w:pBdr>
-          <w:left w:val="single" w:sz="12" w:space="6" w:color="B7C3D4"/>
-        </w:pBdr>
-        <w:shd w:val="clear" w:color="auto" w:fill="F2F4F7"/>
-        <w:spacing w:before="0" w:after="120" w:line="250" w:lineRule="auto"/>
-        <w:ind w:left="180" w:right="180"/>
-      </w:pPr>
-      <w:r>
-        <w:rPr>
-          <w:rFonts w:ascii="Consolas" w:eastAsia="Consolas" w:hAnsi="Consolas" w:cs="Consolas"/>
-          <w:sz w:val="17"/>
-          <w:szCs w:val="17"/>
-        </w:rPr>
-        <w:t xml:space="preserve">}</w:t>
+        <w:t>}</w:t>
       </w:r>
     </w:p>
     <w:p>
@@ -1810,7 +1790,7 @@
         <w:t xml:space="preserve">선택자 </w:t>
       </w:r>
       <w:r>
-        <w:t xml:space="preserve">어떤 요소에 적용할지 고릅니다. 2장에서 자세히 다룹니다.</w:t>
+        <w:t>어떤 요소에 적용할지 고릅니다. 2장에서 자세히 다룹니다.</w:t>
       </w:r>
     </w:p>
     <w:p>
@@ -1827,7 +1807,7 @@
         <w:t xml:space="preserve">속성: 값; </w:t>
       </w:r>
       <w:r>
-        <w:t xml:space="preserve">무엇을 어떻게 바꿀지 정합니다. 끝에 세미콜론(;)을 반드시 붙입니다.</w:t>
+        <w:t>무엇을 어떻게 바꿀지 정합니다. 끝에 세미콜론(;)을 반드시 붙입니다.</w:t>
       </w:r>
     </w:p>
     <w:p>
@@ -1844,7 +1824,7 @@
         <w:t xml:space="preserve">주석 </w:t>
       </w:r>
       <w:r>
-        <w:t xml:space="preserve">/* 이렇게 */ 씁니다. HTML 의 &lt;!-- --&gt; 와 다릅니다.</w:t>
+        <w:t>/* 이렇게 */ 씁니다. HTML 의 &lt;!-- --&gt; 와 다릅니다.</w:t>
       </w:r>
     </w:p>
     <w:p>
@@ -1872,7 +1852,7 @@
           <w:sz w:val="19"/>
           <w:szCs w:val="19"/>
         </w:rPr>
-        <w:t xml:space="preserve">일부 스타일만 적용된다 → 세미콜론이나 중괄호를 하나 빠뜨리면 그 지점부터 아래 규칙이 전부 무시됩니다. 브라우저는 오류를 알려주지 않고 그냥 건너뜁니다.</w:t>
+        <w:t>일부 스타일만 적용된다 → 세미콜론이나 중괄호를 하나 빠뜨리면 그 지점부터 아래 규칙이 전부 무시됩니다. 브라우저는 오류를 알려주지 않고 그냥 건너뜁니다.</w:t>
       </w:r>
     </w:p>
     <w:p>
@@ -1881,7 +1861,7 @@
           <w:left w:val="single" w:sz="20" w:space="8" w:color="C0504D"/>
         </w:pBdr>
         <w:shd w:val="clear" w:color="auto" w:fill="FCEAEA"/>
-        <w:spacing w:before="0" w:after="160" w:line="290" w:lineRule="auto"/>
+        <w:spacing w:after="160" w:line="290" w:lineRule="auto"/>
         <w:ind w:left="150" w:right="150"/>
       </w:pPr>
       <w:r>
@@ -1890,12 +1870,13 @@
           <w:sz w:val="19"/>
           <w:szCs w:val="19"/>
         </w:rPr>
-        <w:t xml:space="preserve">CSS 파일 안에 &lt;style&gt; 태그를 넣었다 → .css 파일에는 태그를 쓰지 않습니다. 규칙만 씁니다.</w:t>
+        <w:t>CSS 파일 안에 &lt;style&gt; 태그를 넣었다 → .css 파일에는 태그를 쓰지 않습니다. 규칙만 씁니다.</w:t>
       </w:r>
     </w:p>
     <w:p>
       <w:pPr>
         <w:pStyle w:val="1"/>
+        <w:pageBreakBefore/>
         <w:shd w:val="clear" w:color="auto" w:fill="1F3864"/>
         <w:spacing w:before="200" w:after="200"/>
         <w:ind w:left="150" w:right="150"/>
@@ -1908,7 +1889,8 @@
           <w:sz w:val="28"/>
           <w:szCs w:val="28"/>
         </w:rPr>
-        <w:t xml:space="preserve">2장.  선택자 — 요소를 골라내는 법</w:t>
+        <w:lastRenderedPageBreak/>
+        <w:t>2장.  선택자 — 요소를 골라내는 법</w:t>
       </w:r>
     </w:p>
     <w:p>
@@ -1933,7 +1915,7 @@
           <w:bCs/>
           <w:color w:val="1F3864"/>
         </w:rPr>
-        <w:t xml:space="preserve">기본 선택자</w:t>
+        <w:t>기본 선택자</w:t>
       </w:r>
     </w:p>
     <w:tbl>
@@ -1986,7 +1968,7 @@
                 <w:sz w:val="18"/>
                 <w:szCs w:val="18"/>
               </w:rPr>
-              <w:t xml:space="preserve">선택자</w:t>
+              <w:t>선택자</w:t>
             </w:r>
           </w:p>
         </w:tc>
@@ -2013,7 +1995,7 @@
                 <w:sz w:val="18"/>
                 <w:szCs w:val="18"/>
               </w:rPr>
-              <w:t xml:space="preserve">고르는 대상</w:t>
+              <w:t>고르는 대상</w:t>
             </w:r>
           </w:p>
         </w:tc>
@@ -2040,7 +2022,7 @@
                 <w:sz w:val="18"/>
                 <w:szCs w:val="18"/>
               </w:rPr>
-              <w:t xml:space="preserve">예시</w:t>
+              <w:t>예시</w:t>
             </w:r>
           </w:p>
         </w:tc>
@@ -2069,7 +2051,7 @@
                 <w:sz w:val="18"/>
                 <w:szCs w:val="18"/>
               </w:rPr>
-              <w:t xml:space="preserve">*</w:t>
+              <w:t>*</w:t>
             </w:r>
           </w:p>
         </w:tc>
@@ -2093,7 +2075,7 @@
                 <w:sz w:val="18"/>
                 <w:szCs w:val="18"/>
               </w:rPr>
-              <w:t xml:space="preserve">모든 요소</w:t>
+              <w:t>모든 요소</w:t>
             </w:r>
           </w:p>
         </w:tc>
@@ -2117,7 +2099,7 @@
                 <w:sz w:val="18"/>
                 <w:szCs w:val="18"/>
               </w:rPr>
-              <w:t xml:space="preserve">* { margin: 0; }</w:t>
+              <w:t>* { margin: 0; }</w:t>
             </w:r>
           </w:p>
         </w:tc>
@@ -2146,7 +2128,7 @@
                 <w:sz w:val="18"/>
                 <w:szCs w:val="18"/>
               </w:rPr>
-              <w:t xml:space="preserve">p</w:t>
+              <w:t>p</w:t>
             </w:r>
           </w:p>
         </w:tc>
@@ -2170,7 +2152,7 @@
                 <w:sz w:val="18"/>
                 <w:szCs w:val="18"/>
               </w:rPr>
-              <w:t xml:space="preserve">모든 p 태그 (타입 선택자)</w:t>
+              <w:t>모든 p 태그 (타입 선택자)</w:t>
             </w:r>
           </w:p>
         </w:tc>
@@ -2194,7 +2176,7 @@
                 <w:sz w:val="18"/>
                 <w:szCs w:val="18"/>
               </w:rPr>
-              <w:t xml:space="preserve">p { color: #333; }</w:t>
+              <w:t>p { color: #333; }</w:t>
             </w:r>
           </w:p>
         </w:tc>
@@ -2223,7 +2205,7 @@
                 <w:sz w:val="18"/>
                 <w:szCs w:val="18"/>
               </w:rPr>
-              <w:t xml:space="preserve">.card</w:t>
+              <w:t>.card</w:t>
             </w:r>
           </w:p>
         </w:tc>
@@ -2247,7 +2229,7 @@
                 <w:sz w:val="18"/>
                 <w:szCs w:val="18"/>
               </w:rPr>
-              <w:t xml:space="preserve">class="card" 인 모든 요소</w:t>
+              <w:t>class="card" 인 모든 요소</w:t>
             </w:r>
           </w:p>
         </w:tc>
@@ -2271,7 +2253,7 @@
                 <w:sz w:val="18"/>
                 <w:szCs w:val="18"/>
               </w:rPr>
-              <w:t xml:space="preserve">.card { padding: 20px; }</w:t>
+              <w:t>.card { padding: 20px; }</w:t>
             </w:r>
           </w:p>
         </w:tc>
@@ -2300,7 +2282,7 @@
                 <w:sz w:val="18"/>
                 <w:szCs w:val="18"/>
               </w:rPr>
-              <w:t xml:space="preserve">#studentForm</w:t>
+              <w:t>#studentForm</w:t>
             </w:r>
           </w:p>
         </w:tc>
@@ -2324,7 +2306,7 @@
                 <w:sz w:val="18"/>
                 <w:szCs w:val="18"/>
               </w:rPr>
-              <w:t xml:space="preserve">id="studentForm" 인 요소 하나</w:t>
+              <w:t>id="studentForm" 인 요소 하나</w:t>
             </w:r>
           </w:p>
         </w:tc>
@@ -2348,7 +2330,7 @@
                 <w:sz w:val="18"/>
                 <w:szCs w:val="18"/>
               </w:rPr>
-              <w:t xml:space="preserve">#studentForm { width: 100%; }</w:t>
+              <w:t>#studentForm { width: 100%; }</w:t>
             </w:r>
           </w:p>
         </w:tc>
@@ -2377,7 +2359,7 @@
                 <w:sz w:val="18"/>
                 <w:szCs w:val="18"/>
               </w:rPr>
-              <w:t xml:space="preserve">a, p</w:t>
+              <w:t>a, p</w:t>
             </w:r>
           </w:p>
         </w:tc>
@@ -2401,7 +2383,7 @@
                 <w:sz w:val="18"/>
                 <w:szCs w:val="18"/>
               </w:rPr>
-              <w:t xml:space="preserve">a 또는 p (그룹)</w:t>
+              <w:t>a 또는 p (그룹)</w:t>
             </w:r>
           </w:p>
         </w:tc>
@@ -2425,7 +2407,7 @@
                 <w:sz w:val="18"/>
                 <w:szCs w:val="18"/>
               </w:rPr>
-              <w:t xml:space="preserve">h1, h2 { color: navy; }</w:t>
+              <w:t>h1, h2 { color: navy; }</w:t>
             </w:r>
           </w:p>
         </w:tc>
@@ -2461,7 +2443,7 @@
           <w:sz w:val="19"/>
           <w:szCs w:val="19"/>
         </w:rPr>
-        <w:t xml:space="preserve">점(.)은 class, 샵(#)은 id 입니다. 이 기호를 빠뜨리는 것이 초보자에게 가장 흔한 실수입니다. card { ... } 라고 쓰면 브라우저는 "card 라는 이름의 태그"를 찾다가 아무것도 못 찾고 조용히 넘어갑니다.</w:t>
+        <w:t>점(.)은 class, 샵(#)은 id 입니다. 이 기호를 빠뜨리는 것이 초보자에게 가장 흔한 실수입니다. card { ... } 라고 쓰면 브라우저는 "card 라는 이름의 태그"를 찾다가 아무것도 못 찾고 조용히 넘어갑니다.</w:t>
       </w:r>
     </w:p>
     <w:p>
@@ -2486,7 +2468,7 @@
           <w:bCs/>
           <w:color w:val="1F3864"/>
         </w:rPr>
-        <w:t xml:space="preserve">관계 선택자</w:t>
+        <w:t>관계 선택자</w:t>
       </w:r>
     </w:p>
     <w:p>
@@ -2495,7 +2477,7 @@
           <w:left w:val="single" w:sz="12" w:space="6" w:color="B7C3D4"/>
         </w:pBdr>
         <w:shd w:val="clear" w:color="auto" w:fill="F2F4F7"/>
-        <w:spacing w:before="120" w:after="0" w:line="250" w:lineRule="auto"/>
+        <w:spacing w:before="120" w:line="250" w:lineRule="auto"/>
         <w:ind w:left="180" w:right="180"/>
       </w:pPr>
       <w:r>
@@ -2504,7 +2486,7 @@
           <w:sz w:val="17"/>
           <w:szCs w:val="17"/>
         </w:rPr>
-        <w:t xml:space="preserve">.navbar h1     { ... }   /* .navbar 안에 있는 모든 h1 (자손) */</w:t>
+        <w:t>.navbar h1     { ... }   /* .navbar 안에 있는 모든 h1 (자손) */</w:t>
       </w:r>
     </w:p>
     <w:p>
@@ -2513,7 +2495,7 @@
           <w:left w:val="single" w:sz="12" w:space="6" w:color="B7C3D4"/>
         </w:pBdr>
         <w:shd w:val="clear" w:color="auto" w:fill="F2F4F7"/>
-        <w:spacing w:before="0" w:after="0" w:line="250" w:lineRule="auto"/>
+        <w:spacing w:line="250" w:lineRule="auto"/>
         <w:ind w:left="180" w:right="180"/>
       </w:pPr>
       <w:r>
@@ -2522,7 +2504,7 @@
           <w:sz w:val="17"/>
           <w:szCs w:val="17"/>
         </w:rPr>
-        <w:t xml:space="preserve">.navbar &gt; h1   { ... }   /* .navbar 의 바로 아래 자식 h1 만 */</w:t>
+        <w:t>.navbar &gt; h1   { ... }   /* .navbar 의 바로 아래 자식 h1 만 */</w:t>
       </w:r>
     </w:p>
     <w:p>
@@ -2531,7 +2513,7 @@
           <w:left w:val="single" w:sz="12" w:space="6" w:color="B7C3D4"/>
         </w:pBdr>
         <w:shd w:val="clear" w:color="auto" w:fill="F2F4F7"/>
-        <w:spacing w:before="0" w:after="0" w:line="250" w:lineRule="auto"/>
+        <w:spacing w:line="250" w:lineRule="auto"/>
         <w:ind w:left="180" w:right="180"/>
       </w:pPr>
       <w:r>
@@ -2540,7 +2522,7 @@
           <w:sz w:val="17"/>
           <w:szCs w:val="17"/>
         </w:rPr>
-        <w:t xml:space="preserve">.card:hover    { ... }   /* 마우스가 .card 위에 있을 때 */</w:t>
+        <w:t>.card:hover    { ... }   /* 마우스가 .card 위에 있을 때 */</w:t>
       </w:r>
     </w:p>
     <w:p>
@@ -2549,7 +2531,7 @@
           <w:left w:val="single" w:sz="12" w:space="6" w:color="B7C3D4"/>
         </w:pBdr>
         <w:shd w:val="clear" w:color="auto" w:fill="F2F4F7"/>
-        <w:spacing w:before="0" w:after="120" w:line="250" w:lineRule="auto"/>
+        <w:spacing w:after="120" w:line="250" w:lineRule="auto"/>
         <w:ind w:left="180" w:right="180"/>
       </w:pPr>
       <w:r>
@@ -2558,7 +2540,7 @@
           <w:sz w:val="17"/>
           <w:szCs w:val="17"/>
         </w:rPr>
-        <w:t xml:space="preserve">.card :hover   { ... }   /* .card 안의 요소에 마우스가 있을 때 — 완전히 다름! */</w:t>
+        <w:t>.card :hover   { ... }   /* .card 안의 요소에 마우스가 있을 때 — 완전히 다름! */</w:t>
       </w:r>
     </w:p>
     <w:p>
@@ -2586,12 +2568,13 @@
           <w:sz w:val="19"/>
           <w:szCs w:val="19"/>
         </w:rPr>
-        <w:t xml:space="preserve">공백 하나가 의미를 완전히 바꿉니다. .card:hover 는 카드 자신, .card :hover 는 카드 안의 무언가입니다. 본 교재 실습 2-7에서 "마우스를 올려도 아무 변화가 없다"는 문제의 단골 원인이 이 공백입니다.</w:t>
+        <w:t>공백 하나가 의미를 완전히 바꿉니다. .card:hover 는 카드 자신, .card :hover 는 카드 안의 무언가입니다. 본 교재 실습 2-7에서 "마우스를 올려도 아무 변화가 없다"는 문제의 단골 원인이 이 공백입니다.</w:t>
       </w:r>
     </w:p>
     <w:p>
       <w:pPr>
         <w:pStyle w:val="2"/>
+        <w:pageBreakBefore/>
         <w:pBdr>
           <w:bottom w:val="single" w:sz="12" w:space="6" w:color="2E5496"/>
         </w:pBdr>
@@ -2603,6 +2586,7 @@
           <w:bCs/>
           <w:color w:val="C0504D"/>
         </w:rPr>
+        <w:lastRenderedPageBreak/>
         <w:t xml:space="preserve">2-3 </w:t>
       </w:r>
       <w:r>
@@ -2611,7 +2595,7 @@
           <w:bCs/>
           <w:color w:val="1F3864"/>
         </w:rPr>
-        <w:t xml:space="preserve">가상 클래스</w:t>
+        <w:t>가상 클래스</w:t>
       </w:r>
     </w:p>
     <w:tbl>
@@ -2663,7 +2647,7 @@
                 <w:sz w:val="18"/>
                 <w:szCs w:val="18"/>
               </w:rPr>
-              <w:t xml:space="preserve">선택자</w:t>
+              <w:t>선택자</w:t>
             </w:r>
           </w:p>
         </w:tc>
@@ -2690,7 +2674,7 @@
                 <w:sz w:val="18"/>
                 <w:szCs w:val="18"/>
               </w:rPr>
-              <w:t xml:space="preserve">언제 적용되나</w:t>
+              <w:t>언제 적용되나</w:t>
             </w:r>
           </w:p>
         </w:tc>
@@ -2719,7 +2703,7 @@
                 <w:sz w:val="18"/>
                 <w:szCs w:val="18"/>
               </w:rPr>
-              <w:t xml:space="preserve">:hover</w:t>
+              <w:t>:hover</w:t>
             </w:r>
           </w:p>
         </w:tc>
@@ -2743,7 +2727,7 @@
                 <w:sz w:val="18"/>
                 <w:szCs w:val="18"/>
               </w:rPr>
-              <w:t xml:space="preserve">마우스를 올렸을 때</w:t>
+              <w:t>마우스를 올렸을 때</w:t>
             </w:r>
           </w:p>
         </w:tc>
@@ -2772,7 +2756,7 @@
                 <w:sz w:val="18"/>
                 <w:szCs w:val="18"/>
               </w:rPr>
-              <w:t xml:space="preserve">:focus</w:t>
+              <w:t>:focus</w:t>
             </w:r>
           </w:p>
         </w:tc>
@@ -2796,7 +2780,7 @@
                 <w:sz w:val="18"/>
                 <w:szCs w:val="18"/>
               </w:rPr>
-              <w:t xml:space="preserve">입력창에 커서가 있을 때</w:t>
+              <w:t>입력창에 커서가 있을 때</w:t>
             </w:r>
           </w:p>
         </w:tc>
@@ -2825,7 +2809,7 @@
                 <w:sz w:val="18"/>
                 <w:szCs w:val="18"/>
               </w:rPr>
-              <w:t xml:space="preserve">:active</w:t>
+              <w:t>:active</w:t>
             </w:r>
           </w:p>
         </w:tc>
@@ -2849,7 +2833,7 @@
                 <w:sz w:val="18"/>
                 <w:szCs w:val="18"/>
               </w:rPr>
-              <w:t xml:space="preserve">클릭하는 순간</w:t>
+              <w:t>클릭하는 순간</w:t>
             </w:r>
           </w:p>
         </w:tc>
@@ -2878,7 +2862,7 @@
                 <w:sz w:val="18"/>
                 <w:szCs w:val="18"/>
               </w:rPr>
-              <w:t xml:space="preserve">:first-child</w:t>
+              <w:t>:first-child</w:t>
             </w:r>
           </w:p>
         </w:tc>
@@ -2902,7 +2886,7 @@
                 <w:sz w:val="18"/>
                 <w:szCs w:val="18"/>
               </w:rPr>
-              <w:t xml:space="preserve">형제 중 첫 번째일 때</w:t>
+              <w:t>형제 중 첫 번째일 때</w:t>
             </w:r>
           </w:p>
         </w:tc>
@@ -2931,7 +2915,7 @@
                 <w:sz w:val="18"/>
                 <w:szCs w:val="18"/>
               </w:rPr>
-              <w:t xml:space="preserve">:last-child</w:t>
+              <w:t>:last-child</w:t>
             </w:r>
           </w:p>
         </w:tc>
@@ -2955,7 +2939,7 @@
                 <w:sz w:val="18"/>
                 <w:szCs w:val="18"/>
               </w:rPr>
-              <w:t xml:space="preserve">형제 중 마지막일 때</w:t>
+              <w:t>형제 중 마지막일 때</w:t>
             </w:r>
           </w:p>
         </w:tc>
@@ -2984,7 +2968,7 @@
                 <w:sz w:val="18"/>
                 <w:szCs w:val="18"/>
               </w:rPr>
-              <w:t xml:space="preserve">:nth-child(2n)</w:t>
+              <w:t>:nth-child(2n)</w:t>
             </w:r>
           </w:p>
         </w:tc>
@@ -3008,7 +2992,7 @@
                 <w:sz w:val="18"/>
                 <w:szCs w:val="18"/>
               </w:rPr>
-              <w:t xml:space="preserve">짝수 번째마다 (표의 줄무늬 배경에 자주 씀)</w:t>
+              <w:t>짝수 번째마다 (표의 줄무늬 배경에 자주 씀)</w:t>
             </w:r>
           </w:p>
         </w:tc>
@@ -3022,6 +3006,7 @@
     <w:p>
       <w:pPr>
         <w:pStyle w:val="2"/>
+        <w:pageBreakBefore/>
         <w:pBdr>
           <w:bottom w:val="single" w:sz="12" w:space="6" w:color="2E5496"/>
         </w:pBdr>
@@ -3033,6 +3018,7 @@
           <w:bCs/>
           <w:color w:val="C0504D"/>
         </w:rPr>
+        <w:lastRenderedPageBreak/>
         <w:t xml:space="preserve">2-4 </w:t>
       </w:r>
       <w:r>
@@ -3041,7 +3027,7 @@
           <w:bCs/>
           <w:color w:val="1F3864"/>
         </w:rPr>
-        <w:t xml:space="preserve">우선순위 — "CSS 를 썼는데 왜 안 바뀌지?"</w:t>
+        <w:t>우선순위 — "CSS 를 썼는데 왜 안 바뀌지?"</w:t>
       </w:r>
     </w:p>
     <w:p>
@@ -3049,7 +3035,7 @@
         <w:spacing w:after="80"/>
       </w:pPr>
       <w:r>
-        <w:t xml:space="preserve">같은 요소에 서로 다른 규칙이 걸리면 브라우저는 점수를 매겨 이긴 쪽을 적용합니다. 점수가 높은 순서는 다음과 같습니다.</w:t>
+        <w:t>같은 요소에 서로 다른 규칙이 걸리면 브라우저는 점수를 매겨 이긴 쪽을 적용합니다. 점수가 높은 순서는 다음과 같습니다.</w:t>
       </w:r>
     </w:p>
     <w:tbl>
@@ -3102,7 +3088,7 @@
                 <w:sz w:val="18"/>
                 <w:szCs w:val="18"/>
               </w:rPr>
-              <w:t xml:space="preserve">순위</w:t>
+              <w:t>순위</w:t>
             </w:r>
           </w:p>
         </w:tc>
@@ -3129,7 +3115,7 @@
                 <w:sz w:val="18"/>
                 <w:szCs w:val="18"/>
               </w:rPr>
-              <w:t xml:space="preserve">종류</w:t>
+              <w:t>종류</w:t>
             </w:r>
           </w:p>
         </w:tc>
@@ -3156,7 +3142,7 @@
                 <w:sz w:val="18"/>
                 <w:szCs w:val="18"/>
               </w:rPr>
-              <w:t xml:space="preserve">예</w:t>
+              <w:t>예</w:t>
             </w:r>
           </w:p>
         </w:tc>
@@ -3185,7 +3171,7 @@
                 <w:sz w:val="18"/>
                 <w:szCs w:val="18"/>
               </w:rPr>
-              <w:t xml:space="preserve">1 (가장 셈)</w:t>
+              <w:t>1 (가장 셈)</w:t>
             </w:r>
           </w:p>
         </w:tc>
@@ -3209,7 +3195,7 @@
                 <w:sz w:val="18"/>
                 <w:szCs w:val="18"/>
               </w:rPr>
-              <w:t xml:space="preserve">!important</w:t>
+              <w:t>!important</w:t>
             </w:r>
           </w:p>
         </w:tc>
@@ -3233,7 +3219,7 @@
                 <w:sz w:val="18"/>
                 <w:szCs w:val="18"/>
               </w:rPr>
-              <w:t xml:space="preserve">color: red !important;</w:t>
+              <w:t>color: red !important;</w:t>
             </w:r>
           </w:p>
         </w:tc>
@@ -3262,7 +3248,7 @@
                 <w:sz w:val="18"/>
                 <w:szCs w:val="18"/>
               </w:rPr>
-              <w:t xml:space="preserve">2</w:t>
+              <w:t>2</w:t>
             </w:r>
           </w:p>
         </w:tc>
@@ -3286,7 +3272,7 @@
                 <w:sz w:val="18"/>
                 <w:szCs w:val="18"/>
               </w:rPr>
-              <w:t xml:space="preserve">인라인 스타일</w:t>
+              <w:t>인라인 스타일</w:t>
             </w:r>
           </w:p>
         </w:tc>
@@ -3310,7 +3296,7 @@
                 <w:sz w:val="18"/>
                 <w:szCs w:val="18"/>
               </w:rPr>
-              <w:t xml:space="preserve">&lt;p style="color: red"&gt;</w:t>
+              <w:t>&lt;p style="color: red"&gt;</w:t>
             </w:r>
           </w:p>
         </w:tc>
@@ -3339,7 +3325,7 @@
                 <w:sz w:val="18"/>
                 <w:szCs w:val="18"/>
               </w:rPr>
-              <w:t xml:space="preserve">3</w:t>
+              <w:t>3</w:t>
             </w:r>
           </w:p>
         </w:tc>
@@ -3363,7 +3349,7 @@
                 <w:sz w:val="18"/>
                 <w:szCs w:val="18"/>
               </w:rPr>
-              <w:t xml:space="preserve">id 선택자</w:t>
+              <w:t>id 선택자</w:t>
             </w:r>
           </w:p>
         </w:tc>
@@ -3387,7 +3373,7 @@
                 <w:sz w:val="18"/>
                 <w:szCs w:val="18"/>
               </w:rPr>
-              <w:t xml:space="preserve">#studentForm</w:t>
+              <w:t>#studentForm</w:t>
             </w:r>
           </w:p>
         </w:tc>
@@ -3416,7 +3402,7 @@
                 <w:sz w:val="18"/>
                 <w:szCs w:val="18"/>
               </w:rPr>
-              <w:t xml:space="preserve">4</w:t>
+              <w:t>4</w:t>
             </w:r>
           </w:p>
         </w:tc>
@@ -3440,7 +3426,7 @@
                 <w:sz w:val="18"/>
                 <w:szCs w:val="18"/>
               </w:rPr>
-              <w:t xml:space="preserve">class · 가상 클래스 · 속성 선택자</w:t>
+              <w:t>class · 가상 클래스 · 속성 선택자</w:t>
             </w:r>
           </w:p>
         </w:tc>
@@ -3464,7 +3450,7 @@
                 <w:sz w:val="18"/>
                 <w:szCs w:val="18"/>
               </w:rPr>
-              <w:t xml:space="preserve">.card, :hover</w:t>
+              <w:t>.card, :hover</w:t>
             </w:r>
           </w:p>
         </w:tc>
@@ -3493,7 +3479,7 @@
                 <w:sz w:val="18"/>
                 <w:szCs w:val="18"/>
               </w:rPr>
-              <w:t xml:space="preserve">5 (가장 약함)</w:t>
+              <w:t>5 (가장 약함)</w:t>
             </w:r>
           </w:p>
         </w:tc>
@@ -3517,7 +3503,7 @@
                 <w:sz w:val="18"/>
                 <w:szCs w:val="18"/>
               </w:rPr>
-              <w:t xml:space="preserve">타입 선택자</w:t>
+              <w:t>타입 선택자</w:t>
             </w:r>
           </w:p>
         </w:tc>
@@ -3541,7 +3527,7 @@
                 <w:sz w:val="18"/>
                 <w:szCs w:val="18"/>
               </w:rPr>
-              <w:t xml:space="preserve">p, div</w:t>
+              <w:t>p, div</w:t>
             </w:r>
           </w:p>
         </w:tc>
@@ -3557,7 +3543,7 @@
         <w:spacing w:after="80"/>
       </w:pPr>
       <w:r>
-        <w:t xml:space="preserve">점수가 같으면 나중에 쓴 규칙이 이깁니다. 그래서 CSS 파일에서는 일반적인 규칙을 위에, 예외적인 규칙을 아래에 두는 것이 보통입니다.</w:t>
+        <w:t>점수가 같으면 나중에 쓴 규칙이 이깁니다. 그래서 CSS 파일에서는 일반적인 규칙을 위에, 예외적인 규칙을 아래에 두는 것이 보통입니다.</w:t>
       </w:r>
     </w:p>
     <w:p>
@@ -3585,7 +3571,7 @@
           <w:sz w:val="19"/>
           <w:szCs w:val="19"/>
         </w:rPr>
-        <w:t xml:space="preserve">!important 는 되도록 쓰지 마세요. 한 번 쓰면 그 값을 이기기 위해 또 !important 를 쓰게 되고, 결국 아무도 못 고치는 CSS 가 됩니다. 대신 F12 → Elements 에서 어떤 규칙이 이기고 있는지 먼저 확인하세요. 진 규칙에는 취소선이 그어져 있습니다.</w:t>
+        <w:t>!important 는 되도록 쓰지 마세요. 한 번 쓰면 그 값을 이기기 위해 또 !important 를 쓰게 되고, 결국 아무도 못 고치는 CSS 가 됩니다. 대신 F12 → Elements 에서 어떤 규칙이 이기고 있는지 먼저 확인하세요. 진 규칙에는 취소선이 그어져 있습니다.</w:t>
       </w:r>
     </w:p>
     <w:p>
@@ -3613,7 +3599,7 @@
           <w:sz w:val="19"/>
           <w:szCs w:val="19"/>
         </w:rPr>
-        <w:t xml:space="preserve">F12 → Elements 에서 요소를 클릭하면 오른쪽에 적용된 규칙 목록이 보인다.</w:t>
+        <w:t>F12 → Elements 에서 요소를 클릭하면 오른쪽에 적용된 규칙 목록이 보인다.</w:t>
       </w:r>
     </w:p>
     <w:p>
@@ -3622,7 +3608,7 @@
           <w:left w:val="single" w:sz="20" w:space="8" w:color="2E75B6"/>
         </w:pBdr>
         <w:shd w:val="clear" w:color="auto" w:fill="E5F0F8"/>
-        <w:spacing w:before="0" w:after="160" w:line="290" w:lineRule="auto"/>
+        <w:spacing w:after="160" w:line="290" w:lineRule="auto"/>
         <w:ind w:left="150" w:right="150"/>
       </w:pPr>
       <w:r>
@@ -3631,7 +3617,7 @@
           <w:sz w:val="19"/>
           <w:szCs w:val="19"/>
         </w:rPr>
-        <w:t xml:space="preserve">취소선이 그어진 속성이 무엇에 밀렸는지 위쪽 규칙에서 찾을 수 있다.</w:t>
+        <w:t>취소선이 그어진 속성이 무엇에 밀렸는지 위쪽 규칙에서 찾을 수 있다.</w:t>
       </w:r>
     </w:p>
     <w:p>
@@ -3659,7 +3645,7 @@
           <w:sz w:val="19"/>
           <w:szCs w:val="19"/>
         </w:rPr>
-        <w:t xml:space="preserve">CSS 가 하나도 안 먹는다 → 점(.)이나 샵(#)을 빠뜨렸거나, 클래스 이름 철자·대소문자가 다릅니다.</w:t>
+        <w:t>CSS 가 하나도 안 먹는다 → 점(.)이나 샵(#)을 빠뜨렸거나, 클래스 이름 철자·대소문자가 다릅니다.</w:t>
       </w:r>
     </w:p>
     <w:p>
@@ -3668,7 +3654,7 @@
           <w:left w:val="single" w:sz="20" w:space="8" w:color="C0504D"/>
         </w:pBdr>
         <w:shd w:val="clear" w:color="auto" w:fill="FCEAEA"/>
-        <w:spacing w:before="0" w:after="40" w:line="290" w:lineRule="auto"/>
+        <w:spacing w:after="40" w:line="290" w:lineRule="auto"/>
         <w:ind w:left="150" w:right="150"/>
       </w:pPr>
       <w:r>
@@ -3677,7 +3663,7 @@
           <w:sz w:val="19"/>
           <w:szCs w:val="19"/>
         </w:rPr>
-        <w:t xml:space="preserve">특정 속성만 안 먹는다 → 우선순위에 밀린 것입니다. Elements 탭에서 취소선을 찾으세요.</w:t>
+        <w:t>특정 속성만 안 먹는다 → 우선순위에 밀린 것입니다. Elements 탭에서 취소선을 찾으세요.</w:t>
       </w:r>
     </w:p>
     <w:p>
@@ -3686,7 +3672,7 @@
           <w:left w:val="single" w:sz="20" w:space="8" w:color="C0504D"/>
         </w:pBdr>
         <w:shd w:val="clear" w:color="auto" w:fill="FCEAEA"/>
-        <w:spacing w:before="0" w:after="160" w:line="290" w:lineRule="auto"/>
+        <w:spacing w:after="160" w:line="290" w:lineRule="auto"/>
         <w:ind w:left="150" w:right="150"/>
       </w:pPr>
       <w:r>
@@ -3695,7 +3681,7 @@
           <w:sz w:val="19"/>
           <w:szCs w:val="19"/>
         </w:rPr>
-        <w:t xml:space="preserve">선택자에 한글을 썼다 → 클래스 이름은 영문으로 짓습니다.</w:t>
+        <w:t>선택자에 한글을 썼다 → 클래스 이름은 영문으로 짓습니다.</w:t>
       </w:r>
     </w:p>
     <w:p>
@@ -3723,12 +3709,13 @@
           <w:sz w:val="19"/>
           <w:szCs w:val="19"/>
         </w:rPr>
-        <w:t xml:space="preserve">.card 와 div.card 와 #main .card 를 각각 만들어 서로 다른 배경색을 준 뒤, 어떤 색이 이기는지 확인해 보세요. 우선순위가 한 번에 이해됩니다.</w:t>
+        <w:t>.card 와 div.card 와 #main .card 를 각각 만들어 서로 다른 배경색을 준 뒤, 어떤 색이 이기는지 확인해 보세요. 우선순위가 한 번에 이해됩니다.</w:t>
       </w:r>
     </w:p>
     <w:p>
       <w:pPr>
         <w:pStyle w:val="1"/>
+        <w:pageBreakBefore/>
         <w:shd w:val="clear" w:color="auto" w:fill="1F3864"/>
         <w:spacing w:before="200" w:after="200"/>
         <w:ind w:left="150" w:right="150"/>
@@ -3741,7 +3728,8 @@
           <w:sz w:val="28"/>
           <w:szCs w:val="28"/>
         </w:rPr>
-        <w:t xml:space="preserve">3장.  박스 모델 — 모든 것은 사각형이다</w:t>
+        <w:lastRenderedPageBreak/>
+        <w:t>3장.  박스 모델 — 모든 것은 사각형이다</w:t>
       </w:r>
     </w:p>
     <w:p>
@@ -3766,7 +3754,7 @@
           <w:bCs/>
           <w:color w:val="1F3864"/>
         </w:rPr>
-        <w:t xml:space="preserve">네 겹의 구조</w:t>
+        <w:t>네 겹의 구조</w:t>
       </w:r>
     </w:p>
     <w:p>
@@ -3774,7 +3762,7 @@
         <w:spacing w:after="80"/>
       </w:pPr>
       <w:r>
-        <w:t xml:space="preserve">HTML 의 모든 요소는 사각형 상자입니다. 그 상자는 안쪽부터 네 겹으로 되어 있습니다.</w:t>
+        <w:t>HTML 의 모든 요소는 사각형 상자입니다. 그 상자는 안쪽부터 네 겹으로 되어 있습니다.</w:t>
       </w:r>
     </w:p>
     <w:p>
@@ -3783,7 +3771,7 @@
           <w:left w:val="single" w:sz="12" w:space="6" w:color="B7C3D4"/>
         </w:pBdr>
         <w:shd w:val="clear" w:color="auto" w:fill="F2F4F7"/>
-        <w:spacing w:before="120" w:after="0" w:line="250" w:lineRule="auto"/>
+        <w:spacing w:before="120" w:line="250" w:lineRule="auto"/>
         <w:ind w:left="180" w:right="180"/>
       </w:pPr>
       <w:r>
@@ -3792,7 +3780,7 @@
           <w:sz w:val="17"/>
           <w:szCs w:val="17"/>
         </w:rPr>
-        <w:t xml:space="preserve">+-- margin ------------------------+   &lt;-- 다른 상자와의 거리 (바깥 여백)</w:t>
+        <w:t>+-- margin ------------------------+   &lt;-- 다른 상자와의 거리 (바깥 여백)</w:t>
       </w:r>
     </w:p>
     <w:p>
@@ -3801,7 +3789,7 @@
           <w:left w:val="single" w:sz="12" w:space="6" w:color="B7C3D4"/>
         </w:pBdr>
         <w:shd w:val="clear" w:color="auto" w:fill="F2F4F7"/>
-        <w:spacing w:before="0" w:after="0" w:line="250" w:lineRule="auto"/>
+        <w:spacing w:line="250" w:lineRule="auto"/>
         <w:ind w:left="180" w:right="180"/>
       </w:pPr>
       <w:r>
@@ -3810,7 +3798,7 @@
           <w:sz w:val="17"/>
           <w:szCs w:val="17"/>
         </w:rPr>
-        <w:t xml:space="preserve">|  +-- border --------------------+ |   &lt;-- 테두리 선</w:t>
+        <w:t>|  +-- border --------------------+ |   &lt;-- 테두리 선</w:t>
       </w:r>
     </w:p>
     <w:p>
@@ -3819,7 +3807,7 @@
           <w:left w:val="single" w:sz="12" w:space="6" w:color="B7C3D4"/>
         </w:pBdr>
         <w:shd w:val="clear" w:color="auto" w:fill="F2F4F7"/>
-        <w:spacing w:before="0" w:after="0" w:line="250" w:lineRule="auto"/>
+        <w:spacing w:line="250" w:lineRule="auto"/>
         <w:ind w:left="180" w:right="180"/>
       </w:pPr>
       <w:r>
@@ -3828,7 +3816,7 @@
           <w:sz w:val="17"/>
           <w:szCs w:val="17"/>
         </w:rPr>
-        <w:t xml:space="preserve">|  |  +-- padding -------------+  | |   &lt;-- 내용과 테두리 사이 (안쪽 여백)</w:t>
+        <w:t>|  |  +-- padding -------------+  | |   &lt;-- 내용과 테두리 사이 (안쪽 여백)</w:t>
       </w:r>
     </w:p>
     <w:p>
@@ -3837,7 +3825,7 @@
           <w:left w:val="single" w:sz="12" w:space="6" w:color="B7C3D4"/>
         </w:pBdr>
         <w:shd w:val="clear" w:color="auto" w:fill="F2F4F7"/>
-        <w:spacing w:before="0" w:after="0" w:line="250" w:lineRule="auto"/>
+        <w:spacing w:line="250" w:lineRule="auto"/>
         <w:ind w:left="180" w:right="180"/>
       </w:pPr>
       <w:r>
@@ -3846,7 +3834,7 @@
           <w:sz w:val="17"/>
           <w:szCs w:val="17"/>
         </w:rPr>
-        <w:t xml:space="preserve">|  |  |       content          |  | |   &lt;-- 글자, 이미지</w:t>
+        <w:t>|  |  |       content          |  | |   &lt;-- 글자, 이미지</w:t>
       </w:r>
     </w:p>
     <w:p>
@@ -3855,7 +3843,7 @@
           <w:left w:val="single" w:sz="12" w:space="6" w:color="B7C3D4"/>
         </w:pBdr>
         <w:shd w:val="clear" w:color="auto" w:fill="F2F4F7"/>
-        <w:spacing w:before="0" w:after="0" w:line="250" w:lineRule="auto"/>
+        <w:spacing w:line="250" w:lineRule="auto"/>
         <w:ind w:left="180" w:right="180"/>
       </w:pPr>
       <w:r>
@@ -3864,7 +3852,7 @@
           <w:sz w:val="17"/>
           <w:szCs w:val="17"/>
         </w:rPr>
-        <w:t xml:space="preserve">|  |  +------------------------+  | |</w:t>
+        <w:t>|  |  +------------------------+  | |</w:t>
       </w:r>
     </w:p>
     <w:p>
@@ -3873,7 +3861,7 @@
           <w:left w:val="single" w:sz="12" w:space="6" w:color="B7C3D4"/>
         </w:pBdr>
         <w:shd w:val="clear" w:color="auto" w:fill="F2F4F7"/>
-        <w:spacing w:before="0" w:after="0" w:line="250" w:lineRule="auto"/>
+        <w:spacing w:line="250" w:lineRule="auto"/>
         <w:ind w:left="180" w:right="180"/>
       </w:pPr>
       <w:r>
@@ -3882,7 +3870,7 @@
           <w:sz w:val="17"/>
           <w:szCs w:val="17"/>
         </w:rPr>
-        <w:t xml:space="preserve">|  +------------------------------+ |</w:t>
+        <w:t>|  +------------------------------+ |</w:t>
       </w:r>
     </w:p>
     <w:p>
@@ -3891,7 +3879,7 @@
           <w:left w:val="single" w:sz="12" w:space="6" w:color="B7C3D4"/>
         </w:pBdr>
         <w:shd w:val="clear" w:color="auto" w:fill="F2F4F7"/>
-        <w:spacing w:before="0" w:after="120" w:line="250" w:lineRule="auto"/>
+        <w:spacing w:after="120" w:line="250" w:lineRule="auto"/>
         <w:ind w:left="180" w:right="180"/>
       </w:pPr>
       <w:r>
@@ -3900,7 +3888,7 @@
           <w:sz w:val="17"/>
           <w:szCs w:val="17"/>
         </w:rPr>
-        <w:t xml:space="preserve">+----------------------------------+</w:t>
+        <w:t>+----------------------------------+</w:t>
       </w:r>
     </w:p>
     <w:tbl>
@@ -3922,7 +3910,7 @@
       </w:tblPr>
       <w:tblGrid>
         <w:gridCol w:w="1636"/>
-        <w:gridCol w:w="4500"/>
+        <w:gridCol w:w="4501"/>
         <w:gridCol w:w="2863"/>
       </w:tblGrid>
       <w:tr>
@@ -3953,7 +3941,7 @@
                 <w:sz w:val="18"/>
                 <w:szCs w:val="18"/>
               </w:rPr>
-              <w:t xml:space="preserve">층</w:t>
+              <w:t>층</w:t>
             </w:r>
           </w:p>
         </w:tc>
@@ -3980,7 +3968,7 @@
                 <w:sz w:val="18"/>
                 <w:szCs w:val="18"/>
               </w:rPr>
-              <w:t xml:space="preserve">역할</w:t>
+              <w:t>역할</w:t>
             </w:r>
           </w:p>
         </w:tc>
@@ -4007,7 +3995,7 @@
                 <w:sz w:val="18"/>
                 <w:szCs w:val="18"/>
               </w:rPr>
-              <w:t xml:space="preserve">배경색이 칠해지나</w:t>
+              <w:t>배경색이 칠해지나</w:t>
             </w:r>
           </w:p>
         </w:tc>
@@ -4036,7 +4024,7 @@
                 <w:sz w:val="18"/>
                 <w:szCs w:val="18"/>
               </w:rPr>
-              <w:t xml:space="preserve">content</w:t>
+              <w:t>content</w:t>
             </w:r>
           </w:p>
         </w:tc>
@@ -4060,7 +4048,7 @@
                 <w:sz w:val="18"/>
                 <w:szCs w:val="18"/>
               </w:rPr>
-              <w:t xml:space="preserve">글자와 이미지가 놓이는 실제 내용</w:t>
+              <w:t>글자와 이미지가 놓이는 실제 내용</w:t>
             </w:r>
           </w:p>
         </w:tc>
@@ -4084,7 +4072,7 @@
                 <w:sz w:val="18"/>
                 <w:szCs w:val="18"/>
               </w:rPr>
-              <w:t xml:space="preserve">칠해짐</w:t>
+              <w:t>칠해짐</w:t>
             </w:r>
           </w:p>
         </w:tc>
@@ -4113,7 +4101,7 @@
                 <w:sz w:val="18"/>
                 <w:szCs w:val="18"/>
               </w:rPr>
-              <w:t xml:space="preserve">padding</w:t>
+              <w:t>padding</w:t>
             </w:r>
           </w:p>
         </w:tc>
@@ -4137,7 +4125,7 @@
                 <w:sz w:val="18"/>
                 <w:szCs w:val="18"/>
               </w:rPr>
-              <w:t xml:space="preserve">내용과 테두리 사이의 숨 쉴 공간</w:t>
+              <w:t>내용과 테두리 사이의 숨 쉴 공간</w:t>
             </w:r>
           </w:p>
         </w:tc>
@@ -4161,7 +4149,7 @@
                 <w:sz w:val="18"/>
                 <w:szCs w:val="18"/>
               </w:rPr>
-              <w:t xml:space="preserve">칠해짐</w:t>
+              <w:t>칠해짐</w:t>
             </w:r>
           </w:p>
         </w:tc>
@@ -4190,7 +4178,7 @@
                 <w:sz w:val="18"/>
                 <w:szCs w:val="18"/>
               </w:rPr>
-              <w:t xml:space="preserve">border</w:t>
+              <w:t>border</w:t>
             </w:r>
           </w:p>
         </w:tc>
@@ -4214,7 +4202,7 @@
                 <w:sz w:val="18"/>
                 <w:szCs w:val="18"/>
               </w:rPr>
-              <w:t xml:space="preserve">테두리 선</w:t>
+              <w:t>테두리 선</w:t>
             </w:r>
           </w:p>
         </w:tc>
@@ -4238,7 +4226,7 @@
                 <w:sz w:val="18"/>
                 <w:szCs w:val="18"/>
               </w:rPr>
-              <w:t xml:space="preserve">선 자체의 색</w:t>
+              <w:t>선 자체의 색</w:t>
             </w:r>
           </w:p>
         </w:tc>
@@ -4267,7 +4255,7 @@
                 <w:sz w:val="18"/>
                 <w:szCs w:val="18"/>
               </w:rPr>
-              <w:t xml:space="preserve">margin</w:t>
+              <w:t>margin</w:t>
             </w:r>
           </w:p>
         </w:tc>
@@ -4291,7 +4279,7 @@
                 <w:sz w:val="18"/>
                 <w:szCs w:val="18"/>
               </w:rPr>
-              <w:t xml:space="preserve">이웃 상자와 벌리는 거리</w:t>
+              <w:t>이웃 상자와 벌리는 거리</w:t>
             </w:r>
           </w:p>
         </w:tc>
@@ -4315,7 +4303,7 @@
                 <w:sz w:val="18"/>
                 <w:szCs w:val="18"/>
               </w:rPr>
-              <w:t xml:space="preserve">칠해지지 않음 (투명)</w:t>
+              <w:t>칠해지지 않음 (투명)</w:t>
             </w:r>
           </w:p>
         </w:tc>
@@ -4351,7 +4339,7 @@
           <w:sz w:val="19"/>
           <w:szCs w:val="19"/>
         </w:rPr>
-        <w:t xml:space="preserve">padding 은 "상자 안이 넓어지는 것", margin 은 "상자 밖으로 밀어내는 것"입니다. 배경색을 줘 보면 차이가 바로 보입니다. padding 에는 배경색이 칠해지고 margin 에는 칠해지지 않습니다.</w:t>
+        <w:t>padding 은 "상자 안이 넓어지는 것", margin 은 "상자 밖으로 밀어내는 것"입니다. 배경색을 줘 보면 차이가 바로 보입니다. padding 에는 배경색이 칠해지고 margin 에는 칠해지지 않습니다.</w:t>
       </w:r>
     </w:p>
     <w:p>
@@ -4376,7 +4364,7 @@
           <w:bCs/>
           <w:color w:val="1F3864"/>
         </w:rPr>
-        <w:t xml:space="preserve">값을 쓰는 네 가지 방법</w:t>
+        <w:t>값을 쓰는 네 가지 방법</w:t>
       </w:r>
     </w:p>
     <w:p>
@@ -4385,7 +4373,7 @@
           <w:left w:val="single" w:sz="12" w:space="6" w:color="B7C3D4"/>
         </w:pBdr>
         <w:shd w:val="clear" w:color="auto" w:fill="F2F4F7"/>
-        <w:spacing w:before="120" w:after="0" w:line="250" w:lineRule="auto"/>
+        <w:spacing w:before="120" w:line="250" w:lineRule="auto"/>
         <w:ind w:left="180" w:right="180"/>
       </w:pPr>
       <w:r>
@@ -4394,7 +4382,7 @@
           <w:sz w:val="17"/>
           <w:szCs w:val="17"/>
         </w:rPr>
-        <w:t xml:space="preserve">padding: 20px;                 /* 상하좌우 모두 20px */</w:t>
+        <w:t>padding: 20px;                 /* 상하좌우 모두 20px */</w:t>
       </w:r>
     </w:p>
     <w:p>
@@ -4403,7 +4391,7 @@
           <w:left w:val="single" w:sz="12" w:space="6" w:color="B7C3D4"/>
         </w:pBdr>
         <w:shd w:val="clear" w:color="auto" w:fill="F2F4F7"/>
-        <w:spacing w:before="0" w:after="0" w:line="250" w:lineRule="auto"/>
+        <w:spacing w:line="250" w:lineRule="auto"/>
         <w:ind w:left="180" w:right="180"/>
       </w:pPr>
       <w:r>
@@ -4412,7 +4400,7 @@
           <w:sz w:val="17"/>
           <w:szCs w:val="17"/>
         </w:rPr>
-        <w:t xml:space="preserve">padding: 20px 50px;            /* 상하 20px, 좌우 50px */</w:t>
+        <w:t>padding: 20px 50px;            /* 상하 20px, 좌우 50px */</w:t>
       </w:r>
     </w:p>
     <w:p>
@@ -4421,7 +4409,7 @@
           <w:left w:val="single" w:sz="12" w:space="6" w:color="B7C3D4"/>
         </w:pBdr>
         <w:shd w:val="clear" w:color="auto" w:fill="F2F4F7"/>
-        <w:spacing w:before="0" w:after="0" w:line="250" w:lineRule="auto"/>
+        <w:spacing w:line="250" w:lineRule="auto"/>
         <w:ind w:left="180" w:right="180"/>
       </w:pPr>
       <w:r>
@@ -4430,7 +4418,7 @@
           <w:sz w:val="17"/>
           <w:szCs w:val="17"/>
         </w:rPr>
-        <w:t xml:space="preserve">padding: 10px 20px 30px;       /* 위 10, 좌우 20, 아래 30 */</w:t>
+        <w:t>padding: 10px 20px 30px;       /* 위 10, 좌우 20, 아래 30 */</w:t>
       </w:r>
     </w:p>
     <w:p>
@@ -4439,7 +4427,7 @@
           <w:left w:val="single" w:sz="12" w:space="6" w:color="B7C3D4"/>
         </w:pBdr>
         <w:shd w:val="clear" w:color="auto" w:fill="F2F4F7"/>
-        <w:spacing w:before="0" w:after="0" w:line="250" w:lineRule="auto"/>
+        <w:spacing w:line="250" w:lineRule="auto"/>
         <w:ind w:left="180" w:right="180"/>
       </w:pPr>
       <w:r>
@@ -4448,7 +4436,7 @@
           <w:sz w:val="17"/>
           <w:szCs w:val="17"/>
         </w:rPr>
-        <w:t xml:space="preserve">padding: 10px 20px 30px 40px;  /* 위 → 오른쪽 → 아래 → 왼쪽 (시계 방향) */</w:t>
+        <w:t>padding: 10px 20px 30px 40px;  /* 위 → 오른쪽 → 아래 → 왼쪽 (시계 방향) */</w:t>
       </w:r>
     </w:p>
     <w:p>
@@ -4457,7 +4445,17 @@
           <w:left w:val="single" w:sz="12" w:space="6" w:color="B7C3D4"/>
         </w:pBdr>
         <w:shd w:val="clear" w:color="auto" w:fill="F2F4F7"/>
-        <w:spacing w:before="0" w:after="0" w:line="250" w:lineRule="auto"/>
+        <w:spacing w:line="250" w:lineRule="auto"/>
+        <w:ind w:left="180" w:right="180"/>
+      </w:pPr>
+    </w:p>
+    <w:p>
+      <w:pPr>
+        <w:pBdr>
+          <w:left w:val="single" w:sz="12" w:space="6" w:color="B7C3D4"/>
+        </w:pBdr>
+        <w:shd w:val="clear" w:color="auto" w:fill="F2F4F7"/>
+        <w:spacing w:after="120" w:line="250" w:lineRule="auto"/>
         <w:ind w:left="180" w:right="180"/>
       </w:pPr>
       <w:r>
@@ -4466,25 +4464,7 @@
           <w:sz w:val="17"/>
           <w:szCs w:val="17"/>
         </w:rPr>
-        <w:t xml:space="preserve"/>
-      </w:r>
-    </w:p>
-    <w:p>
-      <w:pPr>
-        <w:pBdr>
-          <w:left w:val="single" w:sz="12" w:space="6" w:color="B7C3D4"/>
-        </w:pBdr>
-        <w:shd w:val="clear" w:color="auto" w:fill="F2F4F7"/>
-        <w:spacing w:before="0" w:after="120" w:line="250" w:lineRule="auto"/>
-        <w:ind w:left="180" w:right="180"/>
-      </w:pPr>
-      <w:r>
-        <w:rPr>
-          <w:rFonts w:ascii="Consolas" w:eastAsia="Consolas" w:hAnsi="Consolas" w:cs="Consolas"/>
-          <w:sz w:val="17"/>
-          <w:szCs w:val="17"/>
-        </w:rPr>
-        <w:t xml:space="preserve">margin: 0 auto;                /* 상하 0, 좌우 auto → 가로 중앙 정렬 */</w:t>
+        <w:t>margin: 0 auto;                /* 상하 0, 좌우 auto → 가로 중앙 정렬 */</w:t>
       </w:r>
     </w:p>
     <w:p>
@@ -4512,12 +4492,13 @@
           <w:sz w:val="19"/>
           <w:szCs w:val="19"/>
         </w:rPr>
-        <w:t xml:space="preserve">margin: 0 auto 는 매우 자주 쓰입니다. 좌우를 auto 로 두면 남는 공간을 좌우가 똑같이 나눠 가져 요소가 가운데 놓입니다. 다만 width 나 max-width 가 정해져 있어야 효과가 있습니다. 본 교재 실습 2-3의 max-width: 1100px; margin: 60px auto; 가 이 조합입니다.</w:t>
+        <w:t>margin: 0 auto 는 매우 자주 쓰입니다. 좌우를 auto 로 두면 남는 공간을 좌우가 똑같이 나눠 가져 요소가 가운데 놓입니다. 다만 width 나 max-width 가 정해져 있어야 효과가 있습니다. 본 교재 실습 2-3의 max-width: 1100px; margin: 60px auto; 가 이 조합입니다.</w:t>
       </w:r>
     </w:p>
     <w:p>
       <w:pPr>
         <w:pStyle w:val="2"/>
+        <w:pageBreakBefore/>
         <w:pBdr>
           <w:bottom w:val="single" w:sz="12" w:space="6" w:color="2E5496"/>
         </w:pBdr>
@@ -4529,6 +4510,7 @@
           <w:bCs/>
           <w:color w:val="C0504D"/>
         </w:rPr>
+        <w:lastRenderedPageBreak/>
         <w:t xml:space="preserve">3-3 </w:t>
       </w:r>
       <w:r>
@@ -4537,7 +4519,7 @@
           <w:bCs/>
           <w:color w:val="1F3864"/>
         </w:rPr>
-        <w:t xml:space="preserve">box-sizing — 반드시 알아야 할 한 줄</w:t>
+        <w:t>box-sizing — 반드시 알아야 할 한 줄</w:t>
       </w:r>
     </w:p>
     <w:p>
@@ -4545,7 +4527,7 @@
         <w:spacing w:after="80"/>
       </w:pPr>
       <w:r>
-        <w:t xml:space="preserve">기본 상태에서 width: 200px 은 content 만 200px 이라는 뜻입니다. 여기에 padding 20px 과 border 1px 을 주면 실제 차지하는 너비는 200 + 40 + 2 = 242px 이 됩니다. 이 때문에 "padding 을 줬더니 레이아웃이 깨졌다"는 문제가 끝없이 생깁니다.</w:t>
+        <w:t>기본 상태에서 width: 200px 은 content 만 200px 이라는 뜻입니다. 여기에 padding 20px 과 border 1px 을 주면 실제 차지하는 너비는 200 + 40 + 2 = 242px 이 됩니다. 이 때문에 "padding 을 줬더니 레이아웃이 깨졌다"는 문제가 끝없이 생깁니다.</w:t>
       </w:r>
     </w:p>
     <w:p>
@@ -4554,7 +4536,7 @@
           <w:left w:val="single" w:sz="12" w:space="6" w:color="B7C3D4"/>
         </w:pBdr>
         <w:shd w:val="clear" w:color="auto" w:fill="F2F4F7"/>
-        <w:spacing w:before="120" w:after="0" w:line="250" w:lineRule="auto"/>
+        <w:spacing w:before="120" w:line="250" w:lineRule="auto"/>
         <w:ind w:left="180" w:right="180"/>
       </w:pPr>
       <w:r>
@@ -4563,7 +4545,7 @@
           <w:sz w:val="17"/>
           <w:szCs w:val="17"/>
         </w:rPr>
-        <w:t xml:space="preserve">* {</w:t>
+        <w:t>* {</w:t>
       </w:r>
     </w:p>
     <w:p>
@@ -4572,7 +4554,7 @@
           <w:left w:val="single" w:sz="12" w:space="6" w:color="B7C3D4"/>
         </w:pBdr>
         <w:shd w:val="clear" w:color="auto" w:fill="F2F4F7"/>
-        <w:spacing w:before="0" w:after="0" w:line="250" w:lineRule="auto"/>
+        <w:spacing w:line="250" w:lineRule="auto"/>
         <w:ind w:left="180" w:right="180"/>
       </w:pPr>
       <w:r>
@@ -4590,7 +4572,7 @@
           <w:left w:val="single" w:sz="12" w:space="6" w:color="B7C3D4"/>
         </w:pBdr>
         <w:shd w:val="clear" w:color="auto" w:fill="F2F4F7"/>
-        <w:spacing w:before="0" w:after="120" w:line="250" w:lineRule="auto"/>
+        <w:spacing w:after="120" w:line="250" w:lineRule="auto"/>
         <w:ind w:left="180" w:right="180"/>
       </w:pPr>
       <w:r>
@@ -4599,7 +4581,7 @@
           <w:sz w:val="17"/>
           <w:szCs w:val="17"/>
         </w:rPr>
-        <w:t xml:space="preserve">}</w:t>
+        <w:t>}</w:t>
       </w:r>
     </w:p>
     <w:tbl>
@@ -4652,7 +4634,7 @@
                 <w:sz w:val="18"/>
                 <w:szCs w:val="18"/>
               </w:rPr>
-              <w:t xml:space="preserve">값</w:t>
+              <w:t>값</w:t>
             </w:r>
           </w:p>
         </w:tc>
@@ -4679,7 +4661,7 @@
                 <w:sz w:val="18"/>
                 <w:szCs w:val="18"/>
               </w:rPr>
-              <w:t xml:space="preserve">width 200px 이 뜻하는 것</w:t>
+              <w:t>width 200px 이 뜻하는 것</w:t>
             </w:r>
           </w:p>
         </w:tc>
@@ -4706,7 +4688,7 @@
                 <w:sz w:val="18"/>
                 <w:szCs w:val="18"/>
               </w:rPr>
-              <w:t xml:space="preserve">padding 을 주면</w:t>
+              <w:t>padding 을 주면</w:t>
             </w:r>
           </w:p>
         </w:tc>
@@ -4735,7 +4717,7 @@
                 <w:sz w:val="18"/>
                 <w:szCs w:val="18"/>
               </w:rPr>
-              <w:t xml:space="preserve">content-box (기본)</w:t>
+              <w:t>content-box (기본)</w:t>
             </w:r>
           </w:p>
         </w:tc>
@@ -4759,7 +4741,7 @@
                 <w:sz w:val="18"/>
                 <w:szCs w:val="18"/>
               </w:rPr>
-              <w:t xml:space="preserve">내용만 200px</w:t>
+              <w:t>내용만 200px</w:t>
             </w:r>
           </w:p>
         </w:tc>
@@ -4783,7 +4765,7 @@
                 <w:sz w:val="18"/>
                 <w:szCs w:val="18"/>
               </w:rPr>
-              <w:t xml:space="preserve">전체 너비가 늘어남</w:t>
+              <w:t>전체 너비가 늘어남</w:t>
             </w:r>
           </w:p>
         </w:tc>
@@ -4812,7 +4794,7 @@
                 <w:sz w:val="18"/>
                 <w:szCs w:val="18"/>
               </w:rPr>
-              <w:t xml:space="preserve">border-box</w:t>
+              <w:t>border-box</w:t>
             </w:r>
           </w:p>
         </w:tc>
@@ -4836,7 +4818,7 @@
                 <w:sz w:val="18"/>
                 <w:szCs w:val="18"/>
               </w:rPr>
-              <w:t xml:space="preserve">테두리까지 합쳐 200px</w:t>
+              <w:t>테두리까지 합쳐 200px</w:t>
             </w:r>
           </w:p>
         </w:tc>
@@ -4860,7 +4842,7 @@
                 <w:sz w:val="18"/>
                 <w:szCs w:val="18"/>
               </w:rPr>
-              <w:t xml:space="preserve">내용이 안으로 줄어들 뿐 전체는 그대로</w:t>
+              <w:t>내용이 안으로 줄어들 뿐 전체는 그대로</w:t>
             </w:r>
           </w:p>
         </w:tc>
@@ -4896,7 +4878,7 @@
           <w:sz w:val="19"/>
           <w:szCs w:val="19"/>
         </w:rPr>
-        <w:t xml:space="preserve">이 한 줄을 CSS 맨 위에 * 선택자로 한 번만 써 두면 이후 모든 계산이 직관적으로 맞아떨어집니다. 본 교재 실습 1-1이 이것부터 시작하는 이유입니다. 실무 프로젝트도 거의 예외 없이 이 설정으로 시작합니다.</w:t>
+        <w:t>이 한 줄을 CSS 맨 위에 * 선택자로 한 번만 써 두면 이후 모든 계산이 직관적으로 맞아떨어집니다. 본 교재 실습 1-1이 이것부터 시작하는 이유입니다. 실무 프로젝트도 거의 예외 없이 이 설정으로 시작합니다.</w:t>
       </w:r>
     </w:p>
     <w:p>
@@ -4921,7 +4903,7 @@
           <w:bCs/>
           <w:color w:val="1F3864"/>
         </w:rPr>
-        <w:t xml:space="preserve">브라우저 기본값 지우기</w:t>
+        <w:t>브라우저 기본값 지우기</w:t>
       </w:r>
     </w:p>
     <w:p>
@@ -4930,7 +4912,7 @@
           <w:left w:val="single" w:sz="12" w:space="6" w:color="B7C3D4"/>
         </w:pBdr>
         <w:shd w:val="clear" w:color="auto" w:fill="F2F4F7"/>
-        <w:spacing w:before="120" w:after="0" w:line="250" w:lineRule="auto"/>
+        <w:spacing w:before="120" w:line="250" w:lineRule="auto"/>
         <w:ind w:left="180" w:right="180"/>
       </w:pPr>
       <w:r>
@@ -4939,7 +4921,7 @@
           <w:sz w:val="17"/>
           <w:szCs w:val="17"/>
         </w:rPr>
-        <w:t xml:space="preserve">* {</w:t>
+        <w:t>* {</w:t>
       </w:r>
     </w:p>
     <w:p>
@@ -4948,7 +4930,7 @@
           <w:left w:val="single" w:sz="12" w:space="6" w:color="B7C3D4"/>
         </w:pBdr>
         <w:shd w:val="clear" w:color="auto" w:fill="F2F4F7"/>
-        <w:spacing w:before="0" w:after="0" w:line="250" w:lineRule="auto"/>
+        <w:spacing w:line="250" w:lineRule="auto"/>
         <w:ind w:left="180" w:right="180"/>
       </w:pPr>
       <w:r>
@@ -4966,7 +4948,7 @@
           <w:left w:val="single" w:sz="12" w:space="6" w:color="B7C3D4"/>
         </w:pBdr>
         <w:shd w:val="clear" w:color="auto" w:fill="F2F4F7"/>
-        <w:spacing w:before="0" w:after="0" w:line="250" w:lineRule="auto"/>
+        <w:spacing w:line="250" w:lineRule="auto"/>
         <w:ind w:left="180" w:right="180"/>
       </w:pPr>
       <w:r>
@@ -4984,7 +4966,7 @@
           <w:left w:val="single" w:sz="12" w:space="6" w:color="B7C3D4"/>
         </w:pBdr>
         <w:shd w:val="clear" w:color="auto" w:fill="F2F4F7"/>
-        <w:spacing w:before="0" w:after="0" w:line="250" w:lineRule="auto"/>
+        <w:spacing w:line="250" w:lineRule="auto"/>
         <w:ind w:left="180" w:right="180"/>
       </w:pPr>
       <w:r>
@@ -5002,7 +4984,7 @@
           <w:left w:val="single" w:sz="12" w:space="6" w:color="B7C3D4"/>
         </w:pBdr>
         <w:shd w:val="clear" w:color="auto" w:fill="F2F4F7"/>
-        <w:spacing w:before="0" w:after="120" w:line="250" w:lineRule="auto"/>
+        <w:spacing w:after="120" w:line="250" w:lineRule="auto"/>
         <w:ind w:left="180" w:right="180"/>
       </w:pPr>
       <w:r>
@@ -5011,7 +4993,7 @@
           <w:sz w:val="17"/>
           <w:szCs w:val="17"/>
         </w:rPr>
-        <w:t xml:space="preserve">}</w:t>
+        <w:t>}</w:t>
       </w:r>
     </w:p>
     <w:p>
@@ -5019,7 +5001,7 @@
         <w:spacing w:after="80"/>
       </w:pPr>
       <w:r>
-        <w:t xml:space="preserve">브라우저는 body 에 8px 여백을, h1 과 p 에 위아래 여백을, ul 에 왼쪽 여백을 기본으로 넣습니다. 이걸 지우지 않으면 헤더가 화면 끝에 딱 붙지 않고 흰 줄이 보입니다. 실습 1-2의 "상단 바 위에 흰 줄이 보인다"는 오류가 이것입니다.</w:t>
+        <w:t>브라우저는 body 에 8px 여백을, h1 과 p 에 위아래 여백을, ul 에 왼쪽 여백을 기본으로 넣습니다. 이걸 지우지 않으면 헤더가 화면 끝에 딱 붙지 않고 흰 줄이 보입니다. 실습 1-2의 "상단 바 위에 흰 줄이 보인다"는 오류가 이것입니다.</w:t>
       </w:r>
     </w:p>
     <w:p>
@@ -5047,7 +5029,7 @@
           <w:sz w:val="19"/>
           <w:szCs w:val="19"/>
         </w:rPr>
-        <w:t xml:space="preserve">F12 → Elements 오른쪽 아래의 박스 모델 그림에서 margin / border / padding / content 값이 각각 보인다.</w:t>
+        <w:t>F12 → Elements 오른쪽 아래의 박스 모델 그림에서 margin / border / padding / content 값이 각각 보인다.</w:t>
       </w:r>
     </w:p>
     <w:p>
@@ -5056,7 +5038,7 @@
           <w:left w:val="single" w:sz="20" w:space="8" w:color="2E75B6"/>
         </w:pBdr>
         <w:shd w:val="clear" w:color="auto" w:fill="E5F0F8"/>
-        <w:spacing w:before="0" w:after="160" w:line="290" w:lineRule="auto"/>
+        <w:spacing w:after="160" w:line="290" w:lineRule="auto"/>
         <w:ind w:left="150" w:right="150"/>
       </w:pPr>
       <w:r>
@@ -5065,7 +5047,7 @@
           <w:sz w:val="19"/>
           <w:szCs w:val="19"/>
         </w:rPr>
-        <w:t xml:space="preserve">padding 을 늘려도 요소의 전체 너비가 변하지 않는다 (border-box 적용 상태).</w:t>
+        <w:t>padding 을 늘려도 요소의 전체 너비가 변하지 않는다 (border-box 적용 상태).</w:t>
       </w:r>
     </w:p>
     <w:p>
@@ -5093,12 +5075,13 @@
           <w:sz w:val="19"/>
           <w:szCs w:val="19"/>
         </w:rPr>
-        <w:t xml:space="preserve">어떤 요소에 width: 200px; padding: 30px; border: 5px solid red; 를 주고, box-sizing 을 content-box 와 border-box 로 번갈아 바꿔보세요. Elements 탭의 박스 모델 그림에서 숫자가 어떻게 달라지는지 확인하세요.</w:t>
+        <w:t>어떤 요소에 width: 200px; padding: 30px; border: 5px solid red; 를 주고, box-sizing 을 content-box 와 border-box 로 번갈아 바꿔보세요. Elements 탭의 박스 모델 그림에서 숫자가 어떻게 달라지는지 확인하세요.</w:t>
       </w:r>
     </w:p>
     <w:p>
       <w:pPr>
         <w:pStyle w:val="1"/>
+        <w:pageBreakBefore/>
         <w:shd w:val="clear" w:color="auto" w:fill="1F3864"/>
         <w:spacing w:before="200" w:after="200"/>
         <w:ind w:left="150" w:right="150"/>
@@ -5111,7 +5094,8 @@
           <w:sz w:val="28"/>
           <w:szCs w:val="28"/>
         </w:rPr>
-        <w:t xml:space="preserve">4장.  display — 모든 배치의 출발점</w:t>
+        <w:lastRenderedPageBreak/>
+        <w:t>4장.  display — 모든 배치의 출발점</w:t>
       </w:r>
     </w:p>
     <w:p>
@@ -5119,7 +5103,7 @@
         <w:spacing w:after="80"/>
       </w:pPr>
       <w:r>
-        <w:t xml:space="preserve">어떤 요소를 어떻게 배치할지는 거의 전부 display 값이 결정합니다. 배치가 뜻대로 안 될 때 가장 먼저 확인할 속성입니다.</w:t>
+        <w:t>어떤 요소를 어떻게 배치할지는 거의 전부 display 값이 결정합니다. 배치가 뜻대로 안 될 때 가장 먼저 확인할 속성입니다.</w:t>
       </w:r>
     </w:p>
     <w:tbl>
@@ -5172,7 +5156,7 @@
                 <w:sz w:val="18"/>
                 <w:szCs w:val="18"/>
               </w:rPr>
-              <w:t xml:space="preserve">값</w:t>
+              <w:t>값</w:t>
             </w:r>
           </w:p>
         </w:tc>
@@ -5199,7 +5183,7 @@
                 <w:sz w:val="18"/>
                 <w:szCs w:val="18"/>
               </w:rPr>
-              <w:t xml:space="preserve">동작</w:t>
+              <w:t>동작</w:t>
             </w:r>
           </w:p>
         </w:tc>
@@ -5226,7 +5210,7 @@
                 <w:sz w:val="18"/>
                 <w:szCs w:val="18"/>
               </w:rPr>
-              <w:t xml:space="preserve">대표 태그 / 쓰임</w:t>
+              <w:t>대표 태그 / 쓰임</w:t>
             </w:r>
           </w:p>
         </w:tc>
@@ -5255,7 +5239,7 @@
                 <w:sz w:val="18"/>
                 <w:szCs w:val="18"/>
               </w:rPr>
-              <w:t xml:space="preserve">block</w:t>
+              <w:t>block</w:t>
             </w:r>
           </w:p>
         </w:tc>
@@ -5279,7 +5263,7 @@
                 <w:sz w:val="18"/>
                 <w:szCs w:val="18"/>
               </w:rPr>
-              <w:t xml:space="preserve">한 줄을 통째로 차지. 위아래로 쌓임. width/height 지정 가능</w:t>
+              <w:t>한 줄을 통째로 차지. 위아래로 쌓임. width/height 지정 가능</w:t>
             </w:r>
           </w:p>
         </w:tc>
@@ -5303,7 +5287,7 @@
                 <w:sz w:val="18"/>
                 <w:szCs w:val="18"/>
               </w:rPr>
-              <w:t xml:space="preserve">div, p, h1, section</w:t>
+              <w:t>div, p, h1, section</w:t>
             </w:r>
           </w:p>
         </w:tc>
@@ -5332,7 +5316,7 @@
                 <w:sz w:val="18"/>
                 <w:szCs w:val="18"/>
               </w:rPr>
-              <w:t xml:space="preserve">inline</w:t>
+              <w:t>inline</w:t>
             </w:r>
           </w:p>
         </w:tc>
@@ -5356,7 +5340,7 @@
                 <w:sz w:val="18"/>
                 <w:szCs w:val="18"/>
               </w:rPr>
-              <w:t xml:space="preserve">내용만큼만 차지. 옆으로 흐름. width/height 무시</w:t>
+              <w:t>내용만큼만 차지. 옆으로 흐름. width/height 무시</w:t>
             </w:r>
           </w:p>
         </w:tc>
@@ -5380,7 +5364,7 @@
                 <w:sz w:val="18"/>
                 <w:szCs w:val="18"/>
               </w:rPr>
-              <w:t xml:space="preserve">span, a, strong</w:t>
+              <w:t>span, a, strong</w:t>
             </w:r>
           </w:p>
         </w:tc>
@@ -5409,7 +5393,7 @@
                 <w:sz w:val="18"/>
                 <w:szCs w:val="18"/>
               </w:rPr>
-              <w:t xml:space="preserve">inline-block</w:t>
+              <w:t>inline-block</w:t>
             </w:r>
           </w:p>
         </w:tc>
@@ -5433,7 +5417,7 @@
                 <w:sz w:val="18"/>
                 <w:szCs w:val="18"/>
               </w:rPr>
-              <w:t xml:space="preserve">옆으로 흐르면서 width/height 도 먹힘</w:t>
+              <w:t>옆으로 흐르면서 width/height 도 먹힘</w:t>
             </w:r>
           </w:p>
         </w:tc>
@@ -5457,7 +5441,7 @@
                 <w:sz w:val="18"/>
                 <w:szCs w:val="18"/>
               </w:rPr>
-              <w:t xml:space="preserve">버튼처럼 나란하되 크기를 정하고 싶을 때</w:t>
+              <w:t>버튼처럼 나란하되 크기를 정하고 싶을 때</w:t>
             </w:r>
           </w:p>
         </w:tc>
@@ -5486,7 +5470,7 @@
                 <w:sz w:val="18"/>
                 <w:szCs w:val="18"/>
               </w:rPr>
-              <w:t xml:space="preserve">none</w:t>
+              <w:t>none</w:t>
             </w:r>
           </w:p>
         </w:tc>
@@ -5510,7 +5494,7 @@
                 <w:sz w:val="18"/>
                 <w:szCs w:val="18"/>
               </w:rPr>
-              <w:t xml:space="preserve">화면에서 완전히 사라짐. 자리도 차지하지 않음</w:t>
+              <w:t>화면에서 완전히 사라짐. 자리도 차지하지 않음</w:t>
             </w:r>
           </w:p>
         </w:tc>
@@ -5534,7 +5518,7 @@
                 <w:sz w:val="18"/>
                 <w:szCs w:val="18"/>
               </w:rPr>
-              <w:t xml:space="preserve">실습 3-10의 취소 버튼 숨기기</w:t>
+              <w:t>실습 3-10의 취소 버튼 숨기기</w:t>
             </w:r>
           </w:p>
         </w:tc>
@@ -5563,7 +5547,7 @@
                 <w:sz w:val="18"/>
                 <w:szCs w:val="18"/>
               </w:rPr>
-              <w:t xml:space="preserve">flex</w:t>
+              <w:t>flex</w:t>
             </w:r>
           </w:p>
         </w:tc>
@@ -5587,7 +5571,7 @@
                 <w:sz w:val="18"/>
                 <w:szCs w:val="18"/>
               </w:rPr>
-              <w:t xml:space="preserve">자식들을 한 방향으로 배치 (5장)</w:t>
+              <w:t>자식들을 한 방향으로 배치 (5장)</w:t>
             </w:r>
           </w:p>
         </w:tc>
@@ -5611,7 +5595,7 @@
                 <w:sz w:val="18"/>
                 <w:szCs w:val="18"/>
               </w:rPr>
-              <w:t xml:space="preserve">메뉴, 중앙 정렬</w:t>
+              <w:t>메뉴, 중앙 정렬</w:t>
             </w:r>
           </w:p>
         </w:tc>
@@ -5640,7 +5624,7 @@
                 <w:sz w:val="18"/>
                 <w:szCs w:val="18"/>
               </w:rPr>
-              <w:t xml:space="preserve">grid</w:t>
+              <w:t>grid</w:t>
             </w:r>
           </w:p>
         </w:tc>
@@ -5664,7 +5648,7 @@
                 <w:sz w:val="18"/>
                 <w:szCs w:val="18"/>
               </w:rPr>
-              <w:t xml:space="preserve">자식들을 가로·세로 격자로 배치 (6장)</w:t>
+              <w:t>자식들을 가로·세로 격자로 배치 (6장)</w:t>
             </w:r>
           </w:p>
         </w:tc>
@@ -5688,7 +5672,7 @@
                 <w:sz w:val="18"/>
                 <w:szCs w:val="18"/>
               </w:rPr>
-              <w:t xml:space="preserve">카드 목록, 페이지 레이아웃</w:t>
+              <w:t>카드 목록, 페이지 레이아웃</w:t>
             </w:r>
           </w:p>
         </w:tc>
@@ -5724,7 +5708,7 @@
           <w:sz w:val="19"/>
           <w:szCs w:val="19"/>
         </w:rPr>
-        <w:t xml:space="preserve">display: none 과 visibility: hidden 은 다릅니다. none 은 자리까지 없애고, hidden 은 안 보이지만 자리는 그대로 남깁니다. 실습 3-10에서 취소 버튼을 감출 때 none 을 쓰는 이유는, 버튼이 빠졌을 때 빈칸이 남지 않게 하기 위해서입니다.</w:t>
+        <w:t>display: none 과 visibility: hidden 은 다릅니다. none 은 자리까지 없애고, hidden 은 안 보이지만 자리는 그대로 남깁니다. 실습 3-10에서 취소 버튼을 감출 때 none 을 쓰는 이유는, 버튼이 빠졌을 때 빈칸이 남지 않게 하기 위해서입니다.</w:t>
       </w:r>
     </w:p>
     <w:p>
@@ -5752,12 +5736,13 @@
           <w:sz w:val="19"/>
           <w:szCs w:val="19"/>
         </w:rPr>
-        <w:t xml:space="preserve">flex 와 grid 는 반드시 부모(감싸는 요소)에 선언합니다. 자식에게 주면 아무 일도 일어나지 않습니다. 본 교재 실습 1-5의 "상자들이 세로로 쌓여 있다"는 오류가 display: grid 를 자식(.skill-item)에 준 경우입니다.</w:t>
+        <w:t>flex 와 grid 는 반드시 부모(감싸는 요소)에 선언합니다. 자식에게 주면 아무 일도 일어나지 않습니다. 본 교재 실습 1-5의 "상자들이 세로로 쌓여 있다"는 오류가 display: grid 를 자식(.skill-item)에 준 경우입니다.</w:t>
       </w:r>
     </w:p>
     <w:p>
       <w:pPr>
         <w:pStyle w:val="1"/>
+        <w:pageBreakBefore/>
         <w:shd w:val="clear" w:color="auto" w:fill="1F3864"/>
         <w:spacing w:before="200" w:after="200"/>
         <w:ind w:left="150" w:right="150"/>
@@ -5770,7 +5755,8 @@
           <w:sz w:val="28"/>
           <w:szCs w:val="28"/>
         </w:rPr>
-        <w:t xml:space="preserve">5장.  Flexbox — 한 방향 배치</w:t>
+        <w:lastRenderedPageBreak/>
+        <w:t>5장.  Flexbox — 한 방향 배치</w:t>
       </w:r>
     </w:p>
     <w:p>
@@ -5795,7 +5781,7 @@
           <w:bCs/>
           <w:color w:val="1F3864"/>
         </w:rPr>
-        <w:t xml:space="preserve">부모와 자식</w:t>
+        <w:t>부모와 자식</w:t>
       </w:r>
     </w:p>
     <w:p>
@@ -5803,7 +5789,7 @@
         <w:spacing w:after="80"/>
       </w:pPr>
       <w:r>
-        <w:t xml:space="preserve">어떤 요소에 display: flex 를 선언하는 순간, 그 요소는 컨테이너(부모)가 되고 안에 있는 요소들은 아이템(자식)이 됩니다. 아래 속성들은 전부 부모에 씁니다.</w:t>
+        <w:t>어떤 요소에 display: flex 를 선언하는 순간, 그 요소는 컨테이너(부모)가 되고 안에 있는 요소들은 아이템(자식)이 됩니다. 아래 속성들은 전부 부모에 씁니다.</w:t>
       </w:r>
     </w:p>
     <w:p>
@@ -5812,7 +5798,7 @@
           <w:left w:val="single" w:sz="12" w:space="6" w:color="B7C3D4"/>
         </w:pBdr>
         <w:shd w:val="clear" w:color="auto" w:fill="F2F4F7"/>
-        <w:spacing w:before="120" w:after="0" w:line="250" w:lineRule="auto"/>
+        <w:spacing w:before="120" w:line="250" w:lineRule="auto"/>
         <w:ind w:left="180" w:right="180"/>
       </w:pPr>
       <w:r>
@@ -5821,7 +5807,7 @@
           <w:sz w:val="17"/>
           <w:szCs w:val="17"/>
         </w:rPr>
-        <w:t xml:space="preserve">&lt;div class="header"&gt;        &lt;-- 부모 (Flex Container)</w:t>
+        <w:t>&lt;div class="header"&gt;        &lt;-- 부모 (Flex Container)</w:t>
       </w:r>
     </w:p>
     <w:p>
@@ -5830,7 +5816,7 @@
           <w:left w:val="single" w:sz="12" w:space="6" w:color="B7C3D4"/>
         </w:pBdr>
         <w:shd w:val="clear" w:color="auto" w:fill="F2F4F7"/>
-        <w:spacing w:before="0" w:after="0" w:line="250" w:lineRule="auto"/>
+        <w:spacing w:line="250" w:lineRule="auto"/>
         <w:ind w:left="180" w:right="180"/>
       </w:pPr>
       <w:r>
@@ -5848,7 +5834,7 @@
           <w:left w:val="single" w:sz="12" w:space="6" w:color="B7C3D4"/>
         </w:pBdr>
         <w:shd w:val="clear" w:color="auto" w:fill="F2F4F7"/>
-        <w:spacing w:before="0" w:after="0" w:line="250" w:lineRule="auto"/>
+        <w:spacing w:line="250" w:lineRule="auto"/>
         <w:ind w:left="180" w:right="180"/>
       </w:pPr>
       <w:r>
@@ -5866,7 +5852,7 @@
           <w:left w:val="single" w:sz="12" w:space="6" w:color="B7C3D4"/>
         </w:pBdr>
         <w:shd w:val="clear" w:color="auto" w:fill="F2F4F7"/>
-        <w:spacing w:before="0" w:after="0" w:line="250" w:lineRule="auto"/>
+        <w:spacing w:line="250" w:lineRule="auto"/>
         <w:ind w:left="180" w:right="180"/>
       </w:pPr>
       <w:r>
@@ -5875,7 +5861,7 @@
           <w:sz w:val="17"/>
           <w:szCs w:val="17"/>
         </w:rPr>
-        <w:t xml:space="preserve">&lt;/div&gt;</w:t>
+        <w:t>&lt;/div&gt;</w:t>
       </w:r>
     </w:p>
     <w:p>
@@ -5884,7 +5870,17 @@
           <w:left w:val="single" w:sz="12" w:space="6" w:color="B7C3D4"/>
         </w:pBdr>
         <w:shd w:val="clear" w:color="auto" w:fill="F2F4F7"/>
-        <w:spacing w:before="0" w:after="0" w:line="250" w:lineRule="auto"/>
+        <w:spacing w:line="250" w:lineRule="auto"/>
+        <w:ind w:left="180" w:right="180"/>
+      </w:pPr>
+    </w:p>
+    <w:p>
+      <w:pPr>
+        <w:pBdr>
+          <w:left w:val="single" w:sz="12" w:space="6" w:color="B7C3D4"/>
+        </w:pBdr>
+        <w:shd w:val="clear" w:color="auto" w:fill="F2F4F7"/>
+        <w:spacing w:line="250" w:lineRule="auto"/>
         <w:ind w:left="180" w:right="180"/>
       </w:pPr>
       <w:r>
@@ -5893,7 +5889,7 @@
           <w:sz w:val="17"/>
           <w:szCs w:val="17"/>
         </w:rPr>
-        <w:t xml:space="preserve"/>
+        <w:t>.header {</w:t>
       </w:r>
     </w:p>
     <w:p>
@@ -5902,7 +5898,7 @@
           <w:left w:val="single" w:sz="12" w:space="6" w:color="B7C3D4"/>
         </w:pBdr>
         <w:shd w:val="clear" w:color="auto" w:fill="F2F4F7"/>
-        <w:spacing w:before="0" w:after="0" w:line="250" w:lineRule="auto"/>
+        <w:spacing w:line="250" w:lineRule="auto"/>
         <w:ind w:left="180" w:right="180"/>
       </w:pPr>
       <w:r>
@@ -5911,7 +5907,7 @@
           <w:sz w:val="17"/>
           <w:szCs w:val="17"/>
         </w:rPr>
-        <w:t xml:space="preserve">.header {</w:t>
+        <w:t xml:space="preserve">    display: flex;</w:t>
       </w:r>
     </w:p>
     <w:p>
@@ -5920,7 +5916,7 @@
           <w:left w:val="single" w:sz="12" w:space="6" w:color="B7C3D4"/>
         </w:pBdr>
         <w:shd w:val="clear" w:color="auto" w:fill="F2F4F7"/>
-        <w:spacing w:before="0" w:after="0" w:line="250" w:lineRule="auto"/>
+        <w:spacing w:line="250" w:lineRule="auto"/>
         <w:ind w:left="180" w:right="180"/>
       </w:pPr>
       <w:r>
@@ -5929,7 +5925,7 @@
           <w:sz w:val="17"/>
           <w:szCs w:val="17"/>
         </w:rPr>
-        <w:t xml:space="preserve">    display: flex;</w:t>
+        <w:t xml:space="preserve">    justify-content: space-between;</w:t>
       </w:r>
     </w:p>
     <w:p>
@@ -5938,7 +5934,7 @@
           <w:left w:val="single" w:sz="12" w:space="6" w:color="B7C3D4"/>
         </w:pBdr>
         <w:shd w:val="clear" w:color="auto" w:fill="F2F4F7"/>
-        <w:spacing w:before="0" w:after="0" w:line="250" w:lineRule="auto"/>
+        <w:spacing w:line="250" w:lineRule="auto"/>
         <w:ind w:left="180" w:right="180"/>
       </w:pPr>
       <w:r>
@@ -5947,7 +5943,7 @@
           <w:sz w:val="17"/>
           <w:szCs w:val="17"/>
         </w:rPr>
-        <w:t xml:space="preserve">    justify-content: space-between;</w:t>
+        <w:t xml:space="preserve">    align-items: center;</w:t>
       </w:r>
     </w:p>
     <w:p>
@@ -5956,7 +5952,7 @@
           <w:left w:val="single" w:sz="12" w:space="6" w:color="B7C3D4"/>
         </w:pBdr>
         <w:shd w:val="clear" w:color="auto" w:fill="F2F4F7"/>
-        <w:spacing w:before="0" w:after="0" w:line="250" w:lineRule="auto"/>
+        <w:spacing w:after="120" w:line="250" w:lineRule="auto"/>
         <w:ind w:left="180" w:right="180"/>
       </w:pPr>
       <w:r>
@@ -5965,30 +5961,13 @@
           <w:sz w:val="17"/>
           <w:szCs w:val="17"/>
         </w:rPr>
-        <w:t xml:space="preserve">    align-items: center;</w:t>
-      </w:r>
-    </w:p>
-    <w:p>
-      <w:pPr>
-        <w:pBdr>
-          <w:left w:val="single" w:sz="12" w:space="6" w:color="B7C3D4"/>
-        </w:pBdr>
-        <w:shd w:val="clear" w:color="auto" w:fill="F2F4F7"/>
-        <w:spacing w:before="0" w:after="120" w:line="250" w:lineRule="auto"/>
-        <w:ind w:left="180" w:right="180"/>
-      </w:pPr>
-      <w:r>
-        <w:rPr>
-          <w:rFonts w:ascii="Consolas" w:eastAsia="Consolas" w:hAnsi="Consolas" w:cs="Consolas"/>
-          <w:sz w:val="17"/>
-          <w:szCs w:val="17"/>
-        </w:rPr>
-        <w:t xml:space="preserve">}</w:t>
+        <w:t>}</w:t>
       </w:r>
     </w:p>
     <w:p>
       <w:pPr>
         <w:pStyle w:val="2"/>
+        <w:pageBreakBefore/>
         <w:pBdr>
           <w:bottom w:val="single" w:sz="12" w:space="6" w:color="2E5496"/>
         </w:pBdr>
@@ -6000,6 +5979,7 @@
           <w:bCs/>
           <w:color w:val="C0504D"/>
         </w:rPr>
+        <w:lastRenderedPageBreak/>
         <w:t xml:space="preserve">5-2 </w:t>
       </w:r>
       <w:r>
@@ -6008,7 +5988,7 @@
           <w:bCs/>
           <w:color w:val="1F3864"/>
         </w:rPr>
-        <w:t xml:space="preserve">핵심 두 개 : justify-content 와 align-items</w:t>
+        <w:t>핵심 두 개 : justify-content 와 align-items</w:t>
       </w:r>
     </w:p>
     <w:p>
@@ -6016,7 +5996,7 @@
         <w:spacing w:after="80"/>
       </w:pPr>
       <w:r>
-        <w:t xml:space="preserve">기본 방향(가로)일 때 justify-content 는 가로 정렬, align-items 는 세로 정렬을 맡습니다. 이 둘만 정확히 알면 화면 배치의 대부분이 해결됩니다.</w:t>
+        <w:t>기본 방향(가로)일 때 justify-content 는 가로 정렬, align-items 는 세로 정렬을 맡습니다. 이 둘만 정확히 알면 화면 배치의 대부분이 해결됩니다.</w:t>
       </w:r>
     </w:p>
     <w:tbl>
@@ -6068,7 +6048,7 @@
                 <w:sz w:val="18"/>
                 <w:szCs w:val="18"/>
               </w:rPr>
-              <w:t xml:space="preserve">justify-content (가로)</w:t>
+              <w:t>justify-content (가로)</w:t>
             </w:r>
           </w:p>
         </w:tc>
@@ -6095,7 +6075,7 @@
                 <w:sz w:val="18"/>
                 <w:szCs w:val="18"/>
               </w:rPr>
-              <w:t xml:space="preserve">결과</w:t>
+              <w:t>결과</w:t>
             </w:r>
           </w:p>
         </w:tc>
@@ -6124,7 +6104,7 @@
                 <w:sz w:val="18"/>
                 <w:szCs w:val="18"/>
               </w:rPr>
-              <w:t xml:space="preserve">flex-start (기본)</w:t>
+              <w:t>flex-start (기본)</w:t>
             </w:r>
           </w:p>
         </w:tc>
@@ -6148,7 +6128,7 @@
                 <w:sz w:val="18"/>
                 <w:szCs w:val="18"/>
               </w:rPr>
-              <w:t xml:space="preserve">왼쪽에 몰림</w:t>
+              <w:t>왼쪽에 몰림</w:t>
             </w:r>
           </w:p>
         </w:tc>
@@ -6177,7 +6157,7 @@
                 <w:sz w:val="18"/>
                 <w:szCs w:val="18"/>
               </w:rPr>
-              <w:t xml:space="preserve">center</w:t>
+              <w:t>center</w:t>
             </w:r>
           </w:p>
         </w:tc>
@@ -6201,7 +6181,7 @@
                 <w:sz w:val="18"/>
                 <w:szCs w:val="18"/>
               </w:rPr>
-              <w:t xml:space="preserve">가운데로 모임</w:t>
+              <w:t>가운데로 모임</w:t>
             </w:r>
           </w:p>
         </w:tc>
@@ -6230,7 +6210,7 @@
                 <w:sz w:val="18"/>
                 <w:szCs w:val="18"/>
               </w:rPr>
-              <w:t xml:space="preserve">flex-end</w:t>
+              <w:t>flex-end</w:t>
             </w:r>
           </w:p>
         </w:tc>
@@ -6254,7 +6234,7 @@
                 <w:sz w:val="18"/>
                 <w:szCs w:val="18"/>
               </w:rPr>
-              <w:t xml:space="preserve">오른쪽으로 몰림</w:t>
+              <w:t>오른쪽으로 몰림</w:t>
             </w:r>
           </w:p>
         </w:tc>
@@ -6283,7 +6263,7 @@
                 <w:sz w:val="18"/>
                 <w:szCs w:val="18"/>
               </w:rPr>
-              <w:t xml:space="preserve">space-between</w:t>
+              <w:t>space-between</w:t>
             </w:r>
           </w:p>
         </w:tc>
@@ -6307,7 +6287,7 @@
                 <w:sz w:val="18"/>
                 <w:szCs w:val="18"/>
               </w:rPr>
-              <w:t xml:space="preserve">양 끝에 붙고 사이를 최대로 벌림</w:t>
+              <w:t>양 끝에 붙고 사이를 최대로 벌림</w:t>
             </w:r>
           </w:p>
         </w:tc>
@@ -6336,7 +6316,7 @@
                 <w:sz w:val="18"/>
                 <w:szCs w:val="18"/>
               </w:rPr>
-              <w:t xml:space="preserve">space-around</w:t>
+              <w:t>space-around</w:t>
             </w:r>
           </w:p>
         </w:tc>
@@ -6360,7 +6340,7 @@
                 <w:sz w:val="18"/>
                 <w:szCs w:val="18"/>
               </w:rPr>
-              <w:t xml:space="preserve">각 아이템 양옆에 같은 여백</w:t>
+              <w:t>각 아이템 양옆에 같은 여백</w:t>
             </w:r>
           </w:p>
         </w:tc>
@@ -6389,7 +6369,7 @@
                 <w:sz w:val="18"/>
                 <w:szCs w:val="18"/>
               </w:rPr>
-              <w:t xml:space="preserve">space-evenly</w:t>
+              <w:t>space-evenly</w:t>
             </w:r>
           </w:p>
         </w:tc>
@@ -6413,7 +6393,7 @@
                 <w:sz w:val="18"/>
                 <w:szCs w:val="18"/>
               </w:rPr>
-              <w:t xml:space="preserve">모든 간격이 완전히 균등</w:t>
+              <w:t>모든 간격이 완전히 균등</w:t>
             </w:r>
           </w:p>
         </w:tc>
@@ -6473,7 +6453,7 @@
                 <w:sz w:val="18"/>
                 <w:szCs w:val="18"/>
               </w:rPr>
-              <w:t xml:space="preserve">align-items (세로)</w:t>
+              <w:t>align-items (세로)</w:t>
             </w:r>
           </w:p>
         </w:tc>
@@ -6500,7 +6480,7 @@
                 <w:sz w:val="18"/>
                 <w:szCs w:val="18"/>
               </w:rPr>
-              <w:t xml:space="preserve">결과</w:t>
+              <w:t>결과</w:t>
             </w:r>
           </w:p>
         </w:tc>
@@ -6529,7 +6509,7 @@
                 <w:sz w:val="18"/>
                 <w:szCs w:val="18"/>
               </w:rPr>
-              <w:t xml:space="preserve">stretch (기본)</w:t>
+              <w:t>stretch (기본)</w:t>
             </w:r>
           </w:p>
         </w:tc>
@@ -6553,7 +6533,7 @@
                 <w:sz w:val="18"/>
                 <w:szCs w:val="18"/>
               </w:rPr>
-              <w:t xml:space="preserve">높이가 부모만큼 늘어남</w:t>
+              <w:t>높이가 부모만큼 늘어남</w:t>
             </w:r>
           </w:p>
         </w:tc>
@@ -6582,7 +6562,7 @@
                 <w:sz w:val="18"/>
                 <w:szCs w:val="18"/>
               </w:rPr>
-              <w:t xml:space="preserve">center</w:t>
+              <w:t>center</w:t>
             </w:r>
           </w:p>
         </w:tc>
@@ -6606,7 +6586,7 @@
                 <w:sz w:val="18"/>
                 <w:szCs w:val="18"/>
               </w:rPr>
-              <w:t xml:space="preserve">세로 정중앙</w:t>
+              <w:t>세로 정중앙</w:t>
             </w:r>
           </w:p>
         </w:tc>
@@ -6635,7 +6615,7 @@
                 <w:sz w:val="18"/>
                 <w:szCs w:val="18"/>
               </w:rPr>
-              <w:t xml:space="preserve">flex-start</w:t>
+              <w:t>flex-start</w:t>
             </w:r>
           </w:p>
         </w:tc>
@@ -6659,7 +6639,7 @@
                 <w:sz w:val="18"/>
                 <w:szCs w:val="18"/>
               </w:rPr>
-              <w:t xml:space="preserve">위쪽에 붙음</w:t>
+              <w:t>위쪽에 붙음</w:t>
             </w:r>
           </w:p>
         </w:tc>
@@ -6688,7 +6668,7 @@
                 <w:sz w:val="18"/>
                 <w:szCs w:val="18"/>
               </w:rPr>
-              <w:t xml:space="preserve">flex-end</w:t>
+              <w:t>flex-end</w:t>
             </w:r>
           </w:p>
         </w:tc>
@@ -6712,7 +6692,7 @@
                 <w:sz w:val="18"/>
                 <w:szCs w:val="18"/>
               </w:rPr>
-              <w:t xml:space="preserve">아래쪽에 붙음</w:t>
+              <w:t>아래쪽에 붙음</w:t>
             </w:r>
           </w:p>
         </w:tc>
@@ -6741,7 +6721,7 @@
                 <w:sz w:val="18"/>
                 <w:szCs w:val="18"/>
               </w:rPr>
-              <w:t xml:space="preserve">baseline</w:t>
+              <w:t>baseline</w:t>
             </w:r>
           </w:p>
         </w:tc>
@@ -6765,7 +6745,7 @@
                 <w:sz w:val="18"/>
                 <w:szCs w:val="18"/>
               </w:rPr>
-              <w:t xml:space="preserve">글자의 밑선을 맞춤</w:t>
+              <w:t>글자의 밑선을 맞춤</w:t>
             </w:r>
           </w:p>
         </w:tc>
@@ -6798,7 +6778,7 @@
           <w:bCs/>
           <w:color w:val="1F3864"/>
         </w:rPr>
-        <w:t xml:space="preserve">외워둘 세 줄</w:t>
+        <w:t>외워둘 세 줄</w:t>
       </w:r>
     </w:p>
     <w:p>
@@ -6807,7 +6787,7 @@
           <w:left w:val="single" w:sz="12" w:space="6" w:color="B7C3D4"/>
         </w:pBdr>
         <w:shd w:val="clear" w:color="auto" w:fill="F2F4F7"/>
-        <w:spacing w:before="120" w:after="0" w:line="250" w:lineRule="auto"/>
+        <w:spacing w:before="120" w:line="250" w:lineRule="auto"/>
         <w:ind w:left="180" w:right="180"/>
       </w:pPr>
       <w:r>
@@ -6816,7 +6796,7 @@
           <w:sz w:val="17"/>
           <w:szCs w:val="17"/>
         </w:rPr>
-        <w:t xml:space="preserve">display: flex;</w:t>
+        <w:t>display: flex;</w:t>
       </w:r>
     </w:p>
     <w:p>
@@ -6825,7 +6805,7 @@
           <w:left w:val="single" w:sz="12" w:space="6" w:color="B7C3D4"/>
         </w:pBdr>
         <w:shd w:val="clear" w:color="auto" w:fill="F2F4F7"/>
-        <w:spacing w:before="0" w:after="0" w:line="250" w:lineRule="auto"/>
+        <w:spacing w:line="250" w:lineRule="auto"/>
         <w:ind w:left="180" w:right="180"/>
       </w:pPr>
       <w:r>
@@ -6834,7 +6814,7 @@
           <w:sz w:val="17"/>
           <w:szCs w:val="17"/>
         </w:rPr>
-        <w:t xml:space="preserve">justify-content: center;</w:t>
+        <w:t>justify-content: center;</w:t>
       </w:r>
     </w:p>
     <w:p>
@@ -6843,7 +6823,7 @@
           <w:left w:val="single" w:sz="12" w:space="6" w:color="B7C3D4"/>
         </w:pBdr>
         <w:shd w:val="clear" w:color="auto" w:fill="F2F4F7"/>
-        <w:spacing w:before="0" w:after="120" w:line="250" w:lineRule="auto"/>
+        <w:spacing w:after="120" w:line="250" w:lineRule="auto"/>
         <w:ind w:left="180" w:right="180"/>
       </w:pPr>
       <w:r>
@@ -6852,7 +6832,7 @@
           <w:sz w:val="17"/>
           <w:szCs w:val="17"/>
         </w:rPr>
-        <w:t xml:space="preserve">align-items: center;</w:t>
+        <w:t>align-items: center;</w:t>
       </w:r>
     </w:p>
     <w:p>
@@ -6880,12 +6860,13 @@
           <w:sz w:val="19"/>
           <w:szCs w:val="19"/>
         </w:rPr>
-        <w:t xml:space="preserve">이 세 줄이면 자식이 가로·세로 모두 정중앙에 놓입니다. 본 교재에서만 히어로 영역(1-3), 네비게이션 바(2-2), 카드 이미지 영역(2-5) 세 번 나옵니다. 통째로 외워 두면 평생 씁니다.</w:t>
+        <w:t>이 세 줄이면 자식이 가로·세로 모두 정중앙에 놓입니다. 본 교재에서만 히어로 영역(1-3), 네비게이션 바(2-2), 카드 이미지 영역(2-5) 세 번 나옵니다. 통째로 외워 두면 평생 씁니다.</w:t>
       </w:r>
     </w:p>
     <w:p>
       <w:pPr>
         <w:pStyle w:val="2"/>
+        <w:pageBreakBefore/>
         <w:pBdr>
           <w:bottom w:val="single" w:sz="12" w:space="6" w:color="2E5496"/>
         </w:pBdr>
@@ -6897,6 +6878,7 @@
           <w:bCs/>
           <w:color w:val="C0504D"/>
         </w:rPr>
+        <w:lastRenderedPageBreak/>
         <w:t xml:space="preserve">5-4 </w:t>
       </w:r>
       <w:r>
@@ -6905,7 +6887,7 @@
           <w:bCs/>
           <w:color w:val="1F3864"/>
         </w:rPr>
-        <w:t xml:space="preserve">나머지 자주 쓰는 속성</w:t>
+        <w:t>나머지 자주 쓰는 속성</w:t>
       </w:r>
     </w:p>
     <w:tbl>
@@ -6957,7 +6939,7 @@
                 <w:sz w:val="18"/>
                 <w:szCs w:val="18"/>
               </w:rPr>
-              <w:t xml:space="preserve">속성</w:t>
+              <w:t>속성</w:t>
             </w:r>
           </w:p>
         </w:tc>
@@ -6984,7 +6966,7 @@
                 <w:sz w:val="18"/>
                 <w:szCs w:val="18"/>
               </w:rPr>
-              <w:t xml:space="preserve">역할</w:t>
+              <w:t>역할</w:t>
             </w:r>
           </w:p>
         </w:tc>
@@ -7013,7 +6995,7 @@
                 <w:sz w:val="18"/>
                 <w:szCs w:val="18"/>
               </w:rPr>
-              <w:t xml:space="preserve">gap: 20px</w:t>
+              <w:t>gap: 20px</w:t>
             </w:r>
           </w:p>
         </w:tc>
@@ -7037,7 +7019,7 @@
                 <w:sz w:val="18"/>
                 <w:szCs w:val="18"/>
               </w:rPr>
-              <w:t xml:space="preserve">아이템 사이 간격. margin 계산이 필요 없어짐</w:t>
+              <w:t>아이템 사이 간격. margin 계산이 필요 없어짐</w:t>
             </w:r>
           </w:p>
         </w:tc>
@@ -7066,7 +7048,7 @@
                 <w:sz w:val="18"/>
                 <w:szCs w:val="18"/>
               </w:rPr>
-              <w:t xml:space="preserve">flex-direction: column</w:t>
+              <w:t>flex-direction: column</w:t>
             </w:r>
           </w:p>
         </w:tc>
@@ -7090,7 +7072,7 @@
                 <w:sz w:val="18"/>
                 <w:szCs w:val="18"/>
               </w:rPr>
-              <w:t xml:space="preserve">쌓는 방향을 세로로 바꿈. 이때 두 정렬 속성의 역할도 뒤바뀜</w:t>
+              <w:t>쌓는 방향을 세로로 바꿈. 이때 두 정렬 속성의 역할도 뒤바뀜</w:t>
             </w:r>
           </w:p>
         </w:tc>
@@ -7119,7 +7101,7 @@
                 <w:sz w:val="18"/>
                 <w:szCs w:val="18"/>
               </w:rPr>
-              <w:t xml:space="preserve">flex-wrap: wrap</w:t>
+              <w:t>flex-wrap: wrap</w:t>
             </w:r>
           </w:p>
         </w:tc>
@@ -7143,7 +7125,7 @@
                 <w:sz w:val="18"/>
                 <w:szCs w:val="18"/>
               </w:rPr>
-              <w:t xml:space="preserve">한 줄에 다 못 들어가면 다음 줄로 넘김</w:t>
+              <w:t>한 줄에 다 못 들어가면 다음 줄로 넘김</w:t>
             </w:r>
           </w:p>
         </w:tc>
@@ -7172,7 +7154,7 @@
                 <w:sz w:val="18"/>
                 <w:szCs w:val="18"/>
               </w:rPr>
-              <w:t xml:space="preserve">flex: 1</w:t>
+              <w:t>flex: 1</w:t>
             </w:r>
           </w:p>
         </w:tc>
@@ -7196,7 +7178,7 @@
                 <w:sz w:val="18"/>
                 <w:szCs w:val="18"/>
               </w:rPr>
-              <w:t xml:space="preserve">(자식에 씀) 남는 공간을 나눠 가짐</w:t>
+              <w:t>(자식에 씀) 남는 공간을 나눠 가짐</w:t>
             </w:r>
           </w:p>
         </w:tc>
@@ -7232,7 +7214,7 @@
           <w:sz w:val="19"/>
           <w:szCs w:val="19"/>
         </w:rPr>
-        <w:t xml:space="preserve">flex-direction: column 을 주면 주축이 세로로 바뀌므로 justify-content 가 세로 정렬, align-items 가 가로 정렬을 맡게 됩니다. "분명히 맞게 썼는데 반대로 동작한다"면 이 값을 확인하세요. 본 교재 실습 3-3의 .form-group 이 column 을 쓰는 예입니다.</w:t>
+        <w:t>flex-direction: column 을 주면 주축이 세로로 바뀌므로 justify-content 가 세로 정렬, align-items 가 가로 정렬을 맡게 됩니다. "분명히 맞게 썼는데 반대로 동작한다"면 이 값을 확인하세요. 본 교재 실습 3-3의 .form-group 이 column 을 쓰는 예입니다.</w:t>
       </w:r>
     </w:p>
     <w:p>
@@ -7260,7 +7242,7 @@
           <w:sz w:val="19"/>
           <w:szCs w:val="19"/>
         </w:rPr>
-        <w:t xml:space="preserve">자식이 가로로 안 붙는다 → display: flex 가 자식이 아니라 부모에 있는지 확인.</w:t>
+        <w:t>자식이 가로로 안 붙는다 → display: flex 가 자식이 아니라 부모에 있는지 확인.</w:t>
       </w:r>
     </w:p>
     <w:p>
@@ -7269,7 +7251,7 @@
           <w:left w:val="single" w:sz="20" w:space="8" w:color="C0504D"/>
         </w:pBdr>
         <w:shd w:val="clear" w:color="auto" w:fill="FCEAEA"/>
-        <w:spacing w:before="0" w:after="40" w:line="290" w:lineRule="auto"/>
+        <w:spacing w:after="40" w:line="290" w:lineRule="auto"/>
         <w:ind w:left="150" w:right="150"/>
       </w:pPr>
       <w:r>
@@ -7278,7 +7260,7 @@
           <w:sz w:val="19"/>
           <w:szCs w:val="19"/>
         </w:rPr>
-        <w:t xml:space="preserve">정렬 속성이 전부 무시된다 → display: flex 자체가 빠졌습니다. justify-content 와 align-items 는 flex 없이는 아무 일도 하지 않습니다.</w:t>
+        <w:t>정렬 속성이 전부 무시된다 → display: flex 자체가 빠졌습니다. justify-content 와 align-items 는 flex 없이는 아무 일도 하지 않습니다.</w:t>
       </w:r>
     </w:p>
     <w:p>
@@ -7287,7 +7269,7 @@
           <w:left w:val="single" w:sz="20" w:space="8" w:color="C0504D"/>
         </w:pBdr>
         <w:shd w:val="clear" w:color="auto" w:fill="FCEAEA"/>
-        <w:spacing w:before="0" w:after="40" w:line="290" w:lineRule="auto"/>
+        <w:spacing w:after="40" w:line="290" w:lineRule="auto"/>
         <w:ind w:left="150" w:right="150"/>
       </w:pPr>
       <w:r>
@@ -7296,7 +7278,7 @@
           <w:sz w:val="19"/>
           <w:szCs w:val="19"/>
         </w:rPr>
-        <w:t xml:space="preserve">정렬이 반대로 동작한다 → flex-direction: column 이 걸려 있습니다.</w:t>
+        <w:t>정렬이 반대로 동작한다 → flex-direction: column 이 걸려 있습니다.</w:t>
       </w:r>
     </w:p>
     <w:p>
@@ -7305,7 +7287,7 @@
           <w:left w:val="single" w:sz="20" w:space="8" w:color="C0504D"/>
         </w:pBdr>
         <w:shd w:val="clear" w:color="auto" w:fill="FCEAEA"/>
-        <w:spacing w:before="0" w:after="160" w:line="290" w:lineRule="auto"/>
+        <w:spacing w:after="160" w:line="290" w:lineRule="auto"/>
         <w:ind w:left="150" w:right="150"/>
       </w:pPr>
       <w:r>
@@ -7314,7 +7296,7 @@
           <w:sz w:val="19"/>
           <w:szCs w:val="19"/>
         </w:rPr>
-        <w:t xml:space="preserve">아이템이 한 줄에 삐져나온다 → flex-wrap: wrap 이 빠졌습니다.</w:t>
+        <w:t>아이템이 한 줄에 삐져나온다 → flex-wrap: wrap 이 빠졌습니다.</w:t>
       </w:r>
     </w:p>
     <w:p>
@@ -7342,12 +7324,13 @@
           <w:sz w:val="19"/>
           <w:szCs w:val="19"/>
         </w:rPr>
-        <w:t xml:space="preserve">자식이 세 개인 flex 컨테이너를 만들고 justify-content 값을 여섯 가지로 하나씩 바꿔보세요. 화면을 보면 표를 외우는 것보다 빠릅니다.</w:t>
+        <w:t>자식이 세 개인 flex 컨테이너를 만들고 justify-content 값을 여섯 가지로 하나씩 바꿔보세요. 화면을 보면 표를 외우는 것보다 빠릅니다.</w:t>
       </w:r>
     </w:p>
     <w:p>
       <w:pPr>
         <w:pStyle w:val="1"/>
+        <w:pageBreakBefore/>
         <w:shd w:val="clear" w:color="auto" w:fill="1F3864"/>
         <w:spacing w:before="200" w:after="200"/>
         <w:ind w:left="150" w:right="150"/>
@@ -7360,7 +7343,8 @@
           <w:sz w:val="28"/>
           <w:szCs w:val="28"/>
         </w:rPr>
-        <w:t xml:space="preserve">6장.  CSS Grid — 격자 배치</w:t>
+        <w:lastRenderedPageBreak/>
+        <w:t>6장.  CSS Grid — 격자 배치</w:t>
       </w:r>
     </w:p>
     <w:p>
@@ -7385,7 +7369,7 @@
           <w:bCs/>
           <w:color w:val="1F3864"/>
         </w:rPr>
-        <w:t xml:space="preserve">열을 정하면 끝</w:t>
+        <w:t>열을 정하면 끝</w:t>
       </w:r>
     </w:p>
     <w:p>
@@ -7394,7 +7378,7 @@
           <w:left w:val="single" w:sz="12" w:space="6" w:color="B7C3D4"/>
         </w:pBdr>
         <w:shd w:val="clear" w:color="auto" w:fill="F2F4F7"/>
-        <w:spacing w:before="120" w:after="0" w:line="250" w:lineRule="auto"/>
+        <w:spacing w:before="120" w:line="250" w:lineRule="auto"/>
         <w:ind w:left="180" w:right="180"/>
       </w:pPr>
       <w:r>
@@ -7403,7 +7387,7 @@
           <w:sz w:val="17"/>
           <w:szCs w:val="17"/>
         </w:rPr>
-        <w:t xml:space="preserve">.project-container {</w:t>
+        <w:t>.project-container {</w:t>
       </w:r>
     </w:p>
     <w:p>
@@ -7412,7 +7396,7 @@
           <w:left w:val="single" w:sz="12" w:space="6" w:color="B7C3D4"/>
         </w:pBdr>
         <w:shd w:val="clear" w:color="auto" w:fill="F2F4F7"/>
-        <w:spacing w:before="0" w:after="0" w:line="250" w:lineRule="auto"/>
+        <w:spacing w:line="250" w:lineRule="auto"/>
         <w:ind w:left="180" w:right="180"/>
       </w:pPr>
       <w:r>
@@ -7430,7 +7414,7 @@
           <w:left w:val="single" w:sz="12" w:space="6" w:color="B7C3D4"/>
         </w:pBdr>
         <w:shd w:val="clear" w:color="auto" w:fill="F2F4F7"/>
-        <w:spacing w:before="0" w:after="0" w:line="250" w:lineRule="auto"/>
+        <w:spacing w:line="250" w:lineRule="auto"/>
         <w:ind w:left="180" w:right="180"/>
       </w:pPr>
       <w:r>
@@ -7448,7 +7432,7 @@
           <w:left w:val="single" w:sz="12" w:space="6" w:color="B7C3D4"/>
         </w:pBdr>
         <w:shd w:val="clear" w:color="auto" w:fill="F2F4F7"/>
-        <w:spacing w:before="0" w:after="0" w:line="250" w:lineRule="auto"/>
+        <w:spacing w:line="250" w:lineRule="auto"/>
         <w:ind w:left="180" w:right="180"/>
       </w:pPr>
       <w:r>
@@ -7466,7 +7450,7 @@
           <w:left w:val="single" w:sz="12" w:space="6" w:color="B7C3D4"/>
         </w:pBdr>
         <w:shd w:val="clear" w:color="auto" w:fill="F2F4F7"/>
-        <w:spacing w:before="0" w:after="120" w:line="250" w:lineRule="auto"/>
+        <w:spacing w:after="120" w:line="250" w:lineRule="auto"/>
         <w:ind w:left="180" w:right="180"/>
       </w:pPr>
       <w:r>
@@ -7475,7 +7459,7 @@
           <w:sz w:val="17"/>
           <w:szCs w:val="17"/>
         </w:rPr>
-        <w:t xml:space="preserve">}</w:t>
+        <w:t>}</w:t>
       </w:r>
     </w:p>
     <w:p>
@@ -7483,7 +7467,7 @@
         <w:spacing w:after="80"/>
       </w:pPr>
       <w:r>
-        <w:t xml:space="preserve">Flexbox 와 마찬가지로 display: grid 는 부모에 씁니다. 그 다음 grid-template-columns 로 세로 칸(열)을 몇 개, 어떤 비율로 나눌지 정하면 자식들이 알아서 왼쪽 위부터 채워집니다. 줄바꿈은 자동입니다.</w:t>
+        <w:t>Flexbox 와 마찬가지로 display: grid 는 부모에 씁니다. 그 다음 grid-template-columns 로 세로 칸(열)을 몇 개, 어떤 비율로 나눌지 정하면 자식들이 알아서 왼쪽 위부터 채워집니다. 줄바꿈은 자동입니다.</w:t>
       </w:r>
     </w:p>
     <w:p>
@@ -7508,7 +7492,7 @@
           <w:bCs/>
           <w:color w:val="1F3864"/>
         </w:rPr>
-        <w:t xml:space="preserve">fr 단위</w:t>
+        <w:t>fr 단위</w:t>
       </w:r>
     </w:p>
     <w:p>
@@ -7516,7 +7500,7 @@
         <w:spacing w:after="80"/>
       </w:pPr>
       <w:r>
-        <w:t xml:space="preserve">fr 은 fraction(비율)의 약자로, 남는 공간을 나누는 단위입니다. px 과 달리 창 크기가 바뀌어도 브라우저가 알아서 다시 계산합니다.</w:t>
+        <w:t>fr 은 fraction(비율)의 약자로, 남는 공간을 나누는 단위입니다. px 과 달리 창 크기가 바뀌어도 브라우저가 알아서 다시 계산합니다.</w:t>
       </w:r>
     </w:p>
     <w:p>
@@ -7525,7 +7509,7 @@
           <w:left w:val="single" w:sz="12" w:space="6" w:color="B7C3D4"/>
         </w:pBdr>
         <w:shd w:val="clear" w:color="auto" w:fill="F2F4F7"/>
-        <w:spacing w:before="120" w:after="0" w:line="250" w:lineRule="auto"/>
+        <w:spacing w:before="120" w:line="250" w:lineRule="auto"/>
         <w:ind w:left="180" w:right="180"/>
       </w:pPr>
       <w:r>
@@ -7534,7 +7518,7 @@
           <w:sz w:val="17"/>
           <w:szCs w:val="17"/>
         </w:rPr>
-        <w:t xml:space="preserve">grid-template-columns: 1fr 1fr;          /* 반반 */</w:t>
+        <w:t>grid-template-columns: 1fr 1fr;          /* 반반 */</w:t>
       </w:r>
     </w:p>
     <w:p>
@@ -7543,7 +7527,7 @@
           <w:left w:val="single" w:sz="12" w:space="6" w:color="B7C3D4"/>
         </w:pBdr>
         <w:shd w:val="clear" w:color="auto" w:fill="F2F4F7"/>
-        <w:spacing w:before="0" w:after="0" w:line="250" w:lineRule="auto"/>
+        <w:spacing w:line="250" w:lineRule="auto"/>
         <w:ind w:left="180" w:right="180"/>
       </w:pPr>
       <w:r>
@@ -7552,7 +7536,7 @@
           <w:sz w:val="17"/>
           <w:szCs w:val="17"/>
         </w:rPr>
-        <w:t xml:space="preserve">grid-template-columns: 2fr 1fr;          /* 왼쪽이 오른쪽의 두 배 */</w:t>
+        <w:t>grid-template-columns: 2fr 1fr;          /* 왼쪽이 오른쪽의 두 배 */</w:t>
       </w:r>
     </w:p>
     <w:p>
@@ -7561,7 +7545,7 @@
           <w:left w:val="single" w:sz="12" w:space="6" w:color="B7C3D4"/>
         </w:pBdr>
         <w:shd w:val="clear" w:color="auto" w:fill="F2F4F7"/>
-        <w:spacing w:before="0" w:after="0" w:line="250" w:lineRule="auto"/>
+        <w:spacing w:line="250" w:lineRule="auto"/>
         <w:ind w:left="180" w:right="180"/>
       </w:pPr>
       <w:r>
@@ -7570,7 +7554,7 @@
           <w:sz w:val="17"/>
           <w:szCs w:val="17"/>
         </w:rPr>
-        <w:t xml:space="preserve">grid-template-columns: repeat(3, 1fr);   /* 1fr 1fr 1fr 과 같음 */</w:t>
+        <w:t>grid-template-columns: repeat(3, 1fr);   /* 1fr 1fr 1fr 과 같음 */</w:t>
       </w:r>
     </w:p>
     <w:p>
@@ -7579,7 +7563,7 @@
           <w:left w:val="single" w:sz="12" w:space="6" w:color="B7C3D4"/>
         </w:pBdr>
         <w:shd w:val="clear" w:color="auto" w:fill="F2F4F7"/>
-        <w:spacing w:before="0" w:after="120" w:line="250" w:lineRule="auto"/>
+        <w:spacing w:after="120" w:line="250" w:lineRule="auto"/>
         <w:ind w:left="180" w:right="180"/>
       </w:pPr>
       <w:r>
@@ -7588,7 +7572,7 @@
           <w:sz w:val="17"/>
           <w:szCs w:val="17"/>
         </w:rPr>
-        <w:t xml:space="preserve">grid-template-columns: 200px 1fr;        /* 왼쪽 고정, 오른쪽 나머지 전부 */</w:t>
+        <w:t>grid-template-columns: 200px 1fr;        /* 왼쪽 고정, 오른쪽 나머지 전부 */</w:t>
       </w:r>
     </w:p>
     <w:p>
@@ -7613,7 +7597,7 @@
           <w:bCs/>
           <w:color w:val="1F3864"/>
         </w:rPr>
-        <w:t xml:space="preserve">auto-fit 과 minmax — 미디어 쿼리 없는 반응형</w:t>
+        <w:t>auto-fit 과 minmax — 미디어 쿼리 없는 반응형</w:t>
       </w:r>
     </w:p>
     <w:p>
@@ -7631,7 +7615,7 @@
           <w:sz w:val="17"/>
           <w:szCs w:val="17"/>
         </w:rPr>
-        <w:t xml:space="preserve">grid-template-columns: repeat(auto-fit, minmax(250px, 1fr));</w:t>
+        <w:t>grid-template-columns: repeat(auto-fit, minmax(250px, 1fr));</w:t>
       </w:r>
     </w:p>
     <w:tbl>
@@ -7683,7 +7667,7 @@
                 <w:sz w:val="18"/>
                 <w:szCs w:val="18"/>
               </w:rPr>
-              <w:t xml:space="preserve">부분</w:t>
+              <w:t>부분</w:t>
             </w:r>
           </w:p>
         </w:tc>
@@ -7710,7 +7694,7 @@
                 <w:sz w:val="18"/>
                 <w:szCs w:val="18"/>
               </w:rPr>
-              <w:t xml:space="preserve">의미</w:t>
+              <w:t>의미</w:t>
             </w:r>
           </w:p>
         </w:tc>
@@ -7739,7 +7723,7 @@
                 <w:sz w:val="18"/>
                 <w:szCs w:val="18"/>
               </w:rPr>
-              <w:t xml:space="preserve">auto-fit</w:t>
+              <w:t>auto-fit</w:t>
             </w:r>
           </w:p>
         </w:tc>
@@ -7763,7 +7747,7 @@
                 <w:sz w:val="18"/>
                 <w:szCs w:val="18"/>
               </w:rPr>
-              <w:t xml:space="preserve">열을 몇 개 만들지 브라우저가 알아서 결정</w:t>
+              <w:t>열을 몇 개 만들지 브라우저가 알아서 결정</w:t>
             </w:r>
           </w:p>
         </w:tc>
@@ -7792,7 +7776,7 @@
                 <w:sz w:val="18"/>
                 <w:szCs w:val="18"/>
               </w:rPr>
-              <w:t xml:space="preserve">minmax(250px, 1fr)</w:t>
+              <w:t>minmax(250px, 1fr)</w:t>
             </w:r>
           </w:p>
         </w:tc>
@@ -7816,7 +7800,7 @@
                 <w:sz w:val="18"/>
                 <w:szCs w:val="18"/>
               </w:rPr>
-              <w:t xml:space="preserve">각 열은 최소 250px, 최대는 남는 공간을 나눠 가짐</w:t>
+              <w:t>각 열은 최소 250px, 최대는 남는 공간을 나눠 가짐</w:t>
             </w:r>
           </w:p>
         </w:tc>
@@ -7845,7 +7829,7 @@
                 <w:sz w:val="18"/>
                 <w:szCs w:val="18"/>
               </w:rPr>
-              <w:t xml:space="preserve">합친 뜻</w:t>
+              <w:t>합친 뜻</w:t>
             </w:r>
           </w:p>
         </w:tc>
@@ -7869,7 +7853,7 @@
                 <w:sz w:val="18"/>
                 <w:szCs w:val="18"/>
               </w:rPr>
-              <w:t xml:space="preserve">"한 칸이 250px 보다 작아지면 열 개수를 줄여라"</w:t>
+              <w:t>"한 칸이 250px 보다 작아지면 열 개수를 줄여라"</w:t>
             </w:r>
           </w:p>
         </w:tc>
@@ -7886,7 +7870,7 @@
           <w:left w:val="single" w:sz="12" w:space="6" w:color="B7C3D4"/>
         </w:pBdr>
         <w:shd w:val="clear" w:color="auto" w:fill="F2F4F7"/>
-        <w:spacing w:before="120" w:after="0" w:line="250" w:lineRule="auto"/>
+        <w:spacing w:before="120" w:line="250" w:lineRule="auto"/>
         <w:ind w:left="180" w:right="180"/>
       </w:pPr>
       <w:r>
@@ -7895,7 +7879,7 @@
           <w:sz w:val="17"/>
           <w:szCs w:val="17"/>
         </w:rPr>
-        <w:t xml:space="preserve">넓은 화면    [이름][학번][주소][전화번호]</w:t>
+        <w:t>넓은 화면    [이름][학번][주소][전화번호]</w:t>
       </w:r>
     </w:p>
     <w:p>
@@ -7904,7 +7888,7 @@
           <w:left w:val="single" w:sz="12" w:space="6" w:color="B7C3D4"/>
         </w:pBdr>
         <w:shd w:val="clear" w:color="auto" w:fill="F2F4F7"/>
-        <w:spacing w:before="0" w:after="0" w:line="250" w:lineRule="auto"/>
+        <w:spacing w:line="250" w:lineRule="auto"/>
         <w:ind w:left="180" w:right="180"/>
       </w:pPr>
       <w:r>
@@ -7913,7 +7897,7 @@
           <w:sz w:val="17"/>
           <w:szCs w:val="17"/>
         </w:rPr>
-        <w:t xml:space="preserve">중간 화면    [ 이름 ][ 학번 ][ 주소 ]</w:t>
+        <w:t>중간 화면    [ 이름 ][ 학번 ][ 주소 ]</w:t>
       </w:r>
     </w:p>
     <w:p>
@@ -7922,7 +7906,7 @@
           <w:left w:val="single" w:sz="12" w:space="6" w:color="B7C3D4"/>
         </w:pBdr>
         <w:shd w:val="clear" w:color="auto" w:fill="F2F4F7"/>
-        <w:spacing w:before="0" w:after="0" w:line="250" w:lineRule="auto"/>
+        <w:spacing w:line="250" w:lineRule="auto"/>
         <w:ind w:left="180" w:right="180"/>
       </w:pPr>
       <w:r>
@@ -7931,7 +7915,7 @@
           <w:sz w:val="17"/>
           <w:szCs w:val="17"/>
         </w:rPr>
-        <w:t xml:space="preserve">좁은 화면    [  이름  ][  학번  ]</w:t>
+        <w:t>좁은 화면    [  이름  ][  학번  ]</w:t>
       </w:r>
     </w:p>
     <w:p>
@@ -7940,7 +7924,7 @@
           <w:left w:val="single" w:sz="12" w:space="6" w:color="B7C3D4"/>
         </w:pBdr>
         <w:shd w:val="clear" w:color="auto" w:fill="F2F4F7"/>
-        <w:spacing w:before="0" w:after="120" w:line="250" w:lineRule="auto"/>
+        <w:spacing w:after="120" w:line="250" w:lineRule="auto"/>
         <w:ind w:left="180" w:right="180"/>
       </w:pPr>
       <w:r>
@@ -7949,7 +7933,7 @@
           <w:sz w:val="17"/>
           <w:szCs w:val="17"/>
         </w:rPr>
-        <w:t xml:space="preserve">모바일       [     이름     ]</w:t>
+        <w:t>모바일       [     이름     ]</w:t>
       </w:r>
     </w:p>
     <w:p>
@@ -7977,12 +7961,13 @@
           <w:sz w:val="19"/>
           <w:szCs w:val="19"/>
         </w:rPr>
-        <w:t xml:space="preserve">미디어 쿼리를 한 줄도 쓰지 않았는데 반응형이 됩니다. 본 교재 실습 3-3의 .form-grid 가 바로 이 기법입니다. 카드 목록이나 입력 폼처럼 "같은 크기의 것이 여러 개"인 경우 거의 항상 이 한 줄로 해결됩니다.</w:t>
+        <w:t>미디어 쿼리를 한 줄도 쓰지 않았는데 반응형이 됩니다. 본 교재 실습 3-3의 .form-grid 가 바로 이 기법입니다. 카드 목록이나 입력 폼처럼 "같은 크기의 것이 여러 개"인 경우 거의 항상 이 한 줄로 해결됩니다.</w:t>
       </w:r>
     </w:p>
     <w:p>
       <w:pPr>
         <w:pStyle w:val="2"/>
+        <w:pageBreakBefore/>
         <w:pBdr>
           <w:bottom w:val="single" w:sz="12" w:space="6" w:color="2E5496"/>
         </w:pBdr>
@@ -7994,6 +7979,7 @@
           <w:bCs/>
           <w:color w:val="C0504D"/>
         </w:rPr>
+        <w:lastRenderedPageBreak/>
         <w:t xml:space="preserve">6-4 </w:t>
       </w:r>
       <w:r>
@@ -8002,7 +7988,7 @@
           <w:bCs/>
           <w:color w:val="1F3864"/>
         </w:rPr>
-        <w:t xml:space="preserve">Flex 와 Grid, 언제 무엇을</w:t>
+        <w:t>Flex 와 Grid, 언제 무엇을</w:t>
       </w:r>
     </w:p>
     <w:tbl>
@@ -8055,7 +8041,7 @@
                 <w:sz w:val="18"/>
                 <w:szCs w:val="18"/>
               </w:rPr>
-              <w:t xml:space="preserve">구분</w:t>
+              <w:t>구분</w:t>
             </w:r>
           </w:p>
         </w:tc>
@@ -8082,7 +8068,7 @@
                 <w:sz w:val="18"/>
                 <w:szCs w:val="18"/>
               </w:rPr>
-              <w:t xml:space="preserve">Flexbox</w:t>
+              <w:t>Flexbox</w:t>
             </w:r>
           </w:p>
         </w:tc>
@@ -8109,7 +8095,7 @@
                 <w:sz w:val="18"/>
                 <w:szCs w:val="18"/>
               </w:rPr>
-              <w:t xml:space="preserve">Grid</w:t>
+              <w:t>Grid</w:t>
             </w:r>
           </w:p>
         </w:tc>
@@ -8138,7 +8124,7 @@
                 <w:sz w:val="18"/>
                 <w:szCs w:val="18"/>
               </w:rPr>
-              <w:t xml:space="preserve">차원</w:t>
+              <w:t>차원</w:t>
             </w:r>
           </w:p>
         </w:tc>
@@ -8162,7 +8148,7 @@
                 <w:sz w:val="18"/>
                 <w:szCs w:val="18"/>
               </w:rPr>
-              <w:t xml:space="preserve">한 방향 (가로 또는 세로)</w:t>
+              <w:t>한 방향 (가로 또는 세로)</w:t>
             </w:r>
           </w:p>
         </w:tc>
@@ -8186,7 +8172,7 @@
                 <w:sz w:val="18"/>
                 <w:szCs w:val="18"/>
               </w:rPr>
-              <w:t xml:space="preserve">가로·세로 동시 (2차원)</w:t>
+              <w:t>가로·세로 동시 (2차원)</w:t>
             </w:r>
           </w:p>
         </w:tc>
@@ -8215,7 +8201,7 @@
                 <w:sz w:val="18"/>
                 <w:szCs w:val="18"/>
               </w:rPr>
-              <w:t xml:space="preserve">적합한 경우</w:t>
+              <w:t>적합한 경우</w:t>
             </w:r>
           </w:p>
         </w:tc>
@@ -8239,7 +8225,7 @@
                 <w:sz w:val="18"/>
                 <w:szCs w:val="18"/>
               </w:rPr>
-              <w:t xml:space="preserve">메뉴 나열, 중앙 정렬, 아이콘+글자</w:t>
+              <w:t>메뉴 나열, 중앙 정렬, 아이콘+글자</w:t>
             </w:r>
           </w:p>
         </w:tc>
@@ -8263,7 +8249,7 @@
                 <w:sz w:val="18"/>
                 <w:szCs w:val="18"/>
               </w:rPr>
-              <w:t xml:space="preserve">카드 목록, 갤러리, 페이지 전체 레이아웃</w:t>
+              <w:t>카드 목록, 갤러리, 페이지 전체 레이아웃</w:t>
             </w:r>
           </w:p>
         </w:tc>
@@ -8292,7 +8278,7 @@
                 <w:sz w:val="18"/>
                 <w:szCs w:val="18"/>
               </w:rPr>
-              <w:t xml:space="preserve">줄바꿈</w:t>
+              <w:t>줄바꿈</w:t>
             </w:r>
           </w:p>
         </w:tc>
@@ -8316,7 +8302,7 @@
                 <w:sz w:val="18"/>
                 <w:szCs w:val="18"/>
               </w:rPr>
-              <w:t xml:space="preserve">flex-wrap 을 따로 설정</w:t>
+              <w:t>flex-wrap 을 따로 설정</w:t>
             </w:r>
           </w:p>
         </w:tc>
@@ -8340,7 +8326,7 @@
                 <w:sz w:val="18"/>
                 <w:szCs w:val="18"/>
               </w:rPr>
-              <w:t xml:space="preserve">열 개수를 정하면 자동</w:t>
+              <w:t>열 개수를 정하면 자동</w:t>
             </w:r>
           </w:p>
         </w:tc>
@@ -8369,7 +8355,7 @@
                 <w:sz w:val="18"/>
                 <w:szCs w:val="18"/>
               </w:rPr>
-              <w:t xml:space="preserve">크기 계산</w:t>
+              <w:t>크기 계산</w:t>
             </w:r>
           </w:p>
         </w:tc>
@@ -8393,7 +8379,7 @@
                 <w:sz w:val="18"/>
                 <w:szCs w:val="18"/>
               </w:rPr>
-              <w:t xml:space="preserve">내용 크기에 맞춰 유연하게</w:t>
+              <w:t>내용 크기에 맞춰 유연하게</w:t>
             </w:r>
           </w:p>
         </w:tc>
@@ -8417,7 +8403,7 @@
                 <w:sz w:val="18"/>
                 <w:szCs w:val="18"/>
               </w:rPr>
-              <w:t xml:space="preserve">미리 정한 격자에 맞춰</w:t>
+              <w:t>미리 정한 격자에 맞춰</w:t>
             </w:r>
           </w:p>
         </w:tc>
@@ -8433,7 +8419,7 @@
         <w:spacing w:after="80"/>
       </w:pPr>
       <w:r>
-        <w:t xml:space="preserve">실무에서는 둘을 섞어 씁니다. 페이지 전체 뼈대는 Grid 로, 그 안의 작은 부품(버튼과 아이콘 나열 등)은 Flex 로 잡는 것이 전형적입니다.</w:t>
+        <w:t>실무에서는 둘을 섞어 씁니다. 페이지 전체 뼈대는 Grid 로, 그 안의 작은 부품(버튼과 아이콘 나열 등)은 Flex 로 잡는 것이 전형적입니다.</w:t>
       </w:r>
     </w:p>
     <w:p>
@@ -8461,7 +8447,7 @@
           <w:sz w:val="19"/>
           <w:szCs w:val="19"/>
         </w:rPr>
-        <w:t xml:space="preserve">자식이 격자로 배치되지 않고 세로로 쌓인다 → display: grid 가 자식이 아니라 부모에 있는지 확인하세요.</w:t>
+        <w:t>자식이 격자로 배치되지 않고 세로로 쌓인다 → display: grid 가 자식이 아니라 부모에 있는지 확인하세요.</w:t>
       </w:r>
     </w:p>
     <w:p>
@@ -8470,7 +8456,7 @@
           <w:left w:val="single" w:sz="20" w:space="8" w:color="C0504D"/>
         </w:pBdr>
         <w:shd w:val="clear" w:color="auto" w:fill="FCEAEA"/>
-        <w:spacing w:before="0" w:after="40" w:line="290" w:lineRule="auto"/>
+        <w:spacing w:after="40" w:line="290" w:lineRule="auto"/>
         <w:ind w:left="150" w:right="150"/>
       </w:pPr>
       <w:r>
@@ -8479,7 +8465,7 @@
           <w:sz w:val="19"/>
           <w:szCs w:val="19"/>
         </w:rPr>
-        <w:t xml:space="preserve">열 개수를 바꿨는데 반영이 안 된다 → grid-template-columns 의 repeat() 안 숫자를 확인하세요.</w:t>
+        <w:t>열 개수를 바꿨는데 반영이 안 된다 → grid-template-columns 의 repeat() 안 숫자를 확인하세요.</w:t>
       </w:r>
     </w:p>
     <w:p>
@@ -8488,7 +8474,7 @@
           <w:left w:val="single" w:sz="20" w:space="8" w:color="C0504D"/>
         </w:pBdr>
         <w:shd w:val="clear" w:color="auto" w:fill="FCEAEA"/>
-        <w:spacing w:before="0" w:after="160" w:line="290" w:lineRule="auto"/>
+        <w:spacing w:after="160" w:line="290" w:lineRule="auto"/>
         <w:ind w:left="150" w:right="150"/>
       </w:pPr>
       <w:r>
@@ -8497,7 +8483,7 @@
           <w:sz w:val="19"/>
           <w:szCs w:val="19"/>
         </w:rPr>
-        <w:t xml:space="preserve">칸 사이가 안 벌어진다 → gap 을 썼는지 확인. margin 으로 벌리려 하면 가장자리에도 여백이 생겨 정렬이 어긋납니다.</w:t>
+        <w:t>칸 사이가 안 벌어진다 → gap 을 썼는지 확인. margin 으로 벌리려 하면 가장자리에도 여백이 생겨 정렬이 어긋납니다.</w:t>
       </w:r>
     </w:p>
     <w:p>
@@ -8525,7 +8511,7 @@
           <w:sz w:val="19"/>
           <w:szCs w:val="19"/>
         </w:rPr>
-        <w:t xml:space="preserve">F12 → Elements 에서 부모 요소에 display: grid 가 보인다.</w:t>
+        <w:t>F12 → Elements 에서 부모 요소에 display: grid 가 보인다.</w:t>
       </w:r>
     </w:p>
     <w:p>
@@ -8534,7 +8520,7 @@
           <w:left w:val="single" w:sz="20" w:space="8" w:color="2E75B6"/>
         </w:pBdr>
         <w:shd w:val="clear" w:color="auto" w:fill="E5F0F8"/>
-        <w:spacing w:before="0" w:after="160" w:line="290" w:lineRule="auto"/>
+        <w:spacing w:after="160" w:line="290" w:lineRule="auto"/>
         <w:ind w:left="150" w:right="150"/>
       </w:pPr>
       <w:r>
@@ -8543,7 +8529,7 @@
           <w:sz w:val="19"/>
           <w:szCs w:val="19"/>
         </w:rPr>
-        <w:t xml:space="preserve">Chrome 의 Elements 탭에서 grid 배지를 클릭하면 격자선이 화면에 표시된다.</w:t>
+        <w:t>Chrome 의 Elements 탭에서 grid 배지를 클릭하면 격자선이 화면에 표시된다.</w:t>
       </w:r>
     </w:p>
     <w:p>
@@ -8571,12 +8557,13 @@
           <w:sz w:val="19"/>
           <w:szCs w:val="19"/>
         </w:rPr>
-        <w:t xml:space="preserve">repeat(3, 1fr) 을 repeat(auto-fit, minmax(200px, 1fr)) 로 바꾸고 브라우저 창 너비를 천천히 줄여보세요. 열 개수가 4 → 3 → 2 → 1 로 스스로 줄어드는 것을 확인할 수 있습니다.</w:t>
+        <w:t>repeat(3, 1fr) 을 repeat(auto-fit, minmax(200px, 1fr)) 로 바꾸고 브라우저 창 너비를 천천히 줄여보세요. 열 개수가 4 → 3 → 2 → 1 로 스스로 줄어드는 것을 확인할 수 있습니다.</w:t>
       </w:r>
     </w:p>
     <w:p>
       <w:pPr>
         <w:pStyle w:val="1"/>
+        <w:pageBreakBefore/>
         <w:shd w:val="clear" w:color="auto" w:fill="1F3864"/>
         <w:spacing w:before="200" w:after="200"/>
         <w:ind w:left="150" w:right="150"/>
@@ -8589,7 +8576,8 @@
           <w:sz w:val="28"/>
           <w:szCs w:val="28"/>
         </w:rPr>
-        <w:t xml:space="preserve">7장.  단위와 색</w:t>
+        <w:lastRenderedPageBreak/>
+        <w:t>7장.  단위와 색</w:t>
       </w:r>
     </w:p>
     <w:p>
@@ -8614,7 +8602,7 @@
           <w:bCs/>
           <w:color w:val="1F3864"/>
         </w:rPr>
-        <w:t xml:space="preserve">크기 단위</w:t>
+        <w:t>크기 단위</w:t>
       </w:r>
     </w:p>
     <w:tbl>
@@ -8667,7 +8655,7 @@
                 <w:sz w:val="18"/>
                 <w:szCs w:val="18"/>
               </w:rPr>
-              <w:t xml:space="preserve">단위</w:t>
+              <w:t>단위</w:t>
             </w:r>
           </w:p>
         </w:tc>
@@ -8694,7 +8682,7 @@
                 <w:sz w:val="18"/>
                 <w:szCs w:val="18"/>
               </w:rPr>
-              <w:t xml:space="preserve">기준</w:t>
+              <w:t>기준</w:t>
             </w:r>
           </w:p>
         </w:tc>
@@ -8721,7 +8709,7 @@
                 <w:sz w:val="18"/>
                 <w:szCs w:val="18"/>
               </w:rPr>
-              <w:t xml:space="preserve">언제 쓰나</w:t>
+              <w:t>언제 쓰나</w:t>
             </w:r>
           </w:p>
         </w:tc>
@@ -8750,7 +8738,7 @@
                 <w:sz w:val="18"/>
                 <w:szCs w:val="18"/>
               </w:rPr>
-              <w:t xml:space="preserve">px</w:t>
+              <w:t>px</w:t>
             </w:r>
           </w:p>
         </w:tc>
@@ -8774,7 +8762,7 @@
                 <w:sz w:val="18"/>
                 <w:szCs w:val="18"/>
               </w:rPr>
-              <w:t xml:space="preserve">화면의 점 하나</w:t>
+              <w:t>화면의 점 하나</w:t>
             </w:r>
           </w:p>
         </w:tc>
@@ -8798,7 +8786,7 @@
                 <w:sz w:val="18"/>
                 <w:szCs w:val="18"/>
               </w:rPr>
-              <w:t xml:space="preserve">테두리, 그림자, 정확한 고정 크기</w:t>
+              <w:t>테두리, 그림자, 정확한 고정 크기</w:t>
             </w:r>
           </w:p>
         </w:tc>
@@ -8827,7 +8815,7 @@
                 <w:sz w:val="18"/>
                 <w:szCs w:val="18"/>
               </w:rPr>
-              <w:t xml:space="preserve">%</w:t>
+              <w:t>%</w:t>
             </w:r>
           </w:p>
         </w:tc>
@@ -8851,7 +8839,7 @@
                 <w:sz w:val="18"/>
                 <w:szCs w:val="18"/>
               </w:rPr>
-              <w:t xml:space="preserve">부모 요소의 크기</w:t>
+              <w:t>부모 요소의 크기</w:t>
             </w:r>
           </w:p>
         </w:tc>
@@ -8875,7 +8863,7 @@
                 <w:sz w:val="18"/>
                 <w:szCs w:val="18"/>
               </w:rPr>
-              <w:t xml:space="preserve">너비를 부모에 맞출 때</w:t>
+              <w:t>너비를 부모에 맞출 때</w:t>
             </w:r>
           </w:p>
         </w:tc>
@@ -8904,7 +8892,7 @@
                 <w:sz w:val="18"/>
                 <w:szCs w:val="18"/>
               </w:rPr>
-              <w:t xml:space="preserve">rem</w:t>
+              <w:t>rem</w:t>
             </w:r>
           </w:p>
         </w:tc>
@@ -8928,7 +8916,7 @@
                 <w:sz w:val="18"/>
                 <w:szCs w:val="18"/>
               </w:rPr>
-              <w:t xml:space="preserve">html 의 글자 크기 (보통 16px)</w:t>
+              <w:t>html 의 글자 크기 (보통 16px)</w:t>
             </w:r>
           </w:p>
         </w:tc>
@@ -8952,7 +8940,7 @@
                 <w:sz w:val="18"/>
                 <w:szCs w:val="18"/>
               </w:rPr>
-              <w:t xml:space="preserve">글자 크기와 여백 — 가장 권장</w:t>
+              <w:t>글자 크기와 여백 — 가장 권장</w:t>
             </w:r>
           </w:p>
         </w:tc>
@@ -8981,7 +8969,7 @@
                 <w:sz w:val="18"/>
                 <w:szCs w:val="18"/>
               </w:rPr>
-              <w:t xml:space="preserve">em</w:t>
+              <w:t>em</w:t>
             </w:r>
           </w:p>
         </w:tc>
@@ -9005,7 +8993,7 @@
                 <w:sz w:val="18"/>
                 <w:szCs w:val="18"/>
               </w:rPr>
-              <w:t xml:space="preserve">자기 자신의 글자 크기</w:t>
+              <w:t>자기 자신의 글자 크기</w:t>
             </w:r>
           </w:p>
         </w:tc>
@@ -9029,7 +9017,7 @@
                 <w:sz w:val="18"/>
                 <w:szCs w:val="18"/>
               </w:rPr>
-              <w:t xml:space="preserve">글자 기준 여백. 중첩되면 값이 누적되어 헷갈림</w:t>
+              <w:t>글자 기준 여백. 중첩되면 값이 누적되어 헷갈림</w:t>
             </w:r>
           </w:p>
         </w:tc>
@@ -9058,7 +9046,7 @@
                 <w:sz w:val="18"/>
                 <w:szCs w:val="18"/>
               </w:rPr>
-              <w:t xml:space="preserve">vw / vh</w:t>
+              <w:t>vw / vh</w:t>
             </w:r>
           </w:p>
         </w:tc>
@@ -9082,7 +9070,7 @@
                 <w:sz w:val="18"/>
                 <w:szCs w:val="18"/>
               </w:rPr>
-              <w:t xml:space="preserve">브라우저 화면의 너비 / 높이 1%</w:t>
+              <w:t>브라우저 화면의 너비 / 높이 1%</w:t>
             </w:r>
           </w:p>
         </w:tc>
@@ -9106,7 +9094,7 @@
                 <w:sz w:val="18"/>
                 <w:szCs w:val="18"/>
               </w:rPr>
-              <w:t xml:space="preserve">화면을 꽉 채우는 영역</w:t>
+              <w:t>화면을 꽉 채우는 영역</w:t>
             </w:r>
           </w:p>
         </w:tc>
@@ -9135,7 +9123,7 @@
                 <w:sz w:val="18"/>
                 <w:szCs w:val="18"/>
               </w:rPr>
-              <w:t xml:space="preserve">fr</w:t>
+              <w:t>fr</w:t>
             </w:r>
           </w:p>
         </w:tc>
@@ -9159,7 +9147,7 @@
                 <w:sz w:val="18"/>
                 <w:szCs w:val="18"/>
               </w:rPr>
-              <w:t xml:space="preserve">격자에서 남는 공간의 비율</w:t>
+              <w:t>격자에서 남는 공간의 비율</w:t>
             </w:r>
           </w:p>
         </w:tc>
@@ -9183,7 +9171,7 @@
                 <w:sz w:val="18"/>
                 <w:szCs w:val="18"/>
               </w:rPr>
-              <w:t xml:space="preserve">Grid 전용</w:t>
+              <w:t>Grid 전용</w:t>
             </w:r>
           </w:p>
         </w:tc>
@@ -9219,7 +9207,7 @@
           <w:sz w:val="19"/>
           <w:szCs w:val="19"/>
         </w:rPr>
-        <w:t xml:space="preserve">본 교재 실습 1-3의 height: 60vh 는 "화면 높이의 60%"라는 뜻입니다. px 로 400px 이라고 쓰면 큰 모니터에서는 작아 보이고 노트북에서는 커 보이지만, vh 로 쓰면 어떤 화면에서도 같은 비율을 차지합니다.</w:t>
+        <w:t>본 교재 실습 1-3의 height: 60vh 는 "화면 높이의 60%"라는 뜻입니다. px 로 400px 이라고 쓰면 큰 모니터에서는 작아 보이고 노트북에서는 커 보이지만, vh 로 쓰면 어떤 화면에서도 같은 비율을 차지합니다.</w:t>
       </w:r>
     </w:p>
     <w:p>
@@ -9247,7 +9235,7 @@
           <w:sz w:val="19"/>
           <w:szCs w:val="19"/>
         </w:rPr>
-        <w:t xml:space="preserve">rem 과 em 중에는 rem 을 권합니다. em 은 부모의 글자 크기를 기준으로 하기 때문에 요소가 중첩될수록 값이 곱해져서 예측하기 어려워집니다. rem 은 언제나 문서 최상단 기준이라 값이 흔들리지 않습니다.</w:t>
+        <w:t>rem 과 em 중에는 rem 을 권합니다. em 은 부모의 글자 크기를 기준으로 하기 때문에 요소가 중첩될수록 값이 곱해져서 예측하기 어려워집니다. rem 은 언제나 문서 최상단 기준이라 값이 흔들리지 않습니다.</w:t>
       </w:r>
     </w:p>
     <w:p>
@@ -9272,7 +9260,7 @@
           <w:bCs/>
           <w:color w:val="1F3864"/>
         </w:rPr>
-        <w:t xml:space="preserve">색 표기</w:t>
+        <w:t>색 표기</w:t>
       </w:r>
     </w:p>
     <w:p>
@@ -9281,7 +9269,7 @@
           <w:left w:val="single" w:sz="12" w:space="6" w:color="B7C3D4"/>
         </w:pBdr>
         <w:shd w:val="clear" w:color="auto" w:fill="F2F4F7"/>
-        <w:spacing w:before="120" w:after="0" w:line="250" w:lineRule="auto"/>
+        <w:spacing w:before="120" w:line="250" w:lineRule="auto"/>
         <w:ind w:left="180" w:right="180"/>
       </w:pPr>
       <w:r>
@@ -9290,7 +9278,7 @@
           <w:sz w:val="17"/>
           <w:szCs w:val="17"/>
         </w:rPr>
-        <w:t xml:space="preserve">color: red;                      /* 이름 — 종류가 한정적 */</w:t>
+        <w:t>color: red;                      /* 이름 — 종류가 한정적 */</w:t>
       </w:r>
     </w:p>
     <w:p>
@@ -9299,7 +9287,7 @@
           <w:left w:val="single" w:sz="12" w:space="6" w:color="B7C3D4"/>
         </w:pBdr>
         <w:shd w:val="clear" w:color="auto" w:fill="F2F4F7"/>
-        <w:spacing w:before="0" w:after="0" w:line="250" w:lineRule="auto"/>
+        <w:spacing w:line="250" w:lineRule="auto"/>
         <w:ind w:left="180" w:right="180"/>
       </w:pPr>
       <w:r>
@@ -9308,7 +9296,7 @@
           <w:sz w:val="17"/>
           <w:szCs w:val="17"/>
         </w:rPr>
-        <w:t xml:space="preserve">color: #333333;                  /* 16진수 — 가장 많이 씀 */</w:t>
+        <w:t>color: #333333;                  /* 16진수 — 가장 많이 씀 */</w:t>
       </w:r>
     </w:p>
     <w:p>
@@ -9317,7 +9305,7 @@
           <w:left w:val="single" w:sz="12" w:space="6" w:color="B7C3D4"/>
         </w:pBdr>
         <w:shd w:val="clear" w:color="auto" w:fill="F2F4F7"/>
-        <w:spacing w:before="0" w:after="0" w:line="250" w:lineRule="auto"/>
+        <w:spacing w:line="250" w:lineRule="auto"/>
         <w:ind w:left="180" w:right="180"/>
       </w:pPr>
       <w:r>
@@ -9326,7 +9314,7 @@
           <w:sz w:val="17"/>
           <w:szCs w:val="17"/>
         </w:rPr>
-        <w:t xml:space="preserve">color: #333;                     /* 위와 같음 (각 자리를 두 번 반복) */</w:t>
+        <w:t>color: #333;                     /* 위와 같음 (각 자리를 두 번 반복) */</w:t>
       </w:r>
     </w:p>
     <w:p>
@@ -9335,7 +9323,7 @@
           <w:left w:val="single" w:sz="12" w:space="6" w:color="B7C3D4"/>
         </w:pBdr>
         <w:shd w:val="clear" w:color="auto" w:fill="F2F4F7"/>
-        <w:spacing w:before="0" w:after="0" w:line="250" w:lineRule="auto"/>
+        <w:spacing w:line="250" w:lineRule="auto"/>
         <w:ind w:left="180" w:right="180"/>
       </w:pPr>
       <w:r>
@@ -9344,7 +9332,7 @@
           <w:sz w:val="17"/>
           <w:szCs w:val="17"/>
         </w:rPr>
-        <w:t xml:space="preserve">color: rgb(51, 51, 51);          /* 빨강·초록·파랑 각 0~255 */</w:t>
+        <w:t>color: rgb(51, 51, 51);          /* 빨강·초록·파랑 각 0~255 */</w:t>
       </w:r>
     </w:p>
     <w:p>
@@ -9353,7 +9341,7 @@
           <w:left w:val="single" w:sz="12" w:space="6" w:color="B7C3D4"/>
         </w:pBdr>
         <w:shd w:val="clear" w:color="auto" w:fill="F2F4F7"/>
-        <w:spacing w:before="0" w:after="120" w:line="250" w:lineRule="auto"/>
+        <w:spacing w:after="120" w:line="250" w:lineRule="auto"/>
         <w:ind w:left="180" w:right="180"/>
       </w:pPr>
       <w:r>
@@ -9362,7 +9350,7 @@
           <w:sz w:val="17"/>
           <w:szCs w:val="17"/>
         </w:rPr>
-        <w:t xml:space="preserve">color: rgba(0, 0, 0, 0.1);       /* 마지막은 투명도 0(투명)~1(불투명) */</w:t>
+        <w:t>color: rgba(0, 0, 0, 0.1);       /* 마지막은 투명도 0(투명)~1(불투명) */</w:t>
       </w:r>
     </w:p>
     <w:p>
@@ -9370,7 +9358,7 @@
         <w:spacing w:after="80"/>
       </w:pPr>
       <w:r>
-        <w:t xml:space="preserve">#333 처럼 세 자리로 쓰면 각 자리를 두 번 반복한 것과 같습니다(#333333). #fff 는 흰색, #000 은 검정입니다. 값이 클수록 밝아집니다.</w:t>
+        <w:t>#333 처럼 세 자리로 쓰면 각 자리를 두 번 반복한 것과 같습니다(#333333). #fff 는 흰색, #000 은 검정입니다. 값이 클수록 밝아집니다.</w:t>
       </w:r>
     </w:p>
     <w:p>
@@ -9398,7 +9386,7 @@
           <w:sz w:val="19"/>
           <w:szCs w:val="19"/>
         </w:rPr>
-        <w:t xml:space="preserve">rgba 의 마지막 값(투명도)은 그림자에서 특히 자주 쓰입니다. rgba(0, 0, 0, 0.1) 은 "검정을 10%만"이라는 뜻이라 아주 은은한 그림자가 됩니다. 실무의 그림자는 대부분 이렇게 매우 옅습니다.</w:t>
+        <w:t>rgba 의 마지막 값(투명도)은 그림자에서 특히 자주 쓰입니다. rgba(0, 0, 0, 0.1) 은 "검정을 10%만"이라는 뜻이라 아주 은은한 그림자가 됩니다. 실무의 그림자는 대부분 이렇게 매우 옅습니다.</w:t>
       </w:r>
     </w:p>
     <w:p>
@@ -9426,7 +9414,7 @@
           <w:sz w:val="19"/>
           <w:szCs w:val="19"/>
         </w:rPr>
-        <w:t xml:space="preserve">글자가 안 보인다 → 배경색과 글자색이 같습니다. 흰 배경에 color: white 를 준 경우가 가장 흔합니다.</w:t>
+        <w:t>글자가 안 보인다 → 배경색과 글자색이 같습니다. 흰 배경에 color: white 를 준 경우가 가장 흔합니다.</w:t>
       </w:r>
     </w:p>
     <w:p>
@@ -9435,7 +9423,7 @@
           <w:left w:val="single" w:sz="20" w:space="8" w:color="C0504D"/>
         </w:pBdr>
         <w:shd w:val="clear" w:color="auto" w:fill="FCEAEA"/>
-        <w:spacing w:before="0" w:after="160" w:line="290" w:lineRule="auto"/>
+        <w:spacing w:after="160" w:line="290" w:lineRule="auto"/>
         <w:ind w:left="150" w:right="150"/>
       </w:pPr>
       <w:r>
@@ -9444,12 +9432,13 @@
           <w:sz w:val="19"/>
           <w:szCs w:val="19"/>
         </w:rPr>
-        <w:t xml:space="preserve">색을 바꿨는데 그대로다 → 우선순위에 밀렸습니다. 2장 2-4절을 보세요.</w:t>
+        <w:t>색을 바꿨는데 그대로다 → 우선순위에 밀렸습니다. 2장 2-4절을 보세요.</w:t>
       </w:r>
     </w:p>
     <w:p>
       <w:pPr>
         <w:pStyle w:val="1"/>
+        <w:pageBreakBefore/>
         <w:shd w:val="clear" w:color="auto" w:fill="1F3864"/>
         <w:spacing w:before="200" w:after="200"/>
         <w:ind w:left="150" w:right="150"/>
@@ -9462,7 +9451,8 @@
           <w:sz w:val="28"/>
           <w:szCs w:val="28"/>
         </w:rPr>
-        <w:t xml:space="preserve">8장.  글꼴과 텍스트</w:t>
+        <w:lastRenderedPageBreak/>
+        <w:t>8장.  글꼴과 텍스트</w:t>
       </w:r>
     </w:p>
     <w:tbl>
@@ -9515,7 +9505,7 @@
                 <w:sz w:val="18"/>
                 <w:szCs w:val="18"/>
               </w:rPr>
-              <w:t xml:space="preserve">속성</w:t>
+              <w:t>속성</w:t>
             </w:r>
           </w:p>
         </w:tc>
@@ -9542,7 +9532,7 @@
                 <w:sz w:val="18"/>
                 <w:szCs w:val="18"/>
               </w:rPr>
-              <w:t xml:space="preserve">역할</w:t>
+              <w:t>역할</w:t>
             </w:r>
           </w:p>
         </w:tc>
@@ -9569,7 +9559,7 @@
                 <w:sz w:val="18"/>
                 <w:szCs w:val="18"/>
               </w:rPr>
-              <w:t xml:space="preserve">자주 쓰는 값</w:t>
+              <w:t>자주 쓰는 값</w:t>
             </w:r>
           </w:p>
         </w:tc>
@@ -9598,7 +9588,7 @@
                 <w:sz w:val="18"/>
                 <w:szCs w:val="18"/>
               </w:rPr>
-              <w:t xml:space="preserve">font-family</w:t>
+              <w:t>font-family</w:t>
             </w:r>
           </w:p>
         </w:tc>
@@ -9622,7 +9612,7 @@
                 <w:sz w:val="18"/>
                 <w:szCs w:val="18"/>
               </w:rPr>
-              <w:t xml:space="preserve">글꼴 지정</w:t>
+              <w:t>글꼴 지정</w:t>
             </w:r>
           </w:p>
         </w:tc>
@@ -9646,7 +9636,7 @@
                 <w:sz w:val="18"/>
                 <w:szCs w:val="18"/>
               </w:rPr>
-              <w:t xml:space="preserve">sans-serif, Arial, 'Noto Sans KR'</w:t>
+              <w:t>sans-serif, Arial, 'Noto Sans KR'</w:t>
             </w:r>
           </w:p>
         </w:tc>
@@ -9675,7 +9665,7 @@
                 <w:sz w:val="18"/>
                 <w:szCs w:val="18"/>
               </w:rPr>
-              <w:t xml:space="preserve">font-size</w:t>
+              <w:t>font-size</w:t>
             </w:r>
           </w:p>
         </w:tc>
@@ -9699,7 +9689,7 @@
                 <w:sz w:val="18"/>
                 <w:szCs w:val="18"/>
               </w:rPr>
-              <w:t xml:space="preserve">글자 크기</w:t>
+              <w:t>글자 크기</w:t>
             </w:r>
           </w:p>
         </w:tc>
@@ -9723,7 +9713,7 @@
                 <w:sz w:val="18"/>
                 <w:szCs w:val="18"/>
               </w:rPr>
-              <w:t xml:space="preserve">16px, 1.5rem</w:t>
+              <w:t>16px, 1.5rem</w:t>
             </w:r>
           </w:p>
         </w:tc>
@@ -9752,7 +9742,7 @@
                 <w:sz w:val="18"/>
                 <w:szCs w:val="18"/>
               </w:rPr>
-              <w:t xml:space="preserve">font-weight</w:t>
+              <w:t>font-weight</w:t>
             </w:r>
           </w:p>
         </w:tc>
@@ -9776,7 +9766,7 @@
                 <w:sz w:val="18"/>
                 <w:szCs w:val="18"/>
               </w:rPr>
-              <w:t xml:space="preserve">굵기</w:t>
+              <w:t>굵기</w:t>
             </w:r>
           </w:p>
         </w:tc>
@@ -9800,7 +9790,7 @@
                 <w:sz w:val="18"/>
                 <w:szCs w:val="18"/>
               </w:rPr>
-              <w:t xml:space="preserve">normal(400), bold(700), 500</w:t>
+              <w:t>normal(400), bold(700), 500</w:t>
             </w:r>
           </w:p>
         </w:tc>
@@ -9829,7 +9819,7 @@
                 <w:sz w:val="18"/>
                 <w:szCs w:val="18"/>
               </w:rPr>
-              <w:t xml:space="preserve">line-height</w:t>
+              <w:t>line-height</w:t>
             </w:r>
           </w:p>
         </w:tc>
@@ -9853,7 +9843,7 @@
                 <w:sz w:val="18"/>
                 <w:szCs w:val="18"/>
               </w:rPr>
-              <w:t xml:space="preserve">줄 간격</w:t>
+              <w:t>줄 간격</w:t>
             </w:r>
           </w:p>
         </w:tc>
@@ -9877,7 +9867,7 @@
                 <w:sz w:val="18"/>
                 <w:szCs w:val="18"/>
               </w:rPr>
-              <w:t xml:space="preserve">1.6 (단위 없이 배수로 쓰는 것을 권장)</w:t>
+              <w:t>1.6 (단위 없이 배수로 쓰는 것을 권장)</w:t>
             </w:r>
           </w:p>
         </w:tc>
@@ -9906,7 +9896,7 @@
                 <w:sz w:val="18"/>
                 <w:szCs w:val="18"/>
               </w:rPr>
-              <w:t xml:space="preserve">text-align</w:t>
+              <w:t>text-align</w:t>
             </w:r>
           </w:p>
         </w:tc>
@@ -9930,7 +9920,7 @@
                 <w:sz w:val="18"/>
                 <w:szCs w:val="18"/>
               </w:rPr>
-              <w:t xml:space="preserve">가로 정렬</w:t>
+              <w:t>가로 정렬</w:t>
             </w:r>
           </w:p>
         </w:tc>
@@ -9954,7 +9944,7 @@
                 <w:sz w:val="18"/>
                 <w:szCs w:val="18"/>
               </w:rPr>
-              <w:t xml:space="preserve">left, center, right</w:t>
+              <w:t>left, center, right</w:t>
             </w:r>
           </w:p>
         </w:tc>
@@ -9983,7 +9973,7 @@
                 <w:sz w:val="18"/>
                 <w:szCs w:val="18"/>
               </w:rPr>
-              <w:t xml:space="preserve">text-decoration</w:t>
+              <w:t>text-decoration</w:t>
             </w:r>
           </w:p>
         </w:tc>
@@ -10007,7 +9997,7 @@
                 <w:sz w:val="18"/>
                 <w:szCs w:val="18"/>
               </w:rPr>
-              <w:t xml:space="preserve">밑줄 등</w:t>
+              <w:t>밑줄 등</w:t>
             </w:r>
           </w:p>
         </w:tc>
@@ -10031,7 +10021,7 @@
                 <w:sz w:val="18"/>
                 <w:szCs w:val="18"/>
               </w:rPr>
-              <w:t xml:space="preserve">none (링크 밑줄 제거)</w:t>
+              <w:t>none (링크 밑줄 제거)</w:t>
             </w:r>
           </w:p>
         </w:tc>
@@ -10060,7 +10050,7 @@
                 <w:sz w:val="18"/>
                 <w:szCs w:val="18"/>
               </w:rPr>
-              <w:t xml:space="preserve">letter-spacing</w:t>
+              <w:t>letter-spacing</w:t>
             </w:r>
           </w:p>
         </w:tc>
@@ -10084,7 +10074,7 @@
                 <w:sz w:val="18"/>
                 <w:szCs w:val="18"/>
               </w:rPr>
-              <w:t xml:space="preserve">글자 사이 간격</w:t>
+              <w:t>글자 사이 간격</w:t>
             </w:r>
           </w:p>
         </w:tc>
@@ -10108,7 +10098,7 @@
                 <w:sz w:val="18"/>
                 <w:szCs w:val="18"/>
               </w:rPr>
-              <w:t xml:space="preserve">2px (로고에 자주 씀)</w:t>
+              <w:t>2px (로고에 자주 씀)</w:t>
             </w:r>
           </w:p>
         </w:tc>
@@ -10137,7 +10127,7 @@
                 <w:sz w:val="18"/>
                 <w:szCs w:val="18"/>
               </w:rPr>
-              <w:t xml:space="preserve">color</w:t>
+              <w:t>color</w:t>
             </w:r>
           </w:p>
         </w:tc>
@@ -10161,7 +10151,7 @@
                 <w:sz w:val="18"/>
                 <w:szCs w:val="18"/>
               </w:rPr>
-              <w:t xml:space="preserve">글자 색</w:t>
+              <w:t>글자 색</w:t>
             </w:r>
           </w:p>
         </w:tc>
@@ -10185,7 +10175,7 @@
                 <w:sz w:val="18"/>
                 <w:szCs w:val="18"/>
               </w:rPr>
-              <w:t xml:space="preserve">#333</w:t>
+              <w:t>#333</w:t>
             </w:r>
           </w:p>
         </w:tc>
@@ -10202,7 +10192,7 @@
           <w:left w:val="single" w:sz="12" w:space="6" w:color="B7C3D4"/>
         </w:pBdr>
         <w:shd w:val="clear" w:color="auto" w:fill="F2F4F7"/>
-        <w:spacing w:before="120" w:after="0" w:line="250" w:lineRule="auto"/>
+        <w:spacing w:before="120" w:line="250" w:lineRule="auto"/>
         <w:ind w:left="180" w:right="180"/>
       </w:pPr>
       <w:r>
@@ -10211,7 +10201,7 @@
           <w:sz w:val="17"/>
           <w:szCs w:val="17"/>
         </w:rPr>
-        <w:t xml:space="preserve">body {</w:t>
+        <w:t>body {</w:t>
       </w:r>
     </w:p>
     <w:p>
@@ -10220,7 +10210,7 @@
           <w:left w:val="single" w:sz="12" w:space="6" w:color="B7C3D4"/>
         </w:pBdr>
         <w:shd w:val="clear" w:color="auto" w:fill="F2F4F7"/>
-        <w:spacing w:before="0" w:after="0" w:line="250" w:lineRule="auto"/>
+        <w:spacing w:line="250" w:lineRule="auto"/>
         <w:ind w:left="180" w:right="180"/>
       </w:pPr>
       <w:r>
@@ -10238,7 +10228,7 @@
           <w:left w:val="single" w:sz="12" w:space="6" w:color="B7C3D4"/>
         </w:pBdr>
         <w:shd w:val="clear" w:color="auto" w:fill="F2F4F7"/>
-        <w:spacing w:before="0" w:after="0" w:line="250" w:lineRule="auto"/>
+        <w:spacing w:line="250" w:lineRule="auto"/>
         <w:ind w:left="180" w:right="180"/>
       </w:pPr>
       <w:r>
@@ -10256,7 +10246,7 @@
           <w:left w:val="single" w:sz="12" w:space="6" w:color="B7C3D4"/>
         </w:pBdr>
         <w:shd w:val="clear" w:color="auto" w:fill="F2F4F7"/>
-        <w:spacing w:before="0" w:after="120" w:line="250" w:lineRule="auto"/>
+        <w:spacing w:after="120" w:line="250" w:lineRule="auto"/>
         <w:ind w:left="180" w:right="180"/>
       </w:pPr>
       <w:r>
@@ -10265,7 +10255,7 @@
           <w:sz w:val="17"/>
           <w:szCs w:val="17"/>
         </w:rPr>
-        <w:t xml:space="preserve">}</w:t>
+        <w:t>}</w:t>
       </w:r>
     </w:p>
     <w:p>
@@ -10293,7 +10283,7 @@
           <w:sz w:val="19"/>
           <w:szCs w:val="19"/>
         </w:rPr>
-        <w:t xml:space="preserve">font-family 는 여러 개를 쉼표로 나열합니다. 앞에서부터 찾아보고 없으면 다음 것을 씁니다. 맨 끝에는 sans-serif 같은 큰 분류를 두어 어떤 환경에서도 글꼴이 있도록 합니다.</w:t>
+        <w:t>font-family 는 여러 개를 쉼표로 나열합니다. 앞에서부터 찾아보고 없으면 다음 것을 씁니다. 맨 끝에는 sans-serif 같은 큰 분류를 두어 어떤 환경에서도 글꼴이 있도록 합니다.</w:t>
       </w:r>
     </w:p>
     <w:p>
@@ -10318,7 +10308,7 @@
           <w:bCs/>
           <w:color w:val="1F3864"/>
         </w:rPr>
-        <w:t xml:space="preserve">시각적 위계 — 크기와 색만으로</w:t>
+        <w:t>시각적 위계 — 크기와 색만으로</w:t>
       </w:r>
     </w:p>
     <w:p>
@@ -10326,7 +10316,7 @@
         <w:spacing w:after="80"/>
       </w:pPr>
       <w:r>
-        <w:t xml:space="preserve">정보의 중요도를 표현하는 데 화려한 장식은 필요 없습니다. 크기와 색만으로 충분합니다. 본 교재 실습 2-6이 이 주제입니다.</w:t>
+        <w:t>정보의 중요도를 표현하는 데 화려한 장식은 필요 없습니다. 크기와 색만으로 충분합니다. 본 교재 실습 2-6이 이 주제입니다.</w:t>
       </w:r>
     </w:p>
     <w:p>
@@ -10335,7 +10325,7 @@
           <w:left w:val="single" w:sz="12" w:space="6" w:color="B7C3D4"/>
         </w:pBdr>
         <w:shd w:val="clear" w:color="auto" w:fill="F2F4F7"/>
-        <w:spacing w:before="120" w:after="0" w:line="250" w:lineRule="auto"/>
+        <w:spacing w:before="120" w:line="250" w:lineRule="auto"/>
         <w:ind w:left="180" w:right="180"/>
       </w:pPr>
       <w:r>
@@ -10344,7 +10334,7 @@
           <w:sz w:val="17"/>
           <w:szCs w:val="17"/>
         </w:rPr>
-        <w:t xml:space="preserve">.card-content h3 {           /* 제목 : 크고 진하게 */</w:t>
+        <w:t>.card-content h3 {           /* 제목 : 크고 진하게 */</w:t>
       </w:r>
     </w:p>
     <w:p>
@@ -10353,7 +10343,7 @@
           <w:left w:val="single" w:sz="12" w:space="6" w:color="B7C3D4"/>
         </w:pBdr>
         <w:shd w:val="clear" w:color="auto" w:fill="F2F4F7"/>
-        <w:spacing w:before="0" w:after="0" w:line="250" w:lineRule="auto"/>
+        <w:spacing w:line="250" w:lineRule="auto"/>
         <w:ind w:left="180" w:right="180"/>
       </w:pPr>
       <w:r>
@@ -10371,7 +10361,7 @@
           <w:left w:val="single" w:sz="12" w:space="6" w:color="B7C3D4"/>
         </w:pBdr>
         <w:shd w:val="clear" w:color="auto" w:fill="F2F4F7"/>
-        <w:spacing w:before="0" w:after="0" w:line="250" w:lineRule="auto"/>
+        <w:spacing w:line="250" w:lineRule="auto"/>
         <w:ind w:left="180" w:right="180"/>
       </w:pPr>
       <w:r>
@@ -10389,7 +10379,7 @@
           <w:left w:val="single" w:sz="12" w:space="6" w:color="B7C3D4"/>
         </w:pBdr>
         <w:shd w:val="clear" w:color="auto" w:fill="F2F4F7"/>
-        <w:spacing w:before="0" w:after="0" w:line="250" w:lineRule="auto"/>
+        <w:spacing w:line="250" w:lineRule="auto"/>
         <w:ind w:left="180" w:right="180"/>
       </w:pPr>
       <w:r>
@@ -10398,7 +10388,7 @@
           <w:sz w:val="17"/>
           <w:szCs w:val="17"/>
         </w:rPr>
-        <w:t xml:space="preserve">}</w:t>
+        <w:t>}</w:t>
       </w:r>
     </w:p>
     <w:p>
@@ -10407,7 +10397,7 @@
           <w:left w:val="single" w:sz="12" w:space="6" w:color="B7C3D4"/>
         </w:pBdr>
         <w:shd w:val="clear" w:color="auto" w:fill="F2F4F7"/>
-        <w:spacing w:before="0" w:after="0" w:line="250" w:lineRule="auto"/>
+        <w:spacing w:line="250" w:lineRule="auto"/>
         <w:ind w:left="180" w:right="180"/>
       </w:pPr>
       <w:r>
@@ -10416,7 +10406,7 @@
           <w:sz w:val="17"/>
           <w:szCs w:val="17"/>
         </w:rPr>
-        <w:t xml:space="preserve">.card-content p {            /* 본문 : 작고 흐리게 */</w:t>
+        <w:t>.card-content p {            /* 본문 : 작고 흐리게 */</w:t>
       </w:r>
     </w:p>
     <w:p>
@@ -10425,7 +10415,7 @@
           <w:left w:val="single" w:sz="12" w:space="6" w:color="B7C3D4"/>
         </w:pBdr>
         <w:shd w:val="clear" w:color="auto" w:fill="F2F4F7"/>
-        <w:spacing w:before="0" w:after="0" w:line="250" w:lineRule="auto"/>
+        <w:spacing w:line="250" w:lineRule="auto"/>
         <w:ind w:left="180" w:right="180"/>
       </w:pPr>
       <w:r>
@@ -10443,7 +10433,7 @@
           <w:left w:val="single" w:sz="12" w:space="6" w:color="B7C3D4"/>
         </w:pBdr>
         <w:shd w:val="clear" w:color="auto" w:fill="F2F4F7"/>
-        <w:spacing w:before="0" w:after="0" w:line="250" w:lineRule="auto"/>
+        <w:spacing w:line="250" w:lineRule="auto"/>
         <w:ind w:left="180" w:right="180"/>
       </w:pPr>
       <w:r>
@@ -10461,7 +10451,7 @@
           <w:left w:val="single" w:sz="12" w:space="6" w:color="B7C3D4"/>
         </w:pBdr>
         <w:shd w:val="clear" w:color="auto" w:fill="F2F4F7"/>
-        <w:spacing w:before="0" w:after="120" w:line="250" w:lineRule="auto"/>
+        <w:spacing w:after="120" w:line="250" w:lineRule="auto"/>
         <w:ind w:left="180" w:right="180"/>
       </w:pPr>
       <w:r>
@@ -10470,7 +10460,7 @@
           <w:sz w:val="17"/>
           <w:szCs w:val="17"/>
         </w:rPr>
-        <w:t xml:space="preserve">}</w:t>
+        <w:t>}</w:t>
       </w:r>
     </w:p>
     <w:p>
@@ -10498,12 +10488,13 @@
           <w:sz w:val="19"/>
           <w:szCs w:val="19"/>
         </w:rPr>
-        <w:t xml:space="preserve">본문의 color 를 #777 에서 #333 으로 바꿔보세요. 제목과 본문의 구분이 얼마나 흐려지는지 확인하면 "색으로 위계를 만든다"는 말의 뜻을 알게 됩니다.</w:t>
+        <w:t>본문의 color 를 #777 에서 #333 으로 바꿔보세요. 제목과 본문의 구분이 얼마나 흐려지는지 확인하면 "색으로 위계를 만든다"는 말의 뜻을 알게 됩니다.</w:t>
       </w:r>
     </w:p>
     <w:p>
       <w:pPr>
         <w:pStyle w:val="1"/>
+        <w:pageBreakBefore/>
         <w:shd w:val="clear" w:color="auto" w:fill="1F3864"/>
         <w:spacing w:before="200" w:after="200"/>
         <w:ind w:left="150" w:right="150"/>
@@ -10516,7 +10507,8 @@
           <w:sz w:val="28"/>
           <w:szCs w:val="28"/>
         </w:rPr>
-        <w:t xml:space="preserve">9장.  배경 · 테두리 · 그림자</w:t>
+        <w:lastRenderedPageBreak/>
+        <w:t>9장.  배경 · 테두리 · 그림자</w:t>
       </w:r>
     </w:p>
     <w:tbl>
@@ -10569,7 +10561,7 @@
                 <w:sz w:val="18"/>
                 <w:szCs w:val="18"/>
               </w:rPr>
-              <w:t xml:space="preserve">속성</w:t>
+              <w:t>속성</w:t>
             </w:r>
           </w:p>
         </w:tc>
@@ -10596,7 +10588,7 @@
                 <w:sz w:val="18"/>
                 <w:szCs w:val="18"/>
               </w:rPr>
-              <w:t xml:space="preserve">역할</w:t>
+              <w:t>역할</w:t>
             </w:r>
           </w:p>
         </w:tc>
@@ -10623,7 +10615,7 @@
                 <w:sz w:val="18"/>
                 <w:szCs w:val="18"/>
               </w:rPr>
-              <w:t xml:space="preserve">예</w:t>
+              <w:t>예</w:t>
             </w:r>
           </w:p>
         </w:tc>
@@ -10652,7 +10644,7 @@
                 <w:sz w:val="18"/>
                 <w:szCs w:val="18"/>
               </w:rPr>
-              <w:t xml:space="preserve">background-color</w:t>
+              <w:t>background-color</w:t>
             </w:r>
           </w:p>
         </w:tc>
@@ -10676,7 +10668,7 @@
                 <w:sz w:val="18"/>
                 <w:szCs w:val="18"/>
               </w:rPr>
-              <w:t xml:space="preserve">배경색</w:t>
+              <w:t>배경색</w:t>
             </w:r>
           </w:p>
         </w:tc>
@@ -10700,7 +10692,7 @@
                 <w:sz w:val="18"/>
                 <w:szCs w:val="18"/>
               </w:rPr>
-              <w:t xml:space="preserve">background-color: #f4f4f4;</w:t>
+              <w:t>background-color: #f4f4f4;</w:t>
             </w:r>
           </w:p>
         </w:tc>
@@ -10729,7 +10721,7 @@
                 <w:sz w:val="18"/>
                 <w:szCs w:val="18"/>
               </w:rPr>
-              <w:t xml:space="preserve">background-image</w:t>
+              <w:t>background-image</w:t>
             </w:r>
           </w:p>
         </w:tc>
@@ -10753,7 +10745,7 @@
                 <w:sz w:val="18"/>
                 <w:szCs w:val="18"/>
               </w:rPr>
-              <w:t xml:space="preserve">배경 이미지</w:t>
+              <w:t>배경 이미지</w:t>
             </w:r>
           </w:p>
         </w:tc>
@@ -10777,7 +10769,7 @@
                 <w:sz w:val="18"/>
                 <w:szCs w:val="18"/>
               </w:rPr>
-              <w:t xml:space="preserve">background-image: url('bg.jpg');</w:t>
+              <w:t>background-image: url('bg.jpg');</w:t>
             </w:r>
           </w:p>
         </w:tc>
@@ -10806,7 +10798,7 @@
                 <w:sz w:val="18"/>
                 <w:szCs w:val="18"/>
               </w:rPr>
-              <w:t xml:space="preserve">border</w:t>
+              <w:t>border</w:t>
             </w:r>
           </w:p>
         </w:tc>
@@ -10830,7 +10822,7 @@
                 <w:sz w:val="18"/>
                 <w:szCs w:val="18"/>
               </w:rPr>
-              <w:t xml:space="preserve">테두리</w:t>
+              <w:t>테두리</w:t>
             </w:r>
           </w:p>
         </w:tc>
@@ -10854,7 +10846,7 @@
                 <w:sz w:val="18"/>
                 <w:szCs w:val="18"/>
               </w:rPr>
-              <w:t xml:space="preserve">border: 1px solid #ddd;</w:t>
+              <w:t>border: 1px solid #ddd;</w:t>
             </w:r>
           </w:p>
         </w:tc>
@@ -10883,7 +10875,7 @@
                 <w:sz w:val="18"/>
                 <w:szCs w:val="18"/>
               </w:rPr>
-              <w:t xml:space="preserve">border-bottom</w:t>
+              <w:t>border-bottom</w:t>
             </w:r>
           </w:p>
         </w:tc>
@@ -10907,7 +10899,7 @@
                 <w:sz w:val="18"/>
                 <w:szCs w:val="18"/>
               </w:rPr>
-              <w:t xml:space="preserve">아래쪽만</w:t>
+              <w:t>아래쪽만</w:t>
             </w:r>
           </w:p>
         </w:tc>
@@ -10931,7 +10923,7 @@
                 <w:sz w:val="18"/>
                 <w:szCs w:val="18"/>
               </w:rPr>
-              <w:t xml:space="preserve">border-bottom: 2px solid #007bff;</w:t>
+              <w:t>border-bottom: 2px solid #007bff;</w:t>
             </w:r>
           </w:p>
         </w:tc>
@@ -10960,7 +10952,7 @@
                 <w:sz w:val="18"/>
                 <w:szCs w:val="18"/>
               </w:rPr>
-              <w:t xml:space="preserve">border-radius</w:t>
+              <w:t>border-radius</w:t>
             </w:r>
           </w:p>
         </w:tc>
@@ -10984,7 +10976,7 @@
                 <w:sz w:val="18"/>
                 <w:szCs w:val="18"/>
               </w:rPr>
-              <w:t xml:space="preserve">모서리 둥글게</w:t>
+              <w:t>모서리 둥글게</w:t>
             </w:r>
           </w:p>
         </w:tc>
@@ -11008,7 +11000,7 @@
                 <w:sz w:val="18"/>
                 <w:szCs w:val="18"/>
               </w:rPr>
-              <w:t xml:space="preserve">border-radius: 10px;</w:t>
+              <w:t>border-radius: 10px;</w:t>
             </w:r>
           </w:p>
         </w:tc>
@@ -11037,7 +11029,7 @@
                 <w:sz w:val="18"/>
                 <w:szCs w:val="18"/>
               </w:rPr>
-              <w:t xml:space="preserve">box-shadow</w:t>
+              <w:t>box-shadow</w:t>
             </w:r>
           </w:p>
         </w:tc>
@@ -11061,7 +11053,7 @@
                 <w:sz w:val="18"/>
                 <w:szCs w:val="18"/>
               </w:rPr>
-              <w:t xml:space="preserve">그림자</w:t>
+              <w:t>그림자</w:t>
             </w:r>
           </w:p>
         </w:tc>
@@ -11085,7 +11077,7 @@
                 <w:sz w:val="18"/>
                 <w:szCs w:val="18"/>
               </w:rPr>
-              <w:t xml:space="preserve">box-shadow: 0 2px 8px rgba(0,0,0,0.1);</w:t>
+              <w:t>box-shadow: 0 2px 8px rgba(0,0,0,0.1);</w:t>
             </w:r>
           </w:p>
         </w:tc>
@@ -11114,7 +11106,7 @@
                 <w:sz w:val="18"/>
                 <w:szCs w:val="18"/>
               </w:rPr>
-              <w:t xml:space="preserve">overflow: hidden</w:t>
+              <w:t>overflow: hidden</w:t>
             </w:r>
           </w:p>
         </w:tc>
@@ -11138,7 +11130,7 @@
                 <w:sz w:val="18"/>
                 <w:szCs w:val="18"/>
               </w:rPr>
-              <w:t xml:space="preserve">넘치는 부분 자르기</w:t>
+              <w:t>넘치는 부분 자르기</w:t>
             </w:r>
           </w:p>
         </w:tc>
@@ -11162,7 +11154,7 @@
                 <w:sz w:val="18"/>
                 <w:szCs w:val="18"/>
               </w:rPr>
-              <w:t xml:space="preserve">둥근 모서리 밖으로 나가는 것 방지</w:t>
+              <w:t>둥근 모서리 밖으로 나가는 것 방지</w:t>
             </w:r>
           </w:p>
         </w:tc>
@@ -11191,7 +11183,7 @@
                 <w:sz w:val="18"/>
                 <w:szCs w:val="18"/>
               </w:rPr>
-              <w:t xml:space="preserve">opacity</w:t>
+              <w:t>opacity</w:t>
             </w:r>
           </w:p>
         </w:tc>
@@ -11215,7 +11207,7 @@
                 <w:sz w:val="18"/>
                 <w:szCs w:val="18"/>
               </w:rPr>
-              <w:t xml:space="preserve">요소 전체의 투명도</w:t>
+              <w:t>요소 전체의 투명도</w:t>
             </w:r>
           </w:p>
         </w:tc>
@@ -11239,7 +11231,7 @@
                 <w:sz w:val="18"/>
                 <w:szCs w:val="18"/>
               </w:rPr>
-              <w:t xml:space="preserve">opacity: 0.5;</w:t>
+              <w:t>opacity: 0.5;</w:t>
             </w:r>
           </w:p>
         </w:tc>
@@ -11272,7 +11264,7 @@
           <w:bCs/>
           <w:color w:val="1F3864"/>
         </w:rPr>
-        <w:t xml:space="preserve">box-shadow 읽는 법</w:t>
+        <w:t>box-shadow 읽는 법</w:t>
       </w:r>
     </w:p>
     <w:p>
@@ -11281,7 +11273,7 @@
           <w:left w:val="single" w:sz="12" w:space="6" w:color="B7C3D4"/>
         </w:pBdr>
         <w:shd w:val="clear" w:color="auto" w:fill="F2F4F7"/>
-        <w:spacing w:before="120" w:after="0" w:line="250" w:lineRule="auto"/>
+        <w:spacing w:before="120" w:line="250" w:lineRule="auto"/>
         <w:ind w:left="180" w:right="180"/>
       </w:pPr>
       <w:r>
@@ -11290,7 +11282,7 @@
           <w:sz w:val="17"/>
           <w:szCs w:val="17"/>
         </w:rPr>
-        <w:t xml:space="preserve">box-shadow: 0 2px 8px rgba(0, 0, 0, 0.1);</w:t>
+        <w:t>box-shadow: 0 2px 8px rgba(0, 0, 0, 0.1);</w:t>
       </w:r>
     </w:p>
     <w:p>
@@ -11299,7 +11291,7 @@
           <w:left w:val="single" w:sz="12" w:space="6" w:color="B7C3D4"/>
         </w:pBdr>
         <w:shd w:val="clear" w:color="auto" w:fill="F2F4F7"/>
-        <w:spacing w:before="0" w:after="0" w:line="250" w:lineRule="auto"/>
+        <w:spacing w:line="250" w:lineRule="auto"/>
         <w:ind w:left="180" w:right="180"/>
       </w:pPr>
       <w:r>
@@ -11317,7 +11309,7 @@
           <w:left w:val="single" w:sz="12" w:space="6" w:color="B7C3D4"/>
         </w:pBdr>
         <w:shd w:val="clear" w:color="auto" w:fill="F2F4F7"/>
-        <w:spacing w:before="0" w:after="0" w:line="250" w:lineRule="auto"/>
+        <w:spacing w:line="250" w:lineRule="auto"/>
         <w:ind w:left="180" w:right="180"/>
       </w:pPr>
       <w:r>
@@ -11335,7 +11327,7 @@
           <w:left w:val="single" w:sz="12" w:space="6" w:color="B7C3D4"/>
         </w:pBdr>
         <w:shd w:val="clear" w:color="auto" w:fill="F2F4F7"/>
-        <w:spacing w:before="0" w:after="0" w:line="250" w:lineRule="auto"/>
+        <w:spacing w:line="250" w:lineRule="auto"/>
         <w:ind w:left="180" w:right="180"/>
       </w:pPr>
       <w:r>
@@ -11353,7 +11345,7 @@
           <w:left w:val="single" w:sz="12" w:space="6" w:color="B7C3D4"/>
         </w:pBdr>
         <w:shd w:val="clear" w:color="auto" w:fill="F2F4F7"/>
-        <w:spacing w:before="0" w:after="0" w:line="250" w:lineRule="auto"/>
+        <w:spacing w:line="250" w:lineRule="auto"/>
         <w:ind w:left="180" w:right="180"/>
       </w:pPr>
       <w:r>
@@ -11371,7 +11363,7 @@
           <w:left w:val="single" w:sz="12" w:space="6" w:color="B7C3D4"/>
         </w:pBdr>
         <w:shd w:val="clear" w:color="auto" w:fill="F2F4F7"/>
-        <w:spacing w:before="0" w:after="120" w:line="250" w:lineRule="auto"/>
+        <w:spacing w:after="120" w:line="250" w:lineRule="auto"/>
         <w:ind w:left="180" w:right="180"/>
       </w:pPr>
       <w:r>
@@ -11408,7 +11400,7 @@
           <w:sz w:val="19"/>
           <w:szCs w:val="19"/>
         </w:rPr>
-        <w:t xml:space="preserve">실무의 그림자는 대부분 아래로 살짝, 아주 흐리게, 아주 옅게 줍니다. 위 값이 그 전형입니다. 진한 그림자는 촌스러워 보이기 쉽습니다. 마우스를 올렸을 때만 그림자를 조금 진하게 만들면 "떠오르는" 느낌을 줄 수 있습니다 — 실습 2-7이 그 예입니다.</w:t>
+        <w:t>실무의 그림자는 대부분 아래로 살짝, 아주 흐리게, 아주 옅게 줍니다. 위 값이 그 전형입니다. 진한 그림자는 촌스러워 보이기 쉽습니다. 마우스를 올렸을 때만 그림자를 조금 진하게 만들면 "떠오르는" 느낌을 줄 수 있습니다 — 실습 2-7이 그 예입니다.</w:t>
       </w:r>
     </w:p>
     <w:p>
@@ -11436,7 +11428,7 @@
           <w:sz w:val="19"/>
           <w:szCs w:val="19"/>
         </w:rPr>
-        <w:t xml:space="preserve">둥근 모서리 밖으로 자식이 튀어나온다 → 부모에 overflow: hidden 을 주세요.</w:t>
+        <w:t>둥근 모서리 밖으로 자식이 튀어나온다 → 부모에 overflow: hidden 을 주세요.</w:t>
       </w:r>
     </w:p>
     <w:p>
@@ -11445,7 +11437,7 @@
           <w:left w:val="single" w:sz="20" w:space="8" w:color="C0504D"/>
         </w:pBdr>
         <w:shd w:val="clear" w:color="auto" w:fill="FCEAEA"/>
-        <w:spacing w:before="0" w:after="40" w:line="290" w:lineRule="auto"/>
+        <w:spacing w:after="40" w:line="290" w:lineRule="auto"/>
         <w:ind w:left="150" w:right="150"/>
       </w:pPr>
       <w:r>
@@ -11454,7 +11446,7 @@
           <w:sz w:val="19"/>
           <w:szCs w:val="19"/>
         </w:rPr>
-        <w:t xml:space="preserve">그림자가 안 보인다 → 색의 투명도가 0 이거나 배경과 구분이 안 됩니다.</w:t>
+        <w:t>그림자가 안 보인다 → 색의 투명도가 0 이거나 배경과 구분이 안 됩니다.</w:t>
       </w:r>
     </w:p>
     <w:p>
@@ -11463,7 +11455,7 @@
           <w:left w:val="single" w:sz="20" w:space="8" w:color="C0504D"/>
         </w:pBdr>
         <w:shd w:val="clear" w:color="auto" w:fill="FCEAEA"/>
-        <w:spacing w:before="0" w:after="160" w:line="290" w:lineRule="auto"/>
+        <w:spacing w:after="160" w:line="290" w:lineRule="auto"/>
         <w:ind w:left="150" w:right="150"/>
       </w:pPr>
       <w:r>
@@ -11472,12 +11464,13 @@
           <w:sz w:val="19"/>
           <w:szCs w:val="19"/>
         </w:rPr>
-        <w:t xml:space="preserve">border 를 줬더니 레이아웃이 밀렸다 → box-sizing: border-box 를 확인하세요.</w:t>
+        <w:t>border 를 줬더니 레이아웃이 밀렸다 → box-sizing: border-box 를 확인하세요.</w:t>
       </w:r>
     </w:p>
     <w:p>
       <w:pPr>
         <w:pStyle w:val="1"/>
+        <w:pageBreakBefore/>
         <w:shd w:val="clear" w:color="auto" w:fill="1F3864"/>
         <w:spacing w:before="200" w:after="200"/>
         <w:ind w:left="150" w:right="150"/>
@@ -11490,7 +11483,8 @@
           <w:sz w:val="28"/>
           <w:szCs w:val="28"/>
         </w:rPr>
-        <w:t xml:space="preserve">10장.  position — 흐름에서 꺼내기</w:t>
+        <w:lastRenderedPageBreak/>
+        <w:t>10장.  position — 흐름에서 꺼내기</w:t>
       </w:r>
     </w:p>
     <w:p>
@@ -11498,7 +11492,7 @@
         <w:spacing w:after="80"/>
       </w:pPr>
       <w:r>
-        <w:t xml:space="preserve">지금까지의 배치는 모두 "위에서 아래로 흐르는" 문서 흐름 안에서 이뤄졌습니다. position 은 그 흐름에서 요소를 꺼내 원하는 자리에 고정하는 속성입니다. 본 교재 실습에는 나오지 않지만, 실무에서 헤더 고정·모달·툴팁을 만들려면 반드시 필요합니다.</w:t>
+        <w:t>지금까지의 배치는 모두 "위에서 아래로 흐르는" 문서 흐름 안에서 이뤄졌습니다. position 은 그 흐름에서 요소를 꺼내 원하는 자리에 고정하는 속성입니다. 본 교재 실습에는 나오지 않지만, 실무에서 헤더 고정·모달·툴팁을 만들려면 반드시 필요합니다.</w:t>
       </w:r>
     </w:p>
     <w:tbl>
@@ -11551,7 +11545,7 @@
                 <w:sz w:val="18"/>
                 <w:szCs w:val="18"/>
               </w:rPr>
-              <w:t xml:space="preserve">값</w:t>
+              <w:t>값</w:t>
             </w:r>
           </w:p>
         </w:tc>
@@ -11578,7 +11572,7 @@
                 <w:sz w:val="18"/>
                 <w:szCs w:val="18"/>
               </w:rPr>
-              <w:t xml:space="preserve">동작</w:t>
+              <w:t>동작</w:t>
             </w:r>
           </w:p>
         </w:tc>
@@ -11605,7 +11599,7 @@
                 <w:sz w:val="18"/>
                 <w:szCs w:val="18"/>
               </w:rPr>
-              <w:t xml:space="preserve">쓰임</w:t>
+              <w:t>쓰임</w:t>
             </w:r>
           </w:p>
         </w:tc>
@@ -11634,7 +11628,7 @@
                 <w:sz w:val="18"/>
                 <w:szCs w:val="18"/>
               </w:rPr>
-              <w:t xml:space="preserve">static</w:t>
+              <w:t>static</w:t>
             </w:r>
           </w:p>
         </w:tc>
@@ -11658,7 +11652,7 @@
                 <w:sz w:val="18"/>
                 <w:szCs w:val="18"/>
               </w:rPr>
-              <w:t xml:space="preserve">기본값. 문서 흐름 그대로</w:t>
+              <w:t>기본값. 문서 흐름 그대로</w:t>
             </w:r>
           </w:p>
         </w:tc>
@@ -11682,7 +11676,7 @@
                 <w:sz w:val="18"/>
                 <w:szCs w:val="18"/>
               </w:rPr>
-              <w:t xml:space="preserve">-</w:t>
+              <w:t>-</w:t>
             </w:r>
           </w:p>
         </w:tc>
@@ -11711,7 +11705,7 @@
                 <w:sz w:val="18"/>
                 <w:szCs w:val="18"/>
               </w:rPr>
-              <w:t xml:space="preserve">relative</w:t>
+              <w:t>relative</w:t>
             </w:r>
           </w:p>
         </w:tc>
@@ -11735,7 +11729,7 @@
                 <w:sz w:val="18"/>
                 <w:szCs w:val="18"/>
               </w:rPr>
-              <w:t xml:space="preserve">원래 자리를 유지한 채 조금 밀어냄</w:t>
+              <w:t>원래 자리를 유지한 채 조금 밀어냄</w:t>
             </w:r>
           </w:p>
         </w:tc>
@@ -11759,7 +11753,7 @@
                 <w:sz w:val="18"/>
                 <w:szCs w:val="18"/>
               </w:rPr>
-              <w:t xml:space="preserve">absolute 자식의 기준점 역할</w:t>
+              <w:t>absolute 자식의 기준점 역할</w:t>
             </w:r>
           </w:p>
         </w:tc>
@@ -11788,7 +11782,7 @@
                 <w:sz w:val="18"/>
                 <w:szCs w:val="18"/>
               </w:rPr>
-              <w:t xml:space="preserve">absolute</w:t>
+              <w:t>absolute</w:t>
             </w:r>
           </w:p>
         </w:tc>
@@ -11812,7 +11806,7 @@
                 <w:sz w:val="18"/>
                 <w:szCs w:val="18"/>
               </w:rPr>
-              <w:t xml:space="preserve">흐름에서 빠져 가장 가까운 relative 부모 기준으로 배치</w:t>
+              <w:t>흐름에서 빠져 가장 가까운 relative 부모 기준으로 배치</w:t>
             </w:r>
           </w:p>
         </w:tc>
@@ -11836,7 +11830,7 @@
                 <w:sz w:val="18"/>
                 <w:szCs w:val="18"/>
               </w:rPr>
-              <w:t xml:space="preserve">배지, 닫기 버튼, 툴팁</w:t>
+              <w:t>배지, 닫기 버튼, 툴팁</w:t>
             </w:r>
           </w:p>
         </w:tc>
@@ -11865,7 +11859,7 @@
                 <w:sz w:val="18"/>
                 <w:szCs w:val="18"/>
               </w:rPr>
-              <w:t xml:space="preserve">fixed</w:t>
+              <w:t>fixed</w:t>
             </w:r>
           </w:p>
         </w:tc>
@@ -11889,7 +11883,7 @@
                 <w:sz w:val="18"/>
                 <w:szCs w:val="18"/>
               </w:rPr>
-              <w:t xml:space="preserve">화면(viewport) 기준으로 고정. 스크롤해도 그대로</w:t>
+              <w:t>화면(viewport) 기준으로 고정. 스크롤해도 그대로</w:t>
             </w:r>
           </w:p>
         </w:tc>
@@ -11913,7 +11907,7 @@
                 <w:sz w:val="18"/>
                 <w:szCs w:val="18"/>
               </w:rPr>
-              <w:t xml:space="preserve">상단 고정 헤더, 채팅 버튼</w:t>
+              <w:t>상단 고정 헤더, 채팅 버튼</w:t>
             </w:r>
           </w:p>
         </w:tc>
@@ -11942,7 +11936,7 @@
                 <w:sz w:val="18"/>
                 <w:szCs w:val="18"/>
               </w:rPr>
-              <w:t xml:space="preserve">sticky</w:t>
+              <w:t>sticky</w:t>
             </w:r>
           </w:p>
         </w:tc>
@@ -11966,7 +11960,7 @@
                 <w:sz w:val="18"/>
                 <w:szCs w:val="18"/>
               </w:rPr>
-              <w:t xml:space="preserve">스크롤하다 특정 위치에 닿으면 고정</w:t>
+              <w:t>스크롤하다 특정 위치에 닿으면 고정</w:t>
             </w:r>
           </w:p>
         </w:tc>
@@ -11990,7 +11984,7 @@
                 <w:sz w:val="18"/>
                 <w:szCs w:val="18"/>
               </w:rPr>
-              <w:t xml:space="preserve">스크롤을 따라오는 목차</w:t>
+              <w:t>스크롤을 따라오는 목차</w:t>
             </w:r>
           </w:p>
         </w:tc>
@@ -12007,7 +12001,7 @@
           <w:left w:val="single" w:sz="12" w:space="6" w:color="B7C3D4"/>
         </w:pBdr>
         <w:shd w:val="clear" w:color="auto" w:fill="F2F4F7"/>
-        <w:spacing w:before="120" w:after="0" w:line="250" w:lineRule="auto"/>
+        <w:spacing w:before="120" w:line="250" w:lineRule="auto"/>
         <w:ind w:left="180" w:right="180"/>
       </w:pPr>
       <w:r>
@@ -12016,7 +12010,7 @@
           <w:sz w:val="17"/>
           <w:szCs w:val="17"/>
         </w:rPr>
-        <w:t xml:space="preserve">.card {</w:t>
+        <w:t>.card {</w:t>
       </w:r>
     </w:p>
     <w:p>
@@ -12025,7 +12019,7 @@
           <w:left w:val="single" w:sz="12" w:space="6" w:color="B7C3D4"/>
         </w:pBdr>
         <w:shd w:val="clear" w:color="auto" w:fill="F2F4F7"/>
-        <w:spacing w:before="0" w:after="0" w:line="250" w:lineRule="auto"/>
+        <w:spacing w:line="250" w:lineRule="auto"/>
         <w:ind w:left="180" w:right="180"/>
       </w:pPr>
       <w:r>
@@ -12043,7 +12037,7 @@
           <w:left w:val="single" w:sz="12" w:space="6" w:color="B7C3D4"/>
         </w:pBdr>
         <w:shd w:val="clear" w:color="auto" w:fill="F2F4F7"/>
-        <w:spacing w:before="0" w:after="0" w:line="250" w:lineRule="auto"/>
+        <w:spacing w:line="250" w:lineRule="auto"/>
         <w:ind w:left="180" w:right="180"/>
       </w:pPr>
       <w:r>
@@ -12052,7 +12046,7 @@
           <w:sz w:val="17"/>
           <w:szCs w:val="17"/>
         </w:rPr>
-        <w:t xml:space="preserve">}</w:t>
+        <w:t>}</w:t>
       </w:r>
     </w:p>
     <w:p>
@@ -12061,7 +12055,7 @@
           <w:left w:val="single" w:sz="12" w:space="6" w:color="B7C3D4"/>
         </w:pBdr>
         <w:shd w:val="clear" w:color="auto" w:fill="F2F4F7"/>
-        <w:spacing w:before="0" w:after="0" w:line="250" w:lineRule="auto"/>
+        <w:spacing w:line="250" w:lineRule="auto"/>
         <w:ind w:left="180" w:right="180"/>
       </w:pPr>
       <w:r>
@@ -12070,7 +12064,7 @@
           <w:sz w:val="17"/>
           <w:szCs w:val="17"/>
         </w:rPr>
-        <w:t xml:space="preserve">.card .badge {</w:t>
+        <w:t>.card .badge {</w:t>
       </w:r>
     </w:p>
     <w:p>
@@ -12079,7 +12073,7 @@
           <w:left w:val="single" w:sz="12" w:space="6" w:color="B7C3D4"/>
         </w:pBdr>
         <w:shd w:val="clear" w:color="auto" w:fill="F2F4F7"/>
-        <w:spacing w:before="0" w:after="0" w:line="250" w:lineRule="auto"/>
+        <w:spacing w:line="250" w:lineRule="auto"/>
         <w:ind w:left="180" w:right="180"/>
       </w:pPr>
       <w:r>
@@ -12097,7 +12091,7 @@
           <w:left w:val="single" w:sz="12" w:space="6" w:color="B7C3D4"/>
         </w:pBdr>
         <w:shd w:val="clear" w:color="auto" w:fill="F2F4F7"/>
-        <w:spacing w:before="0" w:after="0" w:line="250" w:lineRule="auto"/>
+        <w:spacing w:line="250" w:lineRule="auto"/>
         <w:ind w:left="180" w:right="180"/>
       </w:pPr>
       <w:r>
@@ -12115,7 +12109,7 @@
           <w:left w:val="single" w:sz="12" w:space="6" w:color="B7C3D4"/>
         </w:pBdr>
         <w:shd w:val="clear" w:color="auto" w:fill="F2F4F7"/>
-        <w:spacing w:before="0" w:after="0" w:line="250" w:lineRule="auto"/>
+        <w:spacing w:line="250" w:lineRule="auto"/>
         <w:ind w:left="180" w:right="180"/>
       </w:pPr>
       <w:r>
@@ -12133,7 +12127,7 @@
           <w:left w:val="single" w:sz="12" w:space="6" w:color="B7C3D4"/>
         </w:pBdr>
         <w:shd w:val="clear" w:color="auto" w:fill="F2F4F7"/>
-        <w:spacing w:before="0" w:after="120" w:line="250" w:lineRule="auto"/>
+        <w:spacing w:after="120" w:line="250" w:lineRule="auto"/>
         <w:ind w:left="180" w:right="180"/>
       </w:pPr>
       <w:r>
@@ -12142,7 +12136,7 @@
           <w:sz w:val="17"/>
           <w:szCs w:val="17"/>
         </w:rPr>
-        <w:t xml:space="preserve">}</w:t>
+        <w:t>}</w:t>
       </w:r>
     </w:p>
     <w:p>
@@ -12170,7 +12164,7 @@
           <w:sz w:val="19"/>
           <w:szCs w:val="19"/>
         </w:rPr>
-        <w:t xml:space="preserve">absolute 를 쓸 때 가장 흔한 실수는 부모에 position: relative 를 빠뜨리는 것입니다. 그러면 기준점을 못 찾아 페이지 전체를 기준으로 엉뚱한 곳에 붙습니다. "absolute 자식에는 relative 부모"를 한 쌍으로 기억하세요.</w:t>
+        <w:t>absolute 를 쓸 때 가장 흔한 실수는 부모에 position: relative 를 빠뜨리는 것입니다. 그러면 기준점을 못 찾아 페이지 전체를 기준으로 엉뚱한 곳에 붙습니다. "absolute 자식에는 relative 부모"를 한 쌍으로 기억하세요.</w:t>
       </w:r>
     </w:p>
     <w:p>
@@ -12178,12 +12172,13 @@
         <w:spacing w:after="80"/>
       </w:pPr>
       <w:r>
-        <w:t xml:space="preserve">겹치는 순서는 z-index 로 정합니다. 숫자가 클수록 위에 옵니다. 다만 z-index 는 position 이 static 이 아닌 요소에만 적용됩니다.</w:t>
+        <w:t>겹치는 순서는 z-index 로 정합니다. 숫자가 클수록 위에 옵니다. 다만 z-index 는 position 이 static 이 아닌 요소에만 적용됩니다.</w:t>
       </w:r>
     </w:p>
     <w:p>
       <w:pPr>
         <w:pStyle w:val="1"/>
+        <w:pageBreakBefore/>
         <w:shd w:val="clear" w:color="auto" w:fill="1F3864"/>
         <w:spacing w:before="200" w:after="200"/>
         <w:ind w:left="150" w:right="150"/>
@@ -12196,7 +12191,8 @@
           <w:sz w:val="28"/>
           <w:szCs w:val="28"/>
         </w:rPr>
-        <w:t xml:space="preserve">11장.  transition 과 hover</w:t>
+        <w:lastRenderedPageBreak/>
+        <w:t>11장.  transition 과 hover</w:t>
       </w:r>
     </w:p>
     <w:p>
@@ -12205,7 +12201,7 @@
           <w:left w:val="single" w:sz="12" w:space="6" w:color="B7C3D4"/>
         </w:pBdr>
         <w:shd w:val="clear" w:color="auto" w:fill="F2F4F7"/>
-        <w:spacing w:before="120" w:after="0" w:line="250" w:lineRule="auto"/>
+        <w:spacing w:before="120" w:line="250" w:lineRule="auto"/>
         <w:ind w:left="180" w:right="180"/>
       </w:pPr>
       <w:r>
@@ -12214,7 +12210,7 @@
           <w:sz w:val="17"/>
           <w:szCs w:val="17"/>
         </w:rPr>
-        <w:t xml:space="preserve">nav a {</w:t>
+        <w:t>nav a {</w:t>
       </w:r>
     </w:p>
     <w:p>
@@ -12223,7 +12219,7 @@
           <w:left w:val="single" w:sz="12" w:space="6" w:color="B7C3D4"/>
         </w:pBdr>
         <w:shd w:val="clear" w:color="auto" w:fill="F2F4F7"/>
-        <w:spacing w:before="0" w:after="0" w:line="250" w:lineRule="auto"/>
+        <w:spacing w:line="250" w:lineRule="auto"/>
         <w:ind w:left="180" w:right="180"/>
       </w:pPr>
       <w:r>
@@ -12241,7 +12237,7 @@
           <w:left w:val="single" w:sz="12" w:space="6" w:color="B7C3D4"/>
         </w:pBdr>
         <w:shd w:val="clear" w:color="auto" w:fill="F2F4F7"/>
-        <w:spacing w:before="0" w:after="0" w:line="250" w:lineRule="auto"/>
+        <w:spacing w:line="250" w:lineRule="auto"/>
         <w:ind w:left="180" w:right="180"/>
       </w:pPr>
       <w:r>
@@ -12259,7 +12255,7 @@
           <w:left w:val="single" w:sz="12" w:space="6" w:color="B7C3D4"/>
         </w:pBdr>
         <w:shd w:val="clear" w:color="auto" w:fill="F2F4F7"/>
-        <w:spacing w:before="0" w:after="0" w:line="250" w:lineRule="auto"/>
+        <w:spacing w:line="250" w:lineRule="auto"/>
         <w:ind w:left="180" w:right="180"/>
       </w:pPr>
       <w:r>
@@ -12268,7 +12264,7 @@
           <w:sz w:val="17"/>
           <w:szCs w:val="17"/>
         </w:rPr>
-        <w:t xml:space="preserve">}</w:t>
+        <w:t>}</w:t>
       </w:r>
     </w:p>
     <w:p>
@@ -12277,7 +12273,7 @@
           <w:left w:val="single" w:sz="12" w:space="6" w:color="B7C3D4"/>
         </w:pBdr>
         <w:shd w:val="clear" w:color="auto" w:fill="F2F4F7"/>
-        <w:spacing w:before="0" w:after="0" w:line="250" w:lineRule="auto"/>
+        <w:spacing w:line="250" w:lineRule="auto"/>
         <w:ind w:left="180" w:right="180"/>
       </w:pPr>
       <w:r>
@@ -12286,7 +12282,7 @@
           <w:sz w:val="17"/>
           <w:szCs w:val="17"/>
         </w:rPr>
-        <w:t xml:space="preserve">nav a:hover {</w:t>
+        <w:t>nav a:hover {</w:t>
       </w:r>
     </w:p>
     <w:p>
@@ -12295,7 +12291,7 @@
           <w:left w:val="single" w:sz="12" w:space="6" w:color="B7C3D4"/>
         </w:pBdr>
         <w:shd w:val="clear" w:color="auto" w:fill="F2F4F7"/>
-        <w:spacing w:before="0" w:after="0" w:line="250" w:lineRule="auto"/>
+        <w:spacing w:line="250" w:lineRule="auto"/>
         <w:ind w:left="180" w:right="180"/>
       </w:pPr>
       <w:r>
@@ -12313,7 +12309,7 @@
           <w:left w:val="single" w:sz="12" w:space="6" w:color="B7C3D4"/>
         </w:pBdr>
         <w:shd w:val="clear" w:color="auto" w:fill="F2F4F7"/>
-        <w:spacing w:before="0" w:after="120" w:line="250" w:lineRule="auto"/>
+        <w:spacing w:after="120" w:line="250" w:lineRule="auto"/>
         <w:ind w:left="180" w:right="180"/>
       </w:pPr>
       <w:r>
@@ -12322,7 +12318,7 @@
           <w:sz w:val="17"/>
           <w:szCs w:val="17"/>
         </w:rPr>
-        <w:t xml:space="preserve">}</w:t>
+        <w:t>}</w:t>
       </w:r>
     </w:p>
     <w:p>
@@ -12350,7 +12346,7 @@
           <w:sz w:val="19"/>
           <w:szCs w:val="19"/>
         </w:rPr>
-        <w:t xml:space="preserve">transition 은 변화가 일어나는 :hover 쪽이 아니라 평소 상태에 씁니다. 그래야 마우스를 올릴 때와 뗄 때 모두 부드럽게 움직입니다. :hover 에만 쓰면 올릴 때는 부드럽고 뗄 때는 툭 끊깁니다.</w:t>
+        <w:t>transition 은 변화가 일어나는 :hover 쪽이 아니라 평소 상태에 씁니다. 그래야 마우스를 올릴 때와 뗄 때 모두 부드럽게 움직입니다. :hover 에만 쓰면 올릴 때는 부드럽고 뗄 때는 툭 끊깁니다.</w:t>
       </w:r>
     </w:p>
     <w:tbl>
@@ -12402,7 +12398,7 @@
                 <w:sz w:val="18"/>
                 <w:szCs w:val="18"/>
               </w:rPr>
-              <w:t xml:space="preserve">형태</w:t>
+              <w:t>형태</w:t>
             </w:r>
           </w:p>
         </w:tc>
@@ -12429,7 +12425,7 @@
                 <w:sz w:val="18"/>
                 <w:szCs w:val="18"/>
               </w:rPr>
-              <w:t xml:space="preserve">의미</w:t>
+              <w:t>의미</w:t>
             </w:r>
           </w:p>
         </w:tc>
@@ -12458,7 +12454,7 @@
                 <w:sz w:val="18"/>
                 <w:szCs w:val="18"/>
               </w:rPr>
-              <w:t xml:space="preserve">transition: color 0.3s;</w:t>
+              <w:t>transition: color 0.3s;</w:t>
             </w:r>
           </w:p>
         </w:tc>
@@ -12482,7 +12478,7 @@
                 <w:sz w:val="18"/>
                 <w:szCs w:val="18"/>
               </w:rPr>
-              <w:t xml:space="preserve">색이 변할 때만 0.3초에 걸쳐</w:t>
+              <w:t>색이 변할 때만 0.3초에 걸쳐</w:t>
             </w:r>
           </w:p>
         </w:tc>
@@ -12511,7 +12507,7 @@
                 <w:sz w:val="18"/>
                 <w:szCs w:val="18"/>
               </w:rPr>
-              <w:t xml:space="preserve">transition: all 0.3s ease;</w:t>
+              <w:t>transition: all 0.3s ease;</w:t>
             </w:r>
           </w:p>
         </w:tc>
@@ -12535,7 +12531,7 @@
                 <w:sz w:val="18"/>
                 <w:szCs w:val="18"/>
               </w:rPr>
-              <w:t xml:space="preserve">모든 속성 변화를 0.3초에 걸쳐 (자연스러운 가속)</w:t>
+              <w:t>모든 속성 변화를 0.3초에 걸쳐 (자연스러운 가속)</w:t>
             </w:r>
           </w:p>
         </w:tc>
@@ -12564,7 +12560,7 @@
                 <w:sz w:val="18"/>
                 <w:szCs w:val="18"/>
               </w:rPr>
-              <w:t xml:space="preserve">transform: translateY(-10px);</w:t>
+              <w:t>transform: translateY(-10px);</w:t>
             </w:r>
           </w:p>
         </w:tc>
@@ -12588,7 +12584,7 @@
                 <w:sz w:val="18"/>
                 <w:szCs w:val="18"/>
               </w:rPr>
-              <w:t xml:space="preserve">위로 10px 이동 (떠오르는 효과)</w:t>
+              <w:t>위로 10px 이동 (떠오르는 효과)</w:t>
             </w:r>
           </w:p>
         </w:tc>
@@ -12604,7 +12600,7 @@
         <w:spacing w:after="80"/>
       </w:pPr>
       <w:r>
-        <w:t xml:space="preserve">실제 웹사이트는 대부분 0.2 ~ 0.4초를 씁니다. 더 짧으면 변화를 못 느끼고, 더 길면 답답하게 느껴집니다.</w:t>
+        <w:t>실제 웹사이트는 대부분 0.2 ~ 0.4초를 씁니다. 더 짧으면 변화를 못 느끼고, 더 길면 답답하게 느껴집니다.</w:t>
       </w:r>
     </w:p>
     <w:p>
@@ -12632,12 +12628,13 @@
           <w:sz w:val="19"/>
           <w:szCs w:val="19"/>
         </w:rPr>
-        <w:t xml:space="preserve">transition 시간을 2s 로 바꿔 마우스를 올렸다 떼어 보세요. 왜 0.3초가 표준이 되었는지 몸으로 알게 됩니다.</w:t>
+        <w:t>transition 시간을 2s 로 바꿔 마우스를 올렸다 떼어 보세요. 왜 0.3초가 표준이 되었는지 몸으로 알게 됩니다.</w:t>
       </w:r>
     </w:p>
     <w:p>
       <w:pPr>
         <w:pStyle w:val="1"/>
+        <w:pageBreakBefore/>
         <w:shd w:val="clear" w:color="auto" w:fill="1F3864"/>
         <w:spacing w:before="200" w:after="200"/>
         <w:ind w:left="150" w:right="150"/>
@@ -12650,7 +12647,8 @@
           <w:sz w:val="28"/>
           <w:szCs w:val="28"/>
         </w:rPr>
-        <w:t xml:space="preserve">12장.  반응형과 미디어 쿼리</w:t>
+        <w:lastRenderedPageBreak/>
+        <w:t>12장.  반응형과 미디어 쿼리</w:t>
       </w:r>
     </w:p>
     <w:p>
@@ -12675,7 +12673,7 @@
           <w:bCs/>
           <w:color w:val="1F3864"/>
         </w:rPr>
-        <w:t xml:space="preserve">먼저 viewport 부터</w:t>
+        <w:t>먼저 viewport 부터</w:t>
       </w:r>
     </w:p>
     <w:p>
@@ -12693,7 +12691,7 @@
           <w:sz w:val="17"/>
           <w:szCs w:val="17"/>
         </w:rPr>
-        <w:t xml:space="preserve">&lt;meta name="viewport" content="width=device-width, initial-scale=1.0" /&gt;</w:t>
+        <w:t>&lt;meta name="viewport" content="width=device-width, initial-scale=1.0" /&gt;</w:t>
       </w:r>
     </w:p>
     <w:p>
@@ -12701,7 +12699,7 @@
         <w:spacing w:after="80"/>
       </w:pPr>
       <w:r>
-        <w:t xml:space="preserve">이 한 줄이 HTML 의 head 에 없으면 모바일 브라우저가 페이지를 강제로 축소해 보여줍니다. CSS 를 아무리 잘 짜도 반응형이 동작하지 않습니다. 반응형의 출발점은 CSS 가 아니라 이 메타 태그입니다.</w:t>
+        <w:t>이 한 줄이 HTML 의 head 에 없으면 모바일 브라우저가 페이지를 강제로 축소해 보여줍니다. CSS 를 아무리 잘 짜도 반응형이 동작하지 않습니다. 반응형의 출발점은 CSS 가 아니라 이 메타 태그입니다.</w:t>
       </w:r>
     </w:p>
     <w:p>
@@ -12726,7 +12724,7 @@
           <w:bCs/>
           <w:color w:val="1F3864"/>
         </w:rPr>
-        <w:t xml:space="preserve">미디어 쿼리</w:t>
+        <w:t>미디어 쿼리</w:t>
       </w:r>
     </w:p>
     <w:p>
@@ -12735,7 +12733,7 @@
           <w:left w:val="single" w:sz="12" w:space="6" w:color="B7C3D4"/>
         </w:pBdr>
         <w:shd w:val="clear" w:color="auto" w:fill="F2F4F7"/>
-        <w:spacing w:before="120" w:after="0" w:line="250" w:lineRule="auto"/>
+        <w:spacing w:before="120" w:line="250" w:lineRule="auto"/>
         <w:ind w:left="180" w:right="180"/>
       </w:pPr>
       <w:r>
@@ -12744,7 +12742,7 @@
           <w:sz w:val="17"/>
           <w:szCs w:val="17"/>
         </w:rPr>
-        <w:t xml:space="preserve">/* 기본 : 넓은 화면 */</w:t>
+        <w:t>/* 기본 : 넓은 화면 */</w:t>
       </w:r>
     </w:p>
     <w:p>
@@ -12753,7 +12751,7 @@
           <w:left w:val="single" w:sz="12" w:space="6" w:color="B7C3D4"/>
         </w:pBdr>
         <w:shd w:val="clear" w:color="auto" w:fill="F2F4F7"/>
-        <w:spacing w:before="0" w:after="0" w:line="250" w:lineRule="auto"/>
+        <w:spacing w:line="250" w:lineRule="auto"/>
         <w:ind w:left="180" w:right="180"/>
       </w:pPr>
       <w:r>
@@ -12762,7 +12760,7 @@
           <w:sz w:val="17"/>
           <w:szCs w:val="17"/>
         </w:rPr>
-        <w:t xml:space="preserve">.project-container {</w:t>
+        <w:t>.project-container {</w:t>
       </w:r>
     </w:p>
     <w:p>
@@ -12771,7 +12769,7 @@
           <w:left w:val="single" w:sz="12" w:space="6" w:color="B7C3D4"/>
         </w:pBdr>
         <w:shd w:val="clear" w:color="auto" w:fill="F2F4F7"/>
-        <w:spacing w:before="0" w:after="0" w:line="250" w:lineRule="auto"/>
+        <w:spacing w:line="250" w:lineRule="auto"/>
         <w:ind w:left="180" w:right="180"/>
       </w:pPr>
       <w:r>
@@ -12789,7 +12787,7 @@
           <w:left w:val="single" w:sz="12" w:space="6" w:color="B7C3D4"/>
         </w:pBdr>
         <w:shd w:val="clear" w:color="auto" w:fill="F2F4F7"/>
-        <w:spacing w:before="0" w:after="0" w:line="250" w:lineRule="auto"/>
+        <w:spacing w:line="250" w:lineRule="auto"/>
         <w:ind w:left="180" w:right="180"/>
       </w:pPr>
       <w:r>
@@ -12798,7 +12796,7 @@
           <w:sz w:val="17"/>
           <w:szCs w:val="17"/>
         </w:rPr>
-        <w:t xml:space="preserve">}</w:t>
+        <w:t>}</w:t>
       </w:r>
     </w:p>
     <w:p>
@@ -12807,7 +12805,17 @@
           <w:left w:val="single" w:sz="12" w:space="6" w:color="B7C3D4"/>
         </w:pBdr>
         <w:shd w:val="clear" w:color="auto" w:fill="F2F4F7"/>
-        <w:spacing w:before="0" w:after="0" w:line="250" w:lineRule="auto"/>
+        <w:spacing w:line="250" w:lineRule="auto"/>
+        <w:ind w:left="180" w:right="180"/>
+      </w:pPr>
+    </w:p>
+    <w:p>
+      <w:pPr>
+        <w:pBdr>
+          <w:left w:val="single" w:sz="12" w:space="6" w:color="B7C3D4"/>
+        </w:pBdr>
+        <w:shd w:val="clear" w:color="auto" w:fill="F2F4F7"/>
+        <w:spacing w:line="250" w:lineRule="auto"/>
         <w:ind w:left="180" w:right="180"/>
       </w:pPr>
       <w:r>
@@ -12816,7 +12824,7 @@
           <w:sz w:val="17"/>
           <w:szCs w:val="17"/>
         </w:rPr>
-        <w:t xml:space="preserve"/>
+        <w:t>/* 화면 폭이 768px 이하일 때만 적용 */</w:t>
       </w:r>
     </w:p>
     <w:p>
@@ -12825,7 +12833,7 @@
           <w:left w:val="single" w:sz="12" w:space="6" w:color="B7C3D4"/>
         </w:pBdr>
         <w:shd w:val="clear" w:color="auto" w:fill="F2F4F7"/>
-        <w:spacing w:before="0" w:after="0" w:line="250" w:lineRule="auto"/>
+        <w:spacing w:line="250" w:lineRule="auto"/>
         <w:ind w:left="180" w:right="180"/>
       </w:pPr>
       <w:r>
@@ -12834,7 +12842,7 @@
           <w:sz w:val="17"/>
           <w:szCs w:val="17"/>
         </w:rPr>
-        <w:t xml:space="preserve">/* 화면 폭이 768px 이하일 때만 적용 */</w:t>
+        <w:t>@media (max-width: 768px) {</w:t>
       </w:r>
     </w:p>
     <w:p>
@@ -12843,7 +12851,7 @@
           <w:left w:val="single" w:sz="12" w:space="6" w:color="B7C3D4"/>
         </w:pBdr>
         <w:shd w:val="clear" w:color="auto" w:fill="F2F4F7"/>
-        <w:spacing w:before="0" w:after="0" w:line="250" w:lineRule="auto"/>
+        <w:spacing w:line="250" w:lineRule="auto"/>
         <w:ind w:left="180" w:right="180"/>
       </w:pPr>
       <w:r>
@@ -12852,7 +12860,7 @@
           <w:sz w:val="17"/>
           <w:szCs w:val="17"/>
         </w:rPr>
-        <w:t xml:space="preserve">@media (max-width: 768px) {</w:t>
+        <w:t xml:space="preserve">    .project-container {</w:t>
       </w:r>
     </w:p>
     <w:p>
@@ -12861,7 +12869,7 @@
           <w:left w:val="single" w:sz="12" w:space="6" w:color="B7C3D4"/>
         </w:pBdr>
         <w:shd w:val="clear" w:color="auto" w:fill="F2F4F7"/>
-        <w:spacing w:before="0" w:after="0" w:line="250" w:lineRule="auto"/>
+        <w:spacing w:line="250" w:lineRule="auto"/>
         <w:ind w:left="180" w:right="180"/>
       </w:pPr>
       <w:r>
@@ -12870,7 +12878,7 @@
           <w:sz w:val="17"/>
           <w:szCs w:val="17"/>
         </w:rPr>
-        <w:t xml:space="preserve">    .project-container {</w:t>
+        <w:t xml:space="preserve">        grid-template-columns: 1fr;</w:t>
       </w:r>
     </w:p>
     <w:p>
@@ -12879,7 +12887,7 @@
           <w:left w:val="single" w:sz="12" w:space="6" w:color="B7C3D4"/>
         </w:pBdr>
         <w:shd w:val="clear" w:color="auto" w:fill="F2F4F7"/>
-        <w:spacing w:before="0" w:after="0" w:line="250" w:lineRule="auto"/>
+        <w:spacing w:line="250" w:lineRule="auto"/>
         <w:ind w:left="180" w:right="180"/>
       </w:pPr>
       <w:r>
@@ -12888,7 +12896,7 @@
           <w:sz w:val="17"/>
           <w:szCs w:val="17"/>
         </w:rPr>
-        <w:t xml:space="preserve">        grid-template-columns: 1fr;</w:t>
+        <w:t xml:space="preserve">    }</w:t>
       </w:r>
     </w:p>
     <w:p>
@@ -12897,7 +12905,7 @@
           <w:left w:val="single" w:sz="12" w:space="6" w:color="B7C3D4"/>
         </w:pBdr>
         <w:shd w:val="clear" w:color="auto" w:fill="F2F4F7"/>
-        <w:spacing w:before="0" w:after="0" w:line="250" w:lineRule="auto"/>
+        <w:spacing w:after="120" w:line="250" w:lineRule="auto"/>
         <w:ind w:left="180" w:right="180"/>
       </w:pPr>
       <w:r>
@@ -12906,25 +12914,7 @@
           <w:sz w:val="17"/>
           <w:szCs w:val="17"/>
         </w:rPr>
-        <w:t xml:space="preserve">    }</w:t>
-      </w:r>
-    </w:p>
-    <w:p>
-      <w:pPr>
-        <w:pBdr>
-          <w:left w:val="single" w:sz="12" w:space="6" w:color="B7C3D4"/>
-        </w:pBdr>
-        <w:shd w:val="clear" w:color="auto" w:fill="F2F4F7"/>
-        <w:spacing w:before="0" w:after="120" w:line="250" w:lineRule="auto"/>
-        <w:ind w:left="180" w:right="180"/>
-      </w:pPr>
-      <w:r>
-        <w:rPr>
-          <w:rFonts w:ascii="Consolas" w:eastAsia="Consolas" w:hAnsi="Consolas" w:cs="Consolas"/>
-          <w:sz w:val="17"/>
-          <w:szCs w:val="17"/>
-        </w:rPr>
-        <w:t xml:space="preserve">}</w:t>
+        <w:t>}</w:t>
       </w:r>
     </w:p>
     <w:tbl>
@@ -12977,7 +12967,7 @@
                 <w:sz w:val="18"/>
                 <w:szCs w:val="18"/>
               </w:rPr>
-              <w:t xml:space="preserve">조건</w:t>
+              <w:t>조건</w:t>
             </w:r>
           </w:p>
         </w:tc>
@@ -13004,7 +12994,7 @@
                 <w:sz w:val="18"/>
                 <w:szCs w:val="18"/>
               </w:rPr>
-              <w:t xml:space="preserve">의미</w:t>
+              <w:t>의미</w:t>
             </w:r>
           </w:p>
         </w:tc>
@@ -13031,7 +13021,7 @@
                 <w:sz w:val="18"/>
                 <w:szCs w:val="18"/>
               </w:rPr>
-              <w:t xml:space="preserve">흔한 용도</w:t>
+              <w:t>흔한 용도</w:t>
             </w:r>
           </w:p>
         </w:tc>
@@ -13060,7 +13050,7 @@
                 <w:sz w:val="18"/>
                 <w:szCs w:val="18"/>
               </w:rPr>
-              <w:t xml:space="preserve">(max-width: 768px)</w:t>
+              <w:t>(max-width: 768px)</w:t>
             </w:r>
           </w:p>
         </w:tc>
@@ -13084,7 +13074,7 @@
                 <w:sz w:val="18"/>
                 <w:szCs w:val="18"/>
               </w:rPr>
-              <w:t xml:space="preserve">768px 이하일 때</w:t>
+              <w:t>768px 이하일 때</w:t>
             </w:r>
           </w:p>
         </w:tc>
@@ -13108,7 +13098,7 @@
                 <w:sz w:val="18"/>
                 <w:szCs w:val="18"/>
               </w:rPr>
-              <w:t xml:space="preserve">태블릿·모바일 대응</w:t>
+              <w:t>태블릿·모바일 대응</w:t>
             </w:r>
           </w:p>
         </w:tc>
@@ -13137,7 +13127,7 @@
                 <w:sz w:val="18"/>
                 <w:szCs w:val="18"/>
               </w:rPr>
-              <w:t xml:space="preserve">(min-width: 1024px)</w:t>
+              <w:t>(min-width: 1024px)</w:t>
             </w:r>
           </w:p>
         </w:tc>
@@ -13161,7 +13151,7 @@
                 <w:sz w:val="18"/>
                 <w:szCs w:val="18"/>
               </w:rPr>
-              <w:t xml:space="preserve">1024px 이상일 때</w:t>
+              <w:t>1024px 이상일 때</w:t>
             </w:r>
           </w:p>
         </w:tc>
@@ -13185,7 +13175,7 @@
                 <w:sz w:val="18"/>
                 <w:szCs w:val="18"/>
               </w:rPr>
-              <w:t xml:space="preserve">큰 화면 전용 레이아웃</w:t>
+              <w:t>큰 화면 전용 레이아웃</w:t>
             </w:r>
           </w:p>
         </w:tc>
@@ -13214,7 +13204,7 @@
                 <w:sz w:val="18"/>
                 <w:szCs w:val="18"/>
               </w:rPr>
-              <w:t xml:space="preserve">(max-width: 480px)</w:t>
+              <w:t>(max-width: 480px)</w:t>
             </w:r>
           </w:p>
         </w:tc>
@@ -13238,7 +13228,7 @@
                 <w:sz w:val="18"/>
                 <w:szCs w:val="18"/>
               </w:rPr>
-              <w:t xml:space="preserve">480px 이하일 때</w:t>
+              <w:t>480px 이하일 때</w:t>
             </w:r>
           </w:p>
         </w:tc>
@@ -13262,7 +13252,7 @@
                 <w:sz w:val="18"/>
                 <w:szCs w:val="18"/>
               </w:rPr>
-              <w:t xml:space="preserve">작은 휴대폰</w:t>
+              <w:t>작은 휴대폰</w:t>
             </w:r>
           </w:p>
         </w:tc>
@@ -13276,6 +13266,7 @@
     <w:p>
       <w:pPr>
         <w:pStyle w:val="2"/>
+        <w:pageBreakBefore/>
         <w:pBdr>
           <w:bottom w:val="single" w:sz="12" w:space="6" w:color="2E5496"/>
         </w:pBdr>
@@ -13287,6 +13278,7 @@
           <w:bCs/>
           <w:color w:val="C0504D"/>
         </w:rPr>
+        <w:lastRenderedPageBreak/>
         <w:t xml:space="preserve">12-3 </w:t>
       </w:r>
       <w:r>
@@ -13295,7 +13287,7 @@
           <w:bCs/>
           <w:color w:val="1F3864"/>
         </w:rPr>
-        <w:t xml:space="preserve">미디어 쿼리가 필요 없을 때도 많다</w:t>
+        <w:t>미디어 쿼리가 필요 없을 때도 많다</w:t>
       </w:r>
     </w:p>
     <w:p>
@@ -13303,7 +13295,7 @@
         <w:spacing w:after="80"/>
       </w:pPr>
       <w:r>
-        <w:t xml:space="preserve">6장에서 본 auto-fit + minmax 조합, 그리고 max-width 와 % 를 잘 쓰면 미디어 쿼리 없이도 상당한 수준의 반응형이 됩니다. 본 교재 실습 3-3이 그 예입니다. 미디어 쿼리는 "자동으로는 도저히 안 되는 지점"에만 쓰는 것이 좋습니다.</w:t>
+        <w:t>6장에서 본 auto-fit + minmax 조합, 그리고 max-width 와 % 를 잘 쓰면 미디어 쿼리 없이도 상당한 수준의 반응형이 됩니다. 본 교재 실습 3-3이 그 예입니다. 미디어 쿼리는 "자동으로는 도저히 안 되는 지점"에만 쓰는 것이 좋습니다.</w:t>
       </w:r>
     </w:p>
     <w:p>
@@ -13331,7 +13323,7 @@
           <w:sz w:val="19"/>
           <w:szCs w:val="19"/>
         </w:rPr>
-        <w:t xml:space="preserve">브라우저 창 너비를 좌우로 줄이면 배치가 달라진다.</w:t>
+        <w:t>브라우저 창 너비를 좌우로 줄이면 배치가 달라진다.</w:t>
       </w:r>
     </w:p>
     <w:p>
@@ -13340,7 +13332,7 @@
           <w:left w:val="single" w:sz="20" w:space="8" w:color="2E75B6"/>
         </w:pBdr>
         <w:shd w:val="clear" w:color="auto" w:fill="E5F0F8"/>
-        <w:spacing w:before="0" w:after="160" w:line="290" w:lineRule="auto"/>
+        <w:spacing w:after="160" w:line="290" w:lineRule="auto"/>
         <w:ind w:left="150" w:right="150"/>
       </w:pPr>
       <w:r>
@@ -13349,7 +13341,7 @@
           <w:sz w:val="19"/>
           <w:szCs w:val="19"/>
         </w:rPr>
-        <w:t xml:space="preserve">F12 → 왼쪽 위 기기 아이콘(Ctrl+Shift+M)으로 모바일 화면을 흉내 낼 수 있다.</w:t>
+        <w:t>F12 → 왼쪽 위 기기 아이콘(Ctrl+Shift+M)으로 모바일 화면을 흉내 낼 수 있다.</w:t>
       </w:r>
     </w:p>
     <w:p>
@@ -13377,7 +13369,7 @@
           <w:sz w:val="19"/>
           <w:szCs w:val="19"/>
         </w:rPr>
-        <w:t xml:space="preserve">모바일에서 글자가 깨알만 하다 → viewport 메타 태그가 빠졌습니다.</w:t>
+        <w:t>모바일에서 글자가 깨알만 하다 → viewport 메타 태그가 빠졌습니다.</w:t>
       </w:r>
     </w:p>
     <w:p>
@@ -13386,7 +13378,7 @@
           <w:left w:val="single" w:sz="20" w:space="8" w:color="C0504D"/>
         </w:pBdr>
         <w:shd w:val="clear" w:color="auto" w:fill="FCEAEA"/>
-        <w:spacing w:before="0" w:after="40" w:line="290" w:lineRule="auto"/>
+        <w:spacing w:after="40" w:line="290" w:lineRule="auto"/>
         <w:ind w:left="150" w:right="150"/>
       </w:pPr>
       <w:r>
@@ -13395,7 +13387,7 @@
           <w:sz w:val="19"/>
           <w:szCs w:val="19"/>
         </w:rPr>
-        <w:t xml:space="preserve">미디어 쿼리가 안 먹는다 → @media 블록을 해당 규칙보다 위에 썼습니다. 점수가 같으면 나중에 쓴 쪽이 이기므로 아래에 두세요.</w:t>
+        <w:t>미디어 쿼리가 안 먹는다 → @media 블록을 해당 규칙보다 위에 썼습니다. 점수가 같으면 나중에 쓴 쪽이 이기므로 아래에 두세요.</w:t>
       </w:r>
     </w:p>
     <w:p>
@@ -13404,7 +13396,7 @@
           <w:left w:val="single" w:sz="20" w:space="8" w:color="C0504D"/>
         </w:pBdr>
         <w:shd w:val="clear" w:color="auto" w:fill="FCEAEA"/>
-        <w:spacing w:before="0" w:after="160" w:line="290" w:lineRule="auto"/>
+        <w:spacing w:after="160" w:line="290" w:lineRule="auto"/>
         <w:ind w:left="150" w:right="150"/>
       </w:pPr>
       <w:r>
@@ -13413,12 +13405,13 @@
           <w:sz w:val="19"/>
           <w:szCs w:val="19"/>
         </w:rPr>
-        <w:t xml:space="preserve">가로 스크롤이 생긴다 → 어딘가에 화면보다 넓은 고정 px 값이 있습니다. width 대신 max-width 를 쓰세요.</w:t>
+        <w:t>가로 스크롤이 생긴다 → 어딘가에 화면보다 넓은 고정 px 값이 있습니다. width 대신 max-width 를 쓰세요.</w:t>
       </w:r>
     </w:p>
     <w:p>
       <w:pPr>
         <w:pStyle w:val="1"/>
+        <w:pageBreakBefore/>
         <w:shd w:val="clear" w:color="auto" w:fill="1F3864"/>
         <w:spacing w:before="200" w:after="200"/>
         <w:ind w:left="150" w:right="150"/>
@@ -13431,7 +13424,8 @@
           <w:sz w:val="28"/>
           <w:szCs w:val="28"/>
         </w:rPr>
-        <w:t xml:space="preserve">부록 A.  자주 나는 오류 모음</w:t>
+        <w:lastRenderedPageBreak/>
+        <w:t>부록 A.  자주 나는 오류 모음</w:t>
       </w:r>
     </w:p>
     <w:tbl>
@@ -13484,7 +13478,7 @@
                 <w:sz w:val="18"/>
                 <w:szCs w:val="18"/>
               </w:rPr>
-              <w:t xml:space="preserve">증상</w:t>
+              <w:t>증상</w:t>
             </w:r>
           </w:p>
         </w:tc>
@@ -13511,7 +13505,7 @@
                 <w:sz w:val="18"/>
                 <w:szCs w:val="18"/>
               </w:rPr>
-              <w:t xml:space="preserve">원인</w:t>
+              <w:t>원인</w:t>
             </w:r>
           </w:p>
         </w:tc>
@@ -13538,7 +13532,7 @@
                 <w:sz w:val="18"/>
                 <w:szCs w:val="18"/>
               </w:rPr>
-              <w:t xml:space="preserve">해결</w:t>
+              <w:t>해결</w:t>
             </w:r>
           </w:p>
         </w:tc>
@@ -13567,7 +13561,7 @@
                 <w:sz w:val="18"/>
                 <w:szCs w:val="18"/>
               </w:rPr>
-              <w:t xml:space="preserve">CSS 가 전혀 적용 안 됨</w:t>
+              <w:t>CSS 가 전혀 적용 안 됨</w:t>
             </w:r>
           </w:p>
         </w:tc>
@@ -13591,7 +13585,7 @@
                 <w:sz w:val="18"/>
                 <w:szCs w:val="18"/>
               </w:rPr>
-              <w:t xml:space="preserve">link 경로 오류</w:t>
+              <w:t>link 경로 오류</w:t>
             </w:r>
           </w:p>
         </w:tc>
@@ -13615,7 +13609,7 @@
                 <w:sz w:val="18"/>
                 <w:szCs w:val="18"/>
               </w:rPr>
-              <w:t xml:space="preserve">href 확인 (Network 탭 404)</w:t>
+              <w:t>href 확인 (Network 탭 404)</w:t>
             </w:r>
           </w:p>
         </w:tc>
@@ -13644,7 +13638,7 @@
                 <w:sz w:val="18"/>
                 <w:szCs w:val="18"/>
               </w:rPr>
-              <w:t xml:space="preserve">특정 선택자만 안 먹음</w:t>
+              <w:t>특정 선택자만 안 먹음</w:t>
             </w:r>
           </w:p>
         </w:tc>
@@ -13668,7 +13662,7 @@
                 <w:sz w:val="18"/>
                 <w:szCs w:val="18"/>
               </w:rPr>
-              <w:t xml:space="preserve">점(.)·샵(#) 누락, 철자·대소문자</w:t>
+              <w:t>점(.)·샵(#) 누락, 철자·대소문자</w:t>
             </w:r>
           </w:p>
         </w:tc>
@@ -13692,7 +13686,7 @@
                 <w:sz w:val="18"/>
                 <w:szCs w:val="18"/>
               </w:rPr>
-              <w:t xml:space="preserve">선택자 확인</w:t>
+              <w:t>선택자 확인</w:t>
             </w:r>
           </w:p>
         </w:tc>
@@ -13721,7 +13715,7 @@
                 <w:sz w:val="18"/>
                 <w:szCs w:val="18"/>
               </w:rPr>
-              <w:t xml:space="preserve">특정 속성만 안 먹음</w:t>
+              <w:t>특정 속성만 안 먹음</w:t>
             </w:r>
           </w:p>
         </w:tc>
@@ -13745,7 +13739,7 @@
                 <w:sz w:val="18"/>
                 <w:szCs w:val="18"/>
               </w:rPr>
-              <w:t xml:space="preserve">우선순위에 밀림</w:t>
+              <w:t>우선순위에 밀림</w:t>
             </w:r>
           </w:p>
         </w:tc>
@@ -13769,7 +13763,7 @@
                 <w:sz w:val="18"/>
                 <w:szCs w:val="18"/>
               </w:rPr>
-              <w:t xml:space="preserve">Elements 탭의 취소선 확인</w:t>
+              <w:t>Elements 탭의 취소선 확인</w:t>
             </w:r>
           </w:p>
         </w:tc>
@@ -13798,7 +13792,7 @@
                 <w:sz w:val="18"/>
                 <w:szCs w:val="18"/>
               </w:rPr>
-              <w:t xml:space="preserve">일부 규칙부터 통째로 무시됨</w:t>
+              <w:t>일부 규칙부터 통째로 무시됨</w:t>
             </w:r>
           </w:p>
         </w:tc>
@@ -13822,7 +13816,7 @@
                 <w:sz w:val="18"/>
                 <w:szCs w:val="18"/>
               </w:rPr>
-              <w:t xml:space="preserve">세미콜론·중괄호 누락</w:t>
+              <w:t>세미콜론·중괄호 누락</w:t>
             </w:r>
           </w:p>
         </w:tc>
@@ -13846,7 +13840,7 @@
                 <w:sz w:val="18"/>
                 <w:szCs w:val="18"/>
               </w:rPr>
-              <w:t xml:space="preserve">그 앞 규칙부터 문법 확인</w:t>
+              <w:t>그 앞 규칙부터 문법 확인</w:t>
             </w:r>
           </w:p>
         </w:tc>
@@ -13875,7 +13869,7 @@
                 <w:sz w:val="18"/>
                 <w:szCs w:val="18"/>
               </w:rPr>
-              <w:t xml:space="preserve">글자가 안 보임</w:t>
+              <w:t>글자가 안 보임</w:t>
             </w:r>
           </w:p>
         </w:tc>
@@ -13899,7 +13893,7 @@
                 <w:sz w:val="18"/>
                 <w:szCs w:val="18"/>
               </w:rPr>
-              <w:t xml:space="preserve">배경색과 글자색이 같음</w:t>
+              <w:t>배경색과 글자색이 같음</w:t>
             </w:r>
           </w:p>
         </w:tc>
@@ -13923,7 +13917,7 @@
                 <w:sz w:val="18"/>
                 <w:szCs w:val="18"/>
               </w:rPr>
-              <w:t xml:space="preserve">color / background-color 대조</w:t>
+              <w:t>color / background-color 대조</w:t>
             </w:r>
           </w:p>
         </w:tc>
@@ -13952,7 +13946,7 @@
                 <w:sz w:val="18"/>
                 <w:szCs w:val="18"/>
               </w:rPr>
-              <w:t xml:space="preserve">padding 을 줬더니 깨짐</w:t>
+              <w:t>padding 을 줬더니 깨짐</w:t>
             </w:r>
           </w:p>
         </w:tc>
@@ -13976,7 +13970,7 @@
                 <w:sz w:val="18"/>
                 <w:szCs w:val="18"/>
               </w:rPr>
-              <w:t xml:space="preserve">box-sizing 미설정</w:t>
+              <w:t>box-sizing 미설정</w:t>
             </w:r>
           </w:p>
         </w:tc>
@@ -14000,7 +13994,7 @@
                 <w:sz w:val="18"/>
                 <w:szCs w:val="18"/>
               </w:rPr>
-              <w:t xml:space="preserve">* { box-sizing: border-box; }</w:t>
+              <w:t>* { box-sizing: border-box; }</w:t>
             </w:r>
           </w:p>
         </w:tc>
@@ -14029,7 +14023,7 @@
                 <w:sz w:val="18"/>
                 <w:szCs w:val="18"/>
               </w:rPr>
-              <w:t xml:space="preserve">정렬 속성이 무시됨</w:t>
+              <w:t>정렬 속성이 무시됨</w:t>
             </w:r>
           </w:p>
         </w:tc>
@@ -14053,7 +14047,7 @@
                 <w:sz w:val="18"/>
                 <w:szCs w:val="18"/>
               </w:rPr>
-              <w:t xml:space="preserve">display: flex/grid 누락</w:t>
+              <w:t>display: flex/grid 누락</w:t>
             </w:r>
           </w:p>
         </w:tc>
@@ -14077,7 +14071,7 @@
                 <w:sz w:val="18"/>
                 <w:szCs w:val="18"/>
               </w:rPr>
-              <w:t xml:space="preserve">부모에 선언했는지 확인</w:t>
+              <w:t>부모에 선언했는지 확인</w:t>
             </w:r>
           </w:p>
         </w:tc>
@@ -14106,7 +14100,7 @@
                 <w:sz w:val="18"/>
                 <w:szCs w:val="18"/>
               </w:rPr>
-              <w:t xml:space="preserve">자식이 세로로 쌓임</w:t>
+              <w:t>자식이 세로로 쌓임</w:t>
             </w:r>
           </w:p>
         </w:tc>
@@ -14130,7 +14124,7 @@
                 <w:sz w:val="18"/>
                 <w:szCs w:val="18"/>
               </w:rPr>
-              <w:t xml:space="preserve">flex/grid 를 자식에 선언</w:t>
+              <w:t>flex/grid 를 자식에 선언</w:t>
             </w:r>
           </w:p>
         </w:tc>
@@ -14154,7 +14148,7 @@
                 <w:sz w:val="18"/>
                 <w:szCs w:val="18"/>
               </w:rPr>
-              <w:t xml:space="preserve">항상 부모에 선언</w:t>
+              <w:t>항상 부모에 선언</w:t>
             </w:r>
           </w:p>
         </w:tc>
@@ -14183,7 +14177,7 @@
                 <w:sz w:val="18"/>
                 <w:szCs w:val="18"/>
               </w:rPr>
-              <w:t xml:space="preserve">정렬이 반대로 동작</w:t>
+              <w:t>정렬이 반대로 동작</w:t>
             </w:r>
           </w:p>
         </w:tc>
@@ -14207,7 +14201,7 @@
                 <w:sz w:val="18"/>
                 <w:szCs w:val="18"/>
               </w:rPr>
-              <w:t xml:space="preserve">flex-direction: column</w:t>
+              <w:t>flex-direction: column</w:t>
             </w:r>
           </w:p>
         </w:tc>
@@ -14231,7 +14225,7 @@
                 <w:sz w:val="18"/>
                 <w:szCs w:val="18"/>
               </w:rPr>
-              <w:t xml:space="preserve">주축이 바뀐 것</w:t>
+              <w:t>주축이 바뀐 것</w:t>
             </w:r>
           </w:p>
         </w:tc>
@@ -14260,7 +14254,7 @@
                 <w:sz w:val="18"/>
                 <w:szCs w:val="18"/>
               </w:rPr>
-              <w:t xml:space="preserve">hover 가 안 먹음</w:t>
+              <w:t>hover 가 안 먹음</w:t>
             </w:r>
           </w:p>
         </w:tc>
@@ -14284,7 +14278,7 @@
                 <w:sz w:val="18"/>
                 <w:szCs w:val="18"/>
               </w:rPr>
-              <w:t xml:space="preserve">.card :hover 처럼 공백</w:t>
+              <w:t>.card :hover 처럼 공백</w:t>
             </w:r>
           </w:p>
         </w:tc>
@@ -14308,7 +14302,7 @@
                 <w:sz w:val="18"/>
                 <w:szCs w:val="18"/>
               </w:rPr>
-              <w:t xml:space="preserve">.card:hover 로 붙여 쓰기</w:t>
+              <w:t>.card:hover 로 붙여 쓰기</w:t>
             </w:r>
           </w:p>
         </w:tc>
@@ -14337,7 +14331,7 @@
                 <w:sz w:val="18"/>
                 <w:szCs w:val="18"/>
               </w:rPr>
-              <w:t xml:space="preserve">모서리 밖으로 튀어나옴</w:t>
+              <w:t>모서리 밖으로 튀어나옴</w:t>
             </w:r>
           </w:p>
         </w:tc>
@@ -14361,7 +14355,7 @@
                 <w:sz w:val="18"/>
                 <w:szCs w:val="18"/>
               </w:rPr>
-              <w:t xml:space="preserve">overflow 미설정</w:t>
+              <w:t>overflow 미설정</w:t>
             </w:r>
           </w:p>
         </w:tc>
@@ -14385,7 +14379,7 @@
                 <w:sz w:val="18"/>
                 <w:szCs w:val="18"/>
               </w:rPr>
-              <w:t xml:space="preserve">부모에 overflow: hidden</w:t>
+              <w:t>부모에 overflow: hidden</w:t>
             </w:r>
           </w:p>
         </w:tc>
@@ -14414,7 +14408,7 @@
                 <w:sz w:val="18"/>
                 <w:szCs w:val="18"/>
               </w:rPr>
-              <w:t xml:space="preserve">absolute 가 엉뚱한 곳에</w:t>
+              <w:t>absolute 가 엉뚱한 곳에</w:t>
             </w:r>
           </w:p>
         </w:tc>
@@ -14438,7 +14432,7 @@
                 <w:sz w:val="18"/>
                 <w:szCs w:val="18"/>
               </w:rPr>
-              <w:t xml:space="preserve">부모에 relative 없음</w:t>
+              <w:t>부모에 relative 없음</w:t>
             </w:r>
           </w:p>
         </w:tc>
@@ -14462,7 +14456,7 @@
                 <w:sz w:val="18"/>
                 <w:szCs w:val="18"/>
               </w:rPr>
-              <w:t xml:space="preserve">기준이 될 부모에 position: relative</w:t>
+              <w:t>기준이 될 부모에 position: relative</w:t>
             </w:r>
           </w:p>
         </w:tc>
@@ -14491,7 +14485,7 @@
                 <w:sz w:val="18"/>
                 <w:szCs w:val="18"/>
               </w:rPr>
-              <w:t xml:space="preserve">가로 스크롤 발생</w:t>
+              <w:t>가로 스크롤 발생</w:t>
             </w:r>
           </w:p>
         </w:tc>
@@ -14515,7 +14509,7 @@
                 <w:sz w:val="18"/>
                 <w:szCs w:val="18"/>
               </w:rPr>
-              <w:t xml:space="preserve">고정 px 너비</w:t>
+              <w:t>고정 px 너비</w:t>
             </w:r>
           </w:p>
         </w:tc>
@@ -14539,7 +14533,7 @@
                 <w:sz w:val="18"/>
                 <w:szCs w:val="18"/>
               </w:rPr>
-              <w:t xml:space="preserve">max-width 나 % 로 변경</w:t>
+              <w:t>max-width 나 % 로 변경</w:t>
             </w:r>
           </w:p>
         </w:tc>
@@ -14553,6 +14547,7 @@
     <w:p>
       <w:pPr>
         <w:pStyle w:val="1"/>
+        <w:pageBreakBefore/>
         <w:shd w:val="clear" w:color="auto" w:fill="1F3864"/>
         <w:spacing w:before="200" w:after="200"/>
         <w:ind w:left="150" w:right="150"/>
@@ -14565,7 +14560,8 @@
           <w:sz w:val="28"/>
           <w:szCs w:val="28"/>
         </w:rPr>
-        <w:t xml:space="preserve">부록 B.  본 교재 실습에 나오는 속성 총정리</w:t>
+        <w:lastRenderedPageBreak/>
+        <w:t>부록 B.  본 교재 실습에 나오는 속성 총정리</w:t>
       </w:r>
     </w:p>
     <w:tbl>
@@ -14617,7 +14613,7 @@
                 <w:sz w:val="18"/>
                 <w:szCs w:val="18"/>
               </w:rPr>
-              <w:t xml:space="preserve">분류</w:t>
+              <w:t>분류</w:t>
             </w:r>
           </w:p>
         </w:tc>
@@ -14644,7 +14640,7 @@
                 <w:sz w:val="18"/>
                 <w:szCs w:val="18"/>
               </w:rPr>
-              <w:t xml:space="preserve">속성</w:t>
+              <w:t>속성</w:t>
             </w:r>
           </w:p>
         </w:tc>
@@ -14673,7 +14669,7 @@
                 <w:sz w:val="18"/>
                 <w:szCs w:val="18"/>
               </w:rPr>
-              <w:t xml:space="preserve">초기화</w:t>
+              <w:t>초기화</w:t>
             </w:r>
           </w:p>
         </w:tc>
@@ -14697,7 +14693,7 @@
                 <w:sz w:val="18"/>
                 <w:szCs w:val="18"/>
               </w:rPr>
-              <w:t xml:space="preserve">margin, padding, box-sizing</w:t>
+              <w:t>margin, padding, box-sizing</w:t>
             </w:r>
           </w:p>
         </w:tc>
@@ -14726,7 +14722,7 @@
                 <w:sz w:val="18"/>
                 <w:szCs w:val="18"/>
               </w:rPr>
-              <w:t xml:space="preserve">배치</w:t>
+              <w:t>배치</w:t>
             </w:r>
           </w:p>
         </w:tc>
@@ -14750,7 +14746,7 @@
                 <w:sz w:val="18"/>
                 <w:szCs w:val="18"/>
               </w:rPr>
-              <w:t xml:space="preserve">display, justify-content, align-items, gap, flex-wrap, flex-direction</w:t>
+              <w:t>display, justify-content, align-items, gap, flex-wrap, flex-direction</w:t>
             </w:r>
           </w:p>
         </w:tc>
@@ -14779,7 +14775,7 @@
                 <w:sz w:val="18"/>
                 <w:szCs w:val="18"/>
               </w:rPr>
-              <w:t xml:space="preserve">격자</w:t>
+              <w:t>격자</w:t>
             </w:r>
           </w:p>
         </w:tc>
@@ -14803,7 +14799,7 @@
                 <w:sz w:val="18"/>
                 <w:szCs w:val="18"/>
               </w:rPr>
-              <w:t xml:space="preserve">grid-template-columns, repeat(), fr, minmax(), auto-fit</w:t>
+              <w:t>grid-template-columns, repeat(), fr, minmax(), auto-fit</w:t>
             </w:r>
           </w:p>
         </w:tc>
@@ -14832,7 +14828,7 @@
                 <w:sz w:val="18"/>
                 <w:szCs w:val="18"/>
               </w:rPr>
-              <w:t xml:space="preserve">크기</w:t>
+              <w:t>크기</w:t>
             </w:r>
           </w:p>
         </w:tc>
@@ -14856,7 +14852,7 @@
                 <w:sz w:val="18"/>
                 <w:szCs w:val="18"/>
               </w:rPr>
-              <w:t xml:space="preserve">width, max-width, height, vh</w:t>
+              <w:t>width, max-width, height, vh</w:t>
             </w:r>
           </w:p>
         </w:tc>
@@ -14885,7 +14881,7 @@
                 <w:sz w:val="18"/>
                 <w:szCs w:val="18"/>
               </w:rPr>
-              <w:t xml:space="preserve">여백</w:t>
+              <w:t>여백</w:t>
             </w:r>
           </w:p>
         </w:tc>
@@ -14909,7 +14905,7 @@
                 <w:sz w:val="18"/>
                 <w:szCs w:val="18"/>
               </w:rPr>
-              <w:t xml:space="preserve">margin, padding, margin: 0 auto</w:t>
+              <w:t>margin, padding, margin: 0 auto</w:t>
             </w:r>
           </w:p>
         </w:tc>
@@ -14938,7 +14934,7 @@
                 <w:sz w:val="18"/>
                 <w:szCs w:val="18"/>
               </w:rPr>
-              <w:t xml:space="preserve">글자</w:t>
+              <w:t>글자</w:t>
             </w:r>
           </w:p>
         </w:tc>
@@ -14962,7 +14958,7 @@
                 <w:sz w:val="18"/>
                 <w:szCs w:val="18"/>
               </w:rPr>
-              <w:t xml:space="preserve">font-family, font-size, font-weight, line-height, text-align, text-decoration, letter-spacing, color</w:t>
+              <w:t>font-family, font-size, font-weight, line-height, text-align, text-decoration, letter-spacing, color</w:t>
             </w:r>
           </w:p>
         </w:tc>
@@ -14991,7 +14987,7 @@
                 <w:sz w:val="18"/>
                 <w:szCs w:val="18"/>
               </w:rPr>
-              <w:t xml:space="preserve">꾸미기</w:t>
+              <w:t>꾸미기</w:t>
             </w:r>
           </w:p>
         </w:tc>
@@ -15015,7 +15011,7 @@
                 <w:sz w:val="18"/>
                 <w:szCs w:val="18"/>
               </w:rPr>
-              <w:t xml:space="preserve">background-color, border, border-bottom, border-radius, box-shadow, overflow</w:t>
+              <w:t>background-color, border, border-bottom, border-radius, box-shadow, overflow</w:t>
             </w:r>
           </w:p>
         </w:tc>
@@ -15044,7 +15040,7 @@
                 <w:sz w:val="18"/>
                 <w:szCs w:val="18"/>
               </w:rPr>
-              <w:t xml:space="preserve">효과</w:t>
+              <w:t>효과</w:t>
             </w:r>
           </w:p>
         </w:tc>
@@ -15068,7 +15064,7 @@
                 <w:sz w:val="18"/>
                 <w:szCs w:val="18"/>
               </w:rPr>
-              <w:t xml:space="preserve">transition, transform, :hover</w:t>
+              <w:t>transition, transform, :hover</w:t>
             </w:r>
           </w:p>
         </w:tc>
@@ -15082,6 +15078,7 @@
     <w:p>
       <w:pPr>
         <w:pStyle w:val="1"/>
+        <w:pageBreakBefore/>
         <w:shd w:val="clear" w:color="auto" w:fill="1F3864"/>
         <w:spacing w:before="200" w:after="200"/>
         <w:ind w:left="150" w:right="150"/>
@@ -15094,7 +15091,8 @@
           <w:sz w:val="28"/>
           <w:szCs w:val="28"/>
         </w:rPr>
-        <w:t xml:space="preserve">다음 단계</w:t>
+        <w:lastRenderedPageBreak/>
+        <w:t>다음 단계</w:t>
       </w:r>
     </w:p>
     <w:p>
@@ -15102,7 +15100,7 @@
         <w:spacing w:after="80"/>
       </w:pPr>
       <w:r>
-        <w:t xml:space="preserve">여기까지 읽었다면 본 교재의 1부와 2부는 막힘없이 진행할 수 있습니다. 3부에 들어가기 전에 「JavaScript 기초」(03_JavaScript_기초.docx)를 읽으세요. 3부는 난이도가 한 단계 올라가므로 문법을 미리 훑어두면 차이가 큽니다.</w:t>
+        <w:t>여기까지 읽었다면 본 교재의 1부와 2부는 막힘없이 진행할 수 있습니다. 3부에 들어가기 전에 「JavaScript 기초」(03_JavaScript_기초.docx)를 읽으세요. 3부는 난이도가 한 단계 올라가므로 문법을 미리 훑어두면 차이가 큽니다.</w:t>
       </w:r>
     </w:p>
     <w:p>
@@ -15130,16 +15128,12 @@
           <w:sz w:val="19"/>
           <w:szCs w:val="19"/>
         </w:rPr>
-        <w:t xml:space="preserve">CSS 는 외우는 과목이 아니라 실험하는 과목입니다. F12 → Elements 탭에서 값을 직접 바꿔보면 새로고침 없이 즉시 결과가 보이고, 새로고침하면 원래대로 돌아옵니다. 마음껏 망가뜨려 보세요.</w:t>
+        <w:t>CSS 는 외우는 과목이 아니라 실험하는 과목입니다. F12 → Elements 탭에서 값을 직접 바꿔보면 새로고침 없이 즉시 결과가 보이고, 새로고침하면 원래대로 돌아옵니다. 마음껏 망가뜨려 보세요.</w:t>
       </w:r>
     </w:p>
     <w:sectPr>
-      <w:headerReference w:type="even" r:id="rId38"/>
-      <w:headerReference w:type="default" r:id="rId39"/>
-      <w:footerReference w:type="even" r:id="rId40"/>
-      <w:footerReference w:type="default" r:id="rId41"/>
-      <w:headerReference w:type="first" r:id="rId42"/>
-      <w:footerReference w:type="first" r:id="rId43"/>
+      <w:headerReference w:type="default" r:id="rId8"/>
+      <w:footerReference w:type="default" r:id="rId9"/>
       <w:pgSz w:w="11906" w:h="16838"/>
       <w:pgMar w:top="1300" w:right="1400" w:bottom="1300" w:left="1400" w:header="708" w:footer="708" w:gutter="0"/>
       <w:cols w:space="720"/>
@@ -15175,16 +15169,6 @@
 </file>
 
 <file path=word/footer1.xml><?xml version="1.0" encoding="utf-8"?>
-<w:ftr xmlns:wpc="http://schemas.microsoft.com/office/word/2010/wordprocessingCanvas" xmlns:cx="http://schemas.microsoft.com/office/drawing/2014/chartex" xmlns:mc="http://schemas.openxmlformats.org/markup-compatibility/2006" xmlns:o="urn:schemas-microsoft-com:office:office" xmlns:r="http://schemas.openxmlformats.org/officeDocument/2006/relationships" xmlns:m="http://schemas.openxmlformats.org/officeDocument/2006/math" xmlns:v="urn:schemas-microsoft-com:vml" xmlns:wp14="http://schemas.microsoft.com/office/word/2010/wordprocessingDrawing" xmlns:wp="http://schemas.openxmlformats.org/drawingml/2006/wordprocessingDrawing" xmlns:w10="urn:schemas-microsoft-com:office:word" xmlns:w="http://schemas.openxmlformats.org/wordprocessingml/2006/main" xmlns:w14="http://schemas.microsoft.com/office/word/2010/wordml" xmlns:w15="http://schemas.microsoft.com/office/word/2012/wordml" xmlns:w16se="http://schemas.microsoft.com/office/word/2015/wordml/symex" xmlns:wpg="http://schemas.microsoft.com/office/word/2010/wordprocessingGroup" xmlns:wpi="http://schemas.microsoft.com/office/word/2010/wordprocessingInk" xmlns:wne="http://schemas.microsoft.com/office/word/2006/wordml" xmlns:wps="http://schemas.microsoft.com/office/word/2010/wordprocessingShape" mc:Ignorable="w14 w15 w16se wp14">
-  <w:p>
-    <w:pPr>
-      <w:pStyle w:val="ab"/>
-    </w:pPr>
-  </w:p>
-</w:ftr>
-</file>
-
-<file path=word/footer2.xml><?xml version="1.0" encoding="utf-8"?>
 <w:ftr xmlns:wpc="http://schemas.microsoft.com/office/word/2010/wordprocessingCanvas" xmlns:cx="http://schemas.microsoft.com/office/drawing/2014/chartex" xmlns:mc="http://schemas.openxmlformats.org/markup-compatibility/2006" xmlns:o="urn:schemas-microsoft-com:office:office" xmlns:r="http://schemas.openxmlformats.org/officeDocument/2006/relationships" xmlns:m="http://schemas.openxmlformats.org/officeDocument/2006/math" xmlns:v="urn:schemas-microsoft-com:vml" xmlns:wp14="http://schemas.microsoft.com/office/word/2010/wordprocessingDrawing" xmlns:wp="http://schemas.openxmlformats.org/drawingml/2006/wordprocessingDrawing" xmlns:w10="urn:schemas-microsoft-com:office:word" xmlns:w="http://schemas.openxmlformats.org/wordprocessingml/2006/main" xmlns:w14="http://schemas.microsoft.com/office/word/2010/wordml" xmlns:w15="http://schemas.microsoft.com/office/word/2012/wordml" xmlns:w16se="http://schemas.microsoft.com/office/word/2015/wordml/symex" xmlns:wpg="http://schemas.microsoft.com/office/word/2010/wordprocessingGroup" xmlns:wpi="http://schemas.microsoft.com/office/word/2010/wordprocessingInk" xmlns:wne="http://schemas.microsoft.com/office/word/2006/wordml" xmlns:wps="http://schemas.microsoft.com/office/word/2010/wordprocessingShape" mc:Ignorable="w14 w15 w16se wp14">
   <w:p>
     <w:pPr>
@@ -15198,15 +15182,6 @@
       </w:rPr>
       <w:t xml:space="preserve">CSS 기초 · 단계별 실습 교재 부속 자료   </w:t>
     </w:r>
-    <w:proofErr w:type="gramStart"/>
-    <w:r>
-      <w:rPr>
-        <w:color w:val="999999"/>
-        <w:sz w:val="16"/>
-        <w:szCs w:val="16"/>
-      </w:rPr>
-    </w:r>
-    <w:proofErr w:type="gramEnd"/>
     <w:r>
       <w:rPr>
         <w:color w:val="999999"/>
@@ -15238,7 +15213,7 @@
         <w:sz w:val="16"/>
         <w:szCs w:val="16"/>
       </w:rPr>
-      <w:t>48</w:t>
+      <w:t>21</w:t>
     </w:r>
     <w:r>
       <w:rPr>
@@ -15252,16 +15227,6 @@
 </w:ftr>
 </file>
 
-<file path=word/footer3.xml><?xml version="1.0" encoding="utf-8"?>
-<w:ftr xmlns:wpc="http://schemas.microsoft.com/office/word/2010/wordprocessingCanvas" xmlns:cx="http://schemas.microsoft.com/office/drawing/2014/chartex" xmlns:mc="http://schemas.openxmlformats.org/markup-compatibility/2006" xmlns:o="urn:schemas-microsoft-com:office:office" xmlns:r="http://schemas.openxmlformats.org/officeDocument/2006/relationships" xmlns:m="http://schemas.openxmlformats.org/officeDocument/2006/math" xmlns:v="urn:schemas-microsoft-com:vml" xmlns:wp14="http://schemas.microsoft.com/office/word/2010/wordprocessingDrawing" xmlns:wp="http://schemas.openxmlformats.org/drawingml/2006/wordprocessingDrawing" xmlns:w10="urn:schemas-microsoft-com:office:word" xmlns:w="http://schemas.openxmlformats.org/wordprocessingml/2006/main" xmlns:w14="http://schemas.microsoft.com/office/word/2010/wordml" xmlns:w15="http://schemas.microsoft.com/office/word/2012/wordml" xmlns:w16se="http://schemas.microsoft.com/office/word/2015/wordml/symex" xmlns:wpg="http://schemas.microsoft.com/office/word/2010/wordprocessingGroup" xmlns:wpi="http://schemas.microsoft.com/office/word/2010/wordprocessingInk" xmlns:wne="http://schemas.microsoft.com/office/word/2006/wordml" xmlns:wps="http://schemas.microsoft.com/office/word/2010/wordprocessingShape" mc:Ignorable="w14 w15 w16se wp14">
-  <w:p>
-    <w:pPr>
-      <w:pStyle w:val="ab"/>
-    </w:pPr>
-  </w:p>
-</w:ftr>
-</file>
-
 <file path=word/footnotes.xml><?xml version="1.0" encoding="utf-8"?>
 <w:footnotes xmlns:wpc="http://schemas.microsoft.com/office/word/2010/wordprocessingCanvas" xmlns:cx="http://schemas.microsoft.com/office/drawing/2014/chartex" xmlns:mc="http://schemas.openxmlformats.org/markup-compatibility/2006" xmlns:o="urn:schemas-microsoft-com:office:office" xmlns:r="http://schemas.openxmlformats.org/officeDocument/2006/relationships" xmlns:m="http://schemas.openxmlformats.org/officeDocument/2006/math" xmlns:v="urn:schemas-microsoft-com:vml" xmlns:wp14="http://schemas.microsoft.com/office/word/2010/wordprocessingDrawing" xmlns:wp="http://schemas.openxmlformats.org/drawingml/2006/wordprocessingDrawing" xmlns:w10="urn:schemas-microsoft-com:office:word" xmlns:w="http://schemas.openxmlformats.org/wordprocessingml/2006/main" xmlns:w14="http://schemas.microsoft.com/office/word/2010/wordml" xmlns:w15="http://schemas.microsoft.com/office/word/2012/wordml" xmlns:w16se="http://schemas.microsoft.com/office/word/2015/wordml/symex" xmlns:wpg="http://schemas.microsoft.com/office/word/2010/wordprocessingGroup" xmlns:wpi="http://schemas.microsoft.com/office/word/2010/wordprocessingInk" xmlns:wne="http://schemas.microsoft.com/office/word/2006/wordml" xmlns:wps="http://schemas.microsoft.com/office/word/2010/wordprocessingShape" mc:Ignorable="w14 w15 w16se wp14">
   <w:footnote w:type="separator" w:id="-1">
@@ -15288,16 +15253,6 @@
 </file>
 
 <file path=word/header1.xml><?xml version="1.0" encoding="utf-8"?>
-<w:hdr xmlns:wpc="http://schemas.microsoft.com/office/word/2010/wordprocessingCanvas" xmlns:cx="http://schemas.microsoft.com/office/drawing/2014/chartex" xmlns:mc="http://schemas.openxmlformats.org/markup-compatibility/2006" xmlns:o="urn:schemas-microsoft-com:office:office" xmlns:r="http://schemas.openxmlformats.org/officeDocument/2006/relationships" xmlns:m="http://schemas.openxmlformats.org/officeDocument/2006/math" xmlns:v="urn:schemas-microsoft-com:vml" xmlns:wp14="http://schemas.microsoft.com/office/word/2010/wordprocessingDrawing" xmlns:wp="http://schemas.openxmlformats.org/drawingml/2006/wordprocessingDrawing" xmlns:w10="urn:schemas-microsoft-com:office:word" xmlns:w="http://schemas.openxmlformats.org/wordprocessingml/2006/main" xmlns:w14="http://schemas.microsoft.com/office/word/2010/wordml" xmlns:w15="http://schemas.microsoft.com/office/word/2012/wordml" xmlns:w16se="http://schemas.microsoft.com/office/word/2015/wordml/symex" xmlns:wpg="http://schemas.microsoft.com/office/word/2010/wordprocessingGroup" xmlns:wpi="http://schemas.microsoft.com/office/word/2010/wordprocessingInk" xmlns:wne="http://schemas.microsoft.com/office/word/2006/wordml" xmlns:wps="http://schemas.microsoft.com/office/word/2010/wordprocessingShape" mc:Ignorable="w14 w15 w16se wp14">
-  <w:p>
-    <w:pPr>
-      <w:pStyle w:val="aa"/>
-    </w:pPr>
-  </w:p>
-</w:hdr>
-</file>
-
-<file path=word/header2.xml><?xml version="1.0" encoding="utf-8"?>
 <w:hdr xmlns:wpc="http://schemas.microsoft.com/office/word/2010/wordprocessingCanvas" xmlns:cx="http://schemas.microsoft.com/office/drawing/2014/chartex" xmlns:mc="http://schemas.openxmlformats.org/markup-compatibility/2006" xmlns:o="urn:schemas-microsoft-com:office:office" xmlns:r="http://schemas.openxmlformats.org/officeDocument/2006/relationships" xmlns:m="http://schemas.openxmlformats.org/officeDocument/2006/math" xmlns:v="urn:schemas-microsoft-com:vml" xmlns:wp14="http://schemas.microsoft.com/office/word/2010/wordprocessingDrawing" xmlns:wp="http://schemas.openxmlformats.org/drawingml/2006/wordprocessingDrawing" xmlns:w10="urn:schemas-microsoft-com:office:word" xmlns:w="http://schemas.openxmlformats.org/wordprocessingml/2006/main" xmlns:w14="http://schemas.microsoft.com/office/word/2010/wordml" xmlns:w15="http://schemas.microsoft.com/office/word/2012/wordml" xmlns:w16se="http://schemas.microsoft.com/office/word/2015/wordml/symex" xmlns:wpg="http://schemas.microsoft.com/office/word/2010/wordprocessingGroup" xmlns:wpi="http://schemas.microsoft.com/office/word/2010/wordprocessingInk" xmlns:wne="http://schemas.microsoft.com/office/word/2006/wordml" xmlns:wps="http://schemas.microsoft.com/office/word/2010/wordprocessingShape" mc:Ignorable="w14 w15 w16se wp14">
   <w:sdt>
     <w:sdtPr>
@@ -15328,7 +15283,7 @@
             <w:noProof/>
             <w:lang w:val="ko-KR"/>
           </w:rPr>
-          <w:t>48</w:t>
+          <w:t>21</w:t>
         </w:r>
         <w:r>
           <w:fldChar w:fldCharType="end"/>
@@ -15336,16 +15291,6 @@
       </w:p>
     </w:sdtContent>
   </w:sdt>
-</w:hdr>
-</file>
-
-<file path=word/header3.xml><?xml version="1.0" encoding="utf-8"?>
-<w:hdr xmlns:wpc="http://schemas.microsoft.com/office/word/2010/wordprocessingCanvas" xmlns:cx="http://schemas.microsoft.com/office/drawing/2014/chartex" xmlns:mc="http://schemas.openxmlformats.org/markup-compatibility/2006" xmlns:o="urn:schemas-microsoft-com:office:office" xmlns:r="http://schemas.openxmlformats.org/officeDocument/2006/relationships" xmlns:m="http://schemas.openxmlformats.org/officeDocument/2006/math" xmlns:v="urn:schemas-microsoft-com:vml" xmlns:wp14="http://schemas.microsoft.com/office/word/2010/wordprocessingDrawing" xmlns:wp="http://schemas.openxmlformats.org/drawingml/2006/wordprocessingDrawing" xmlns:w10="urn:schemas-microsoft-com:office:word" xmlns:w="http://schemas.openxmlformats.org/wordprocessingml/2006/main" xmlns:w14="http://schemas.microsoft.com/office/word/2010/wordml" xmlns:w15="http://schemas.microsoft.com/office/word/2012/wordml" xmlns:w16se="http://schemas.microsoft.com/office/word/2015/wordml/symex" xmlns:wpg="http://schemas.microsoft.com/office/word/2010/wordprocessingGroup" xmlns:wpi="http://schemas.microsoft.com/office/word/2010/wordprocessingInk" xmlns:wne="http://schemas.microsoft.com/office/word/2006/wordml" xmlns:wps="http://schemas.microsoft.com/office/word/2010/wordprocessingShape" mc:Ignorable="w14 w15 w16se wp14">
-  <w:p>
-    <w:pPr>
-      <w:pStyle w:val="aa"/>
-    </w:pPr>
-  </w:p>
 </w:hdr>
 </file>
 
@@ -16341,7 +16286,7 @@
 </file>
 
 <file path=customXml/itemProps1.xml><?xml version="1.0" encoding="utf-8"?>
-<ds:datastoreItem xmlns:ds="http://schemas.openxmlformats.org/officeDocument/2006/customXml" ds:itemID="{E33CEE23-E5AC-44D4-B95D-36C37E833F2A}">
+<ds:datastoreItem xmlns:ds="http://schemas.openxmlformats.org/officeDocument/2006/customXml" ds:itemID="{FE05F1FE-F577-4D1A-A30D-E0D886428222}">
   <ds:schemaRefs>
     <ds:schemaRef ds:uri="http://schemas.openxmlformats.org/officeDocument/2006/bibliography"/>
   </ds:schemaRefs>

--- a/docs/02_CSS_기초.docx
+++ b/docs/02_CSS_기초.docx
@@ -16286,7 +16286,7 @@
 </file>
 
 <file path=customXml/itemProps1.xml><?xml version="1.0" encoding="utf-8"?>
-<ds:datastoreItem xmlns:ds="http://schemas.openxmlformats.org/officeDocument/2006/customXml" ds:itemID="{FE05F1FE-F577-4D1A-A30D-E0D886428222}">
+<ds:datastoreItem xmlns:ds="http://schemas.openxmlformats.org/officeDocument/2006/customXml" ds:itemID="{EFBFA884-D67D-4293-9299-A53E8111B3E4}">
   <ds:schemaRefs>
     <ds:schemaRef ds:uri="http://schemas.openxmlformats.org/officeDocument/2006/bibliography"/>
   </ds:schemaRefs>
